--- a/public/CONTOH SURAT PERMOHONAN IZIN PENELITIAN.docx
+++ b/public/CONTOH SURAT PERMOHONAN IZIN PENELITIAN.docx
@@ -69,6 +69,15 @@
           <w:szCs w:val="28"/>
         </w:rPr>
       </w:r>
+      <w:r>
+        <w:rPr>
+          <w:rFonts w:ascii="Arial" w:hAnsi="Arial" w:cs="Arial"/>
+          <w:b/>
+          <w:bCs/>
+          <w:sz w:val="28"/>
+          <w:szCs w:val="28"/>
+        </w:rPr>
+      </w:r>
     </w:p>
     <w:p>
       <w:pPr>
@@ -96,6 +105,13 @@
           <w:bCs/>
         </w:rPr>
       </w:r>
+      <w:r>
+        <w:rPr>
+          <w:rFonts w:ascii="Arial" w:hAnsi="Arial" w:cs="Arial"/>
+          <w:b/>
+          <w:bCs/>
+        </w:rPr>
+      </w:r>
     </w:p>
     <w:p>
       <w:pPr>
@@ -154,6 +170,11 @@
           <w:rFonts w:ascii="Arial" w:hAnsi="Arial" w:cs="Arial"/>
         </w:rPr>
         <w:t xml:space="preserve">  </w:t>
+      </w:r>
+      <w:r>
+        <w:rPr>
+          <w:rFonts w:ascii="Arial" w:hAnsi="Arial" w:cs="Arial"/>
+        </w:rPr>
       </w:r>
       <w:r>
         <w:rPr>
@@ -240,11 +261,6 @@
         <w:t xml:space="preserve">:  </w:t>
       </w:r>
       <w:r>
-        <w:rPr>
-          <w:rFonts w:ascii="Arial" w:hAnsi="Arial" w:cs="Arial"/>
-        </w:rPr>
-      </w:r>
-      <w:r>
         <w:t xml:space="preserve">${tempat_tanggal_lahir}</w:t>
       </w:r>
       <w:r>
@@ -282,11 +298,6 @@
         <w:t xml:space="preserve">:  </w:t>
       </w:r>
       <w:r>
-        <w:rPr>
-          <w:rFonts w:ascii="Arial" w:hAnsi="Arial" w:cs="Arial"/>
-        </w:rPr>
-      </w:r>
-      <w:r>
         <w:t xml:space="preserve">${pekerjaan_pendidikan}</w:t>
       </w:r>
       <w:r>
@@ -340,11 +351,6 @@
           <w:rFonts w:ascii="Arial" w:hAnsi="Arial" w:cs="Arial"/>
         </w:rPr>
         <w:t xml:space="preserve">  </w:t>
-      </w:r>
-      <w:r>
-        <w:rPr>
-          <w:rFonts w:ascii="Arial" w:hAnsi="Arial" w:cs="Arial"/>
-        </w:rPr>
       </w:r>
       <w:r>
         <w:t xml:space="preserve">${semester}</w:t>
@@ -457,11 +463,6 @@
         <w:t xml:space="preserve">  </w:t>
       </w:r>
       <w:r>
-        <w:rPr>
-          <w:rFonts w:ascii="Arial" w:hAnsi="Arial" w:cs="Arial"/>
-        </w:rPr>
-      </w:r>
-      <w:r>
         <w:t xml:space="preserve">${alamat_kantor}</w:t>
       </w:r>
       <w:r>
@@ -515,11 +516,6 @@
           <w:rFonts w:ascii="Arial" w:hAnsi="Arial" w:cs="Arial"/>
         </w:rPr>
         <w:t xml:space="preserve">  </w:t>
-      </w:r>
-      <w:r>
-        <w:rPr>
-          <w:rFonts w:ascii="Arial" w:hAnsi="Arial" w:cs="Arial"/>
-        </w:rPr>
       </w:r>
       <w:r>
         <w:t xml:space="preserve">${alamat_institusi}</w:t>
@@ -675,11 +671,6 @@
         <w:t xml:space="preserve">  </w:t>
       </w:r>
       <w:r>
-        <w:rPr>
-          <w:rFonts w:ascii="Arial" w:hAnsi="Arial" w:cs="Arial"/>
-        </w:rPr>
-      </w:r>
-      <w:r>
         <w:t xml:space="preserve">${nomor_pegawai}</w:t>
       </w:r>
       <w:r>
@@ -744,6 +735,11 @@
           <w:rFonts w:ascii="Arial" w:hAnsi="Arial" w:cs="Arial"/>
         </w:rPr>
         <w:t xml:space="preserve">an Politik Kabupaten Subang, Untuk Mengadakan :</w:t>
+      </w:r>
+      <w:r>
+        <w:rPr>
+          <w:rFonts w:ascii="Arial" w:hAnsi="Arial" w:cs="Arial"/>
+        </w:rPr>
       </w:r>
       <w:r>
         <w:rPr>
@@ -1027,21 +1023,6 @@
       </w:r>
       <w:r>
         <w:t xml:space="preserve">${judul_pembicara}</w:t>
-      </w:r>
-      <w:r>
-        <w:rPr>
-          <w:rFonts w:ascii="Arial" w:hAnsi="Arial" w:cs="Arial"/>
-        </w:rPr>
-      </w:r>
-      <w:r>
-        <w:rPr>
-          <w:rFonts w:ascii="Arial" w:hAnsi="Arial" w:cs="Arial"/>
-        </w:rPr>
-      </w:r>
-      <w:r>
-        <w:rPr>
-          <w:rFonts w:ascii="Arial" w:hAnsi="Arial" w:cs="Arial"/>
-        </w:rPr>
       </w:r>
       <w:r>
         <w:rPr>
@@ -1111,7 +1092,6 @@
       <w:r>
         <w:rPr>
           <w:rFonts w:ascii="Arial" w:hAnsi="Arial" w:cs="Arial"/>
-          <w:lang w:val="en-US"/>
         </w:rPr>
       </w:r>
       <w:r>
@@ -1154,7 +1134,6 @@
       <w:r>
         <w:rPr>
           <w:rFonts w:ascii="Arial" w:hAnsi="Arial" w:cs="Arial"/>
-          <w:lang w:val="en-US"/>
         </w:rPr>
       </w:r>
       <w:r>
@@ -1199,11 +1178,6 @@
         <w:t xml:space="preserve">  </w:t>
       </w:r>
       <w:r>
-        <w:rPr>
-          <w:rFonts w:ascii="Arial" w:hAnsi="Arial" w:cs="Arial"/>
-        </w:rPr>
-      </w:r>
-      <w:r>
         <w:t xml:space="preserve">${banyak_peserta}</w:t>
       </w:r>
       <w:r>
@@ -1218,6 +1192,11 @@
           <w:rFonts w:ascii="Arial" w:hAnsi="Arial" w:cs="Arial"/>
         </w:rPr>
         <w:t xml:space="preserve">Orang</w:t>
+      </w:r>
+      <w:r>
+        <w:rPr>
+          <w:rFonts w:ascii="Arial" w:hAnsi="Arial" w:cs="Arial"/>
+        </w:rPr>
       </w:r>
       <w:r>
         <w:rPr>
@@ -1308,6 +1287,11 @@
           <w:rFonts w:ascii="Arial" w:hAnsi="Arial" w:cs="Arial"/>
         </w:rPr>
       </w:r>
+      <w:r>
+        <w:rPr>
+          <w:rFonts w:ascii="Arial" w:hAnsi="Arial" w:cs="Arial"/>
+        </w:rPr>
+      </w:r>
     </w:p>
     <w:p>
       <w:pPr>
@@ -1369,11 +1353,6 @@
         <w:t xml:space="preserve">Subang, </w:t>
       </w:r>
       <w:r>
-        <w:rPr>
-          <w:rFonts w:ascii="Arial" w:hAnsi="Arial" w:cs="Arial"/>
-        </w:rPr>
-      </w:r>
-      <w:r>
         <w:t xml:space="preserve">${tanggal_surat}</w:t>
       </w:r>
       <w:r>
@@ -1469,6 +1448,13 @@
           <w:bCs/>
         </w:rPr>
       </w:r>
+      <w:r>
+        <w:rPr>
+          <w:rFonts w:ascii="Arial" w:hAnsi="Arial" w:cs="Arial"/>
+          <w:b/>
+          <w:bCs/>
+        </w:rPr>
+      </w:r>
     </w:p>
     <w:p>
       <w:pPr>
@@ -1561,6 +1547,13 @@
           <w:bCs/>
         </w:rPr>
         <w:tab/>
+      </w:r>
+      <w:r>
+        <w:rPr>
+          <w:rFonts w:ascii="Arial" w:hAnsi="Arial" w:cs="Arial"/>
+          <w:b/>
+          <w:bCs/>
+        </w:rPr>
       </w:r>
       <w:r>
         <w:rPr>
@@ -1584,6 +1577,15 @@
           <w:szCs w:val="24"/>
         </w:rPr>
       </w:pPr>
+      <w:r>
+        <w:rPr>
+          <w:rFonts w:ascii="Arial" w:hAnsi="Arial" w:cs="Arial"/>
+          <w:b/>
+          <w:bCs/>
+          <w:sz w:val="24"/>
+          <w:szCs w:val="24"/>
+        </w:rPr>
+      </w:r>
       <w:r>
         <w:rPr>
           <w:rFonts w:ascii="Arial" w:hAnsi="Arial" w:cs="Arial"/>
@@ -1722,7 +1724,6 @@
       <w:r>
         <w:t xml:space="preserve">${nama}</w:t>
       </w:r>
-      <w:r/>
       <w:r>
         <w:rPr>
           <w:rFonts w:ascii="Arial" w:hAnsi="Arial" w:cs="Arial"/>
@@ -1767,6 +1768,13 @@
           <w:bCs/>
         </w:rPr>
       </w:r>
+      <w:r>
+        <w:rPr>
+          <w:rFonts w:ascii="Arial" w:hAnsi="Arial" w:cs="Arial"/>
+          <w:b/>
+          <w:bCs/>
+        </w:rPr>
+      </w:r>
     </w:p>
     <w:p>
       <w:pPr>
@@ -1794,6 +1802,13 @@
           <w:bCs/>
         </w:rPr>
       </w:r>
+      <w:r>
+        <w:rPr>
+          <w:rFonts w:ascii="Arial" w:hAnsi="Arial" w:cs="Arial"/>
+          <w:b/>
+          <w:bCs/>
+        </w:rPr>
+      </w:r>
     </w:p>
     <w:p>
       <w:pPr>
@@ -1831,11 +1846,6 @@
       </w:r>
       <w:r>
         <w:t xml:space="preserve">${nama}</w:t>
-      </w:r>
-      <w:r>
-        <w:rPr>
-          <w:rFonts w:ascii="Arial" w:hAnsi="Arial" w:cs="Arial"/>
-        </w:rPr>
       </w:r>
       <w:r>
         <w:rPr>
@@ -1860,11 +1870,6 @@
         <w:t xml:space="preserve"> </w:t>
       </w:r>
       <w:r>
-        <w:rPr>
-          <w:rFonts w:ascii="Arial" w:hAnsi="Arial" w:cs="Arial"/>
-        </w:rPr>
-      </w:r>
-      <w:r>
         <w:t xml:space="preserve">${tinggi_badan}</w:t>
       </w:r>
       <w:r>
@@ -1919,11 +1924,6 @@
         <w:rPr>
           <w:rFonts w:ascii="Arial" w:hAnsi="Arial" w:cs="Arial"/>
         </w:rPr>
-      </w:r>
-      <w:r>
-        <w:rPr>
-          <w:rFonts w:ascii="Arial" w:hAnsi="Arial" w:cs="Arial"/>
-        </w:rPr>
         <w:tab/>
       </w:r>
       <w:r>
@@ -2035,11 +2035,6 @@
         <w:t xml:space="preserve"> </w:t>
       </w:r>
       <w:r>
-        <w:rPr>
-          <w:rFonts w:ascii="Arial" w:hAnsi="Arial" w:cs="Arial"/>
-        </w:rPr>
-      </w:r>
-      <w:r>
         <w:t xml:space="preserve">${warna_kulit}</w:t>
       </w:r>
       <w:r>
@@ -2289,11 +2284,6 @@
         <w:t xml:space="preserve"> </w:t>
       </w:r>
       <w:r>
-        <w:rPr>
-          <w:rFonts w:ascii="Arial" w:hAnsi="Arial" w:cs="Arial"/>
-        </w:rPr>
-      </w:r>
-      <w:r>
         <w:t xml:space="preserve">${ciri_khusus}</w:t>
       </w:r>
       <w:r>
@@ -2476,11 +2466,6 @@
         <w:t xml:space="preserve"> </w:t>
       </w:r>
       <w:r>
-        <w:rPr>
-          <w:rFonts w:ascii="Arial" w:hAnsi="Arial" w:cs="Arial"/>
-        </w:rPr>
-      </w:r>
-      <w:r>
         <w:t xml:space="preserve">${no_hp}</w:t>
       </w:r>
       <w:r>
@@ -2576,11 +2561,9 @@
         <w:tab/>
         <w:t xml:space="preserve">:  </w:t>
       </w:r>
-      <w:r/>
       <w:r>
         <w:t xml:space="preserve">${pekerjaan}</w:t>
       </w:r>
-      <w:r/>
       <w:r>
         <w:rPr>
           <w:rFonts w:ascii="Arial" w:hAnsi="Arial" w:cs="Arial"/>
@@ -2714,6 +2697,13 @@
           <w:iCs/>
         </w:rPr>
       </w:r>
+      <w:r>
+        <w:rPr>
+          <w:rFonts w:ascii="Arial" w:hAnsi="Arial" w:cs="Arial"/>
+          <w:i/>
+          <w:iCs/>
+        </w:rPr>
+      </w:r>
     </w:p>
     <w:p>
       <w:pPr>
@@ -2733,6 +2723,13 @@
           <w:bCs/>
         </w:rPr>
         <w:t xml:space="preserve">_________________________________________________________________________</w:t>
+      </w:r>
+      <w:r>
+        <w:rPr>
+          <w:rFonts w:ascii="Arial" w:hAnsi="Arial" w:cs="Arial"/>
+          <w:b/>
+          <w:bCs/>
+        </w:rPr>
       </w:r>
       <w:r>
         <w:rPr>
@@ -2780,7 +2777,6 @@
             <w:r>
               <w:t xml:space="preserve">${tanggal_surat}</w:t>
             </w:r>
-            <w:r/>
             <w:r>
               <w:rPr>
                 <w:rFonts w:ascii="Arial" w:hAnsi="Arial" w:cs="Arial"/>
@@ -2813,6 +2809,11 @@
                 <w:rFonts w:ascii="Arial" w:hAnsi="Arial" w:cs="Arial"/>
               </w:rPr>
             </w:r>
+            <w:r>
+              <w:rPr>
+                <w:rFonts w:ascii="Arial" w:hAnsi="Arial" w:cs="Arial"/>
+              </w:rPr>
+            </w:r>
           </w:p>
           <w:p>
             <w:pPr>
@@ -2823,6 +2824,11 @@
                 <w:rFonts w:ascii="Arial" w:hAnsi="Arial" w:cs="Arial"/>
               </w:rPr>
             </w:pPr>
+            <w:r>
+              <w:rPr>
+                <w:rFonts w:ascii="Arial" w:hAnsi="Arial" w:cs="Arial"/>
+              </w:rPr>
+            </w:r>
             <w:r>
               <w:rPr>
                 <w:rFonts w:ascii="Arial" w:hAnsi="Arial" w:cs="Arial"/>
@@ -2853,6 +2859,11 @@
                 <w:rFonts w:ascii="Arial" w:hAnsi="Arial" w:cs="Arial"/>
               </w:rPr>
             </w:r>
+            <w:r>
+              <w:rPr>
+                <w:rFonts w:ascii="Arial" w:hAnsi="Arial" w:cs="Arial"/>
+              </w:rPr>
+            </w:r>
           </w:p>
           <w:p>
             <w:pPr>
@@ -2873,12 +2884,16 @@
             <w:r>
               <w:t xml:space="preserve">${nama}</w:t>
             </w:r>
-            <w:r/>
             <w:r>
               <w:rPr>
                 <w:rFonts w:ascii="Arial" w:hAnsi="Arial" w:cs="Arial"/>
               </w:rPr>
               <w:t xml:space="preserve">)</w:t>
+            </w:r>
+            <w:r>
+              <w:rPr>
+                <w:rFonts w:ascii="Arial" w:hAnsi="Arial" w:cs="Arial"/>
+              </w:rPr>
             </w:r>
             <w:r>
               <w:rPr>
@@ -3057,12 +3072,44 @@
           <w:rFonts w:ascii="Arial" w:hAnsi="Arial" w:cs="Arial"/>
         </w:rPr>
       </w:r>
+      <w:r>
+        <w:rPr>
+          <w:rFonts w:ascii="Arial" w:hAnsi="Arial" w:cs="Arial"/>
+        </w:rPr>
+      </w:r>
     </w:p>
     <w:p>
       <w:pPr>
+        <w:pStyle w:val="912"/>
         <w:pBdr/>
         <w:spacing w:line="240" w:lineRule="auto"/>
         <w:ind/>
+        <w:rPr>
+          <w:rFonts w:ascii="Arial" w:hAnsi="Arial" w:cs="Arial"/>
+        </w:rPr>
+      </w:pPr>
+      <w:r>
+        <w:rPr>
+          <w:rFonts w:ascii="Arial" w:hAnsi="Arial" w:cs="Arial"/>
+        </w:rPr>
+      </w:r>
+      <w:r>
+        <w:rPr>
+          <w:rFonts w:ascii="Arial" w:hAnsi="Arial" w:cs="Arial"/>
+        </w:rPr>
+      </w:r>
+      <w:r>
+        <w:rPr>
+          <w:rFonts w:ascii="Arial" w:hAnsi="Arial" w:cs="Arial"/>
+        </w:rPr>
+      </w:r>
+    </w:p>
+    <w:p>
+      <w:pPr>
+        <w:pStyle w:val="912"/>
+        <w:pBdr/>
+        <w:spacing w:line="240" w:lineRule="auto"/>
+        <w:ind w:left="5812"/>
         <w:rPr>
           <w:rFonts w:ascii="Arial" w:hAnsi="Arial" w:cs="Arial"/>
           <w:b/>
@@ -3075,7 +3122,7 @@
           <w:b/>
           <w:bCs/>
         </w:rPr>
-        <w:t xml:space="preserve">Kelengkapan persyaratan :</w:t>
+        <w:t xml:space="preserve">BIDANG WASNAS DAN PK,</w:t>
       </w:r>
       <w:r>
         <w:rPr>
@@ -3084,17 +3131,20 @@
           <w:bCs/>
         </w:rPr>
       </w:r>
+      <w:r>
+        <w:rPr>
+          <w:rFonts w:ascii="Arial" w:hAnsi="Arial" w:cs="Arial"/>
+          <w:b/>
+          <w:bCs/>
+        </w:rPr>
+      </w:r>
     </w:p>
     <w:p>
       <w:pPr>
-        <w:pStyle w:val="730"/>
-        <w:numPr>
-          <w:ilvl w:val="0"/>
-          <w:numId w:val="1"/>
-        </w:numPr>
+        <w:pStyle w:val="912"/>
         <w:pBdr/>
         <w:spacing w:line="240" w:lineRule="auto"/>
-        <w:ind w:left="426"/>
+        <w:ind w:left="5812"/>
         <w:rPr>
           <w:rFonts w:ascii="Arial" w:hAnsi="Arial" w:cs="Arial"/>
           <w:b/>
@@ -3107,7 +3157,6 @@
           <w:b/>
           <w:bCs/>
         </w:rPr>
-        <w:t xml:space="preserve">Surat Permohonan</w:t>
       </w:r>
       <w:r>
         <w:rPr>
@@ -3115,7 +3164,6 @@
           <w:b/>
           <w:bCs/>
         </w:rPr>
-        <w:t xml:space="preserve"> atau rekomendasi dari kampus</w:t>
       </w:r>
       <w:r>
         <w:rPr>
@@ -3123,750 +3171,209 @@
           <w:b/>
           <w:bCs/>
         </w:rPr>
-        <w:t xml:space="preserve">/universitas yang ditunjukkan kepada </w:t>
-      </w:r>
-      <w:r>
-        <w:rPr>
-          <w:rFonts w:ascii="Arial" w:hAnsi="Arial" w:cs="Arial"/>
-          <w:b/>
-          <w:bCs/>
-        </w:rPr>
-        <w:t xml:space="preserve"> Kepala </w:t>
-      </w:r>
-      <w:r>
-        <w:rPr>
-          <w:rFonts w:ascii="Arial" w:hAnsi="Arial" w:cs="Arial"/>
-          <w:b/>
-          <w:bCs/>
-        </w:rPr>
-        <w:t xml:space="preserve">Badan</w:t>
-      </w:r>
-      <w:r>
-        <w:rPr>
-          <w:rFonts w:ascii="Arial" w:hAnsi="Arial" w:cs="Arial"/>
-          <w:b/>
-          <w:bCs/>
-        </w:rPr>
-        <w:t xml:space="preserve"> Kesatuan Bangsa </w:t>
-      </w:r>
-      <w:r>
-        <w:rPr>
-          <w:rFonts w:ascii="Arial" w:hAnsi="Arial" w:cs="Arial"/>
-          <w:b/>
-          <w:bCs/>
-        </w:rPr>
-        <w:t xml:space="preserve">d</w:t>
-      </w:r>
-      <w:r>
-        <w:rPr>
-          <w:rFonts w:ascii="Arial" w:hAnsi="Arial" w:cs="Arial"/>
-          <w:b/>
-          <w:bCs/>
-        </w:rPr>
-        <w:t xml:space="preserve">an Politik Kabupaten Subang.</w:t>
-      </w:r>
-      <w:r>
-        <w:rPr>
-          <w:rFonts w:ascii="Arial" w:hAnsi="Arial" w:cs="Arial"/>
-          <w:b/>
-          <w:bCs/>
-        </w:rPr>
       </w:r>
     </w:p>
     <w:p>
       <w:pPr>
-        <w:pStyle w:val="730"/>
-        <w:numPr>
-          <w:ilvl w:val="0"/>
-          <w:numId w:val="1"/>
-        </w:numPr>
+        <w:pStyle w:val="912"/>
         <w:pBdr/>
         <w:spacing w:line="240" w:lineRule="auto"/>
-        <w:ind w:left="426"/>
-        <w:rPr>
-          <w:rFonts w:ascii="Arial" w:hAnsi="Arial" w:cs="Arial"/>
-          <w:b/>
-          <w:bCs/>
-        </w:rPr>
-      </w:pPr>
-      <w:r>
-        <w:rPr>
-          <w:rFonts w:ascii="Arial" w:hAnsi="Arial" w:cs="Arial"/>
-          <w:b/>
-          <w:bCs/>
-        </w:rPr>
-        <w:t xml:space="preserve">Megisi formulir permohonan penelitian</w:t>
-      </w:r>
-      <w:r>
-        <w:rPr>
-          <w:rFonts w:ascii="Arial" w:hAnsi="Arial" w:cs="Arial"/>
-          <w:b/>
-          <w:bCs/>
+        <w:ind w:left="5812"/>
+        <w:rPr>
+          <w:rFonts w:ascii="Arial" w:hAnsi="Arial" w:cs="Arial"/>
+        </w:rPr>
+      </w:pPr>
+      <w:r>
+        <w:rPr>
+          <w:rFonts w:ascii="Arial" w:hAnsi="Arial" w:cs="Arial"/>
+          <w:highlight w:val="none"/>
+        </w:rPr>
+      </w:r>
+      <w:r>
+        <w:rPr>
+          <w:rFonts w:ascii="Arial" w:hAnsi="Arial" w:cs="Arial"/>
+          <w:highlight w:val="none"/>
+        </w:rPr>
+      </w:r>
+      <w:r>
+        <w:rPr>
+          <w:rFonts w:ascii="Arial" w:hAnsi="Arial" w:cs="Arial"/>
         </w:rPr>
       </w:r>
     </w:p>
     <w:p>
       <w:pPr>
-        <w:pStyle w:val="730"/>
-        <w:numPr>
-          <w:ilvl w:val="0"/>
-          <w:numId w:val="1"/>
-        </w:numPr>
+        <w:pStyle w:val="912"/>
         <w:pBdr/>
         <w:spacing w:line="240" w:lineRule="auto"/>
-        <w:ind w:left="426"/>
-        <w:rPr>
-          <w:rFonts w:ascii="Arial" w:hAnsi="Arial" w:cs="Arial"/>
-          <w:b/>
-          <w:bCs/>
-        </w:rPr>
-      </w:pPr>
-      <w:r>
-        <w:rPr>
-          <w:rFonts w:ascii="Arial" w:hAnsi="Arial" w:cs="Arial"/>
-          <w:b/>
-          <w:bCs/>
-        </w:rPr>
-        <w:t xml:space="preserve">Fot</w:t>
-      </w:r>
-      <w:r>
-        <w:rPr>
-          <w:rFonts w:ascii="Arial" w:hAnsi="Arial" w:cs="Arial"/>
-          <w:b/>
-          <w:bCs/>
-        </w:rPr>
-        <w:t xml:space="preserve">o</w:t>
-      </w:r>
-      <w:r>
-        <w:rPr>
-          <w:rFonts w:ascii="Arial" w:hAnsi="Arial" w:cs="Arial"/>
-          <w:b/>
-          <w:bCs/>
-        </w:rPr>
-        <w:t xml:space="preserve">kopi</w:t>
-      </w:r>
-      <w:r>
-        <w:rPr>
-          <w:rFonts w:ascii="Arial" w:hAnsi="Arial" w:cs="Arial"/>
-          <w:b/>
-          <w:bCs/>
-        </w:rPr>
-        <w:t xml:space="preserve"> KTP </w:t>
-      </w:r>
-      <w:r>
-        <w:rPr>
-          <w:rFonts w:ascii="Arial" w:hAnsi="Arial" w:cs="Arial"/>
-          <w:b/>
-          <w:bCs/>
-        </w:rPr>
-        <w:t xml:space="preserve">s</w:t>
-      </w:r>
-      <w:r>
-        <w:rPr>
-          <w:rFonts w:ascii="Arial" w:hAnsi="Arial" w:cs="Arial"/>
-          <w:b/>
-          <w:bCs/>
-        </w:rPr>
-        <w:t xml:space="preserve">ebanyak </w:t>
-      </w:r>
-      <w:r>
-        <w:rPr>
-          <w:rFonts w:ascii="Arial" w:hAnsi="Arial" w:cs="Arial"/>
-          <w:b/>
-          <w:bCs/>
-        </w:rPr>
-        <w:t xml:space="preserve">1 </w:t>
-      </w:r>
-      <w:r>
-        <w:rPr>
-          <w:rFonts w:ascii="Arial" w:hAnsi="Arial" w:cs="Arial"/>
-          <w:b/>
-          <w:bCs/>
-        </w:rPr>
-        <w:t xml:space="preserve">(</w:t>
-      </w:r>
-      <w:r>
-        <w:rPr>
-          <w:rFonts w:ascii="Arial" w:hAnsi="Arial" w:cs="Arial"/>
-          <w:b/>
-          <w:bCs/>
-          <w:i/>
-          <w:iCs/>
-        </w:rPr>
-        <w:t xml:space="preserve">satu</w:t>
-      </w:r>
-      <w:r>
-        <w:rPr>
-          <w:rFonts w:ascii="Arial" w:hAnsi="Arial" w:cs="Arial"/>
-          <w:b/>
-          <w:bCs/>
-        </w:rPr>
-        <w:t xml:space="preserve">) </w:t>
-      </w:r>
-      <w:r>
-        <w:rPr>
-          <w:rFonts w:ascii="Arial" w:hAnsi="Arial" w:cs="Arial"/>
-          <w:b/>
-          <w:bCs/>
-        </w:rPr>
-        <w:t xml:space="preserve">l</w:t>
-      </w:r>
-      <w:r>
-        <w:rPr>
-          <w:rFonts w:ascii="Arial" w:hAnsi="Arial" w:cs="Arial"/>
-          <w:b/>
-          <w:bCs/>
-        </w:rPr>
-        <w:t xml:space="preserve">em</w:t>
-      </w:r>
-      <w:r>
-        <w:rPr>
-          <w:rFonts w:ascii="Arial" w:hAnsi="Arial" w:cs="Arial"/>
-          <w:b/>
-          <w:bCs/>
-        </w:rPr>
-        <w:t xml:space="preserve">b</w:t>
-      </w:r>
-      <w:r>
-        <w:rPr>
-          <w:rFonts w:ascii="Arial" w:hAnsi="Arial" w:cs="Arial"/>
-          <w:b/>
-          <w:bCs/>
-        </w:rPr>
-        <w:t xml:space="preserve">ar</w:t>
-      </w:r>
-      <w:r>
-        <w:rPr>
-          <w:rFonts w:ascii="Arial" w:hAnsi="Arial" w:cs="Arial"/>
-          <w:b/>
-          <w:bCs/>
-        </w:rPr>
-        <w:t xml:space="preserve">.</w:t>
-      </w:r>
-      <w:r>
-        <w:rPr>
-          <w:rFonts w:ascii="Arial" w:hAnsi="Arial" w:cs="Arial"/>
-          <w:b/>
-          <w:bCs/>
+        <w:ind w:left="5812"/>
+        <w:rPr>
+          <w:rFonts w:ascii="Arial" w:hAnsi="Arial" w:cs="Arial"/>
+          <w:highlight w:val="none"/>
+        </w:rPr>
+      </w:pPr>
+      <w:r>
+        <w:rPr>
+          <w:rFonts w:ascii="Arial" w:hAnsi="Arial" w:cs="Arial"/>
+          <w:highlight w:val="none"/>
+        </w:rPr>
+      </w:r>
+      <w:r>
+        <w:rPr>
+          <w:rFonts w:ascii="Arial" w:hAnsi="Arial" w:cs="Arial"/>
+          <w:highlight w:val="none"/>
+        </w:rPr>
+      </w:r>
+      <w:r>
+        <w:rPr>
+          <w:rFonts w:ascii="Arial" w:hAnsi="Arial" w:cs="Arial"/>
+          <w:highlight w:val="none"/>
         </w:rPr>
       </w:r>
     </w:p>
     <w:p>
       <w:pPr>
-        <w:pStyle w:val="730"/>
-        <w:numPr>
-          <w:ilvl w:val="0"/>
-          <w:numId w:val="1"/>
-        </w:numPr>
+        <w:pStyle w:val="912"/>
         <w:pBdr/>
         <w:spacing w:line="240" w:lineRule="auto"/>
-        <w:ind w:left="426"/>
-        <w:rPr>
-          <w:rFonts w:ascii="Arial" w:hAnsi="Arial" w:cs="Arial"/>
-          <w:b/>
-          <w:bCs/>
-        </w:rPr>
-      </w:pPr>
-      <w:r>
-        <w:rPr>
-          <w:rFonts w:ascii="Arial" w:hAnsi="Arial" w:cs="Arial"/>
-          <w:b/>
-          <w:bCs/>
-        </w:rPr>
-        <w:t xml:space="preserve">Pas </w:t>
-      </w:r>
-      <w:r>
-        <w:rPr>
-          <w:rFonts w:ascii="Arial" w:hAnsi="Arial" w:cs="Arial"/>
-          <w:b/>
-          <w:bCs/>
-        </w:rPr>
-        <w:t xml:space="preserve">F</w:t>
-      </w:r>
-      <w:r>
-        <w:rPr>
-          <w:rFonts w:ascii="Arial" w:hAnsi="Arial" w:cs="Arial"/>
-          <w:b/>
-          <w:bCs/>
-        </w:rPr>
-        <w:t xml:space="preserve">oto 3x4 sebanyak </w:t>
-      </w:r>
-      <w:r>
-        <w:rPr>
-          <w:rFonts w:ascii="Arial" w:hAnsi="Arial" w:cs="Arial"/>
-          <w:b/>
-          <w:bCs/>
-        </w:rPr>
-        <w:t xml:space="preserve">1 </w:t>
-      </w:r>
-      <w:r>
-        <w:rPr>
-          <w:rFonts w:ascii="Arial" w:hAnsi="Arial" w:cs="Arial"/>
-          <w:b/>
-          <w:bCs/>
-        </w:rPr>
-        <w:t xml:space="preserve">(</w:t>
-      </w:r>
-      <w:r>
-        <w:rPr>
-          <w:rFonts w:ascii="Arial" w:hAnsi="Arial" w:cs="Arial"/>
-          <w:b/>
-          <w:bCs/>
-          <w:i/>
-          <w:iCs/>
-        </w:rPr>
-        <w:t xml:space="preserve">satu</w:t>
-      </w:r>
-      <w:r>
-        <w:rPr>
-          <w:rFonts w:ascii="Arial" w:hAnsi="Arial" w:cs="Arial"/>
-          <w:b/>
-          <w:bCs/>
-        </w:rPr>
-        <w:t xml:space="preserve">) </w:t>
-      </w:r>
-      <w:r>
-        <w:rPr>
-          <w:rFonts w:ascii="Arial" w:hAnsi="Arial" w:cs="Arial"/>
-          <w:b/>
-          <w:bCs/>
-        </w:rPr>
-        <w:t xml:space="preserve">l</w:t>
-      </w:r>
-      <w:r>
-        <w:rPr>
-          <w:rFonts w:ascii="Arial" w:hAnsi="Arial" w:cs="Arial"/>
-          <w:b/>
-          <w:bCs/>
-        </w:rPr>
-        <w:t xml:space="preserve">em</w:t>
-      </w:r>
-      <w:r>
-        <w:rPr>
-          <w:rFonts w:ascii="Arial" w:hAnsi="Arial" w:cs="Arial"/>
-          <w:b/>
-          <w:bCs/>
-        </w:rPr>
-        <w:t xml:space="preserve">b</w:t>
-      </w:r>
-      <w:r>
-        <w:rPr>
-          <w:rFonts w:ascii="Arial" w:hAnsi="Arial" w:cs="Arial"/>
-          <w:b/>
-          <w:bCs/>
-        </w:rPr>
-        <w:t xml:space="preserve">ar</w:t>
-      </w:r>
-      <w:r>
-        <w:rPr>
-          <w:rFonts w:ascii="Arial" w:hAnsi="Arial" w:cs="Arial"/>
-          <w:b/>
-          <w:bCs/>
-        </w:rPr>
-        <w:t xml:space="preserve">.</w:t>
-      </w:r>
-      <w:r>
-        <w:rPr>
-          <w:rFonts w:ascii="Arial" w:hAnsi="Arial" w:cs="Arial"/>
-          <w:b/>
-          <w:bCs/>
+        <w:ind w:left="5812"/>
+        <w:rPr>
+          <w:rFonts w:ascii="Arial" w:hAnsi="Arial" w:cs="Arial"/>
+          <w:highlight w:val="none"/>
+        </w:rPr>
+      </w:pPr>
+      <w:r>
+        <w:rPr>
+          <w:rFonts w:ascii="Arial" w:hAnsi="Arial" w:cs="Arial"/>
+          <w:highlight w:val="none"/>
+        </w:rPr>
+      </w:r>
+      <w:r>
+        <w:rPr>
+          <w:rFonts w:ascii="Arial" w:hAnsi="Arial" w:cs="Arial"/>
+          <w:highlight w:val="none"/>
+        </w:rPr>
+      </w:r>
+      <w:r>
+        <w:rPr>
+          <w:rFonts w:ascii="Arial" w:hAnsi="Arial" w:cs="Arial"/>
+          <w:highlight w:val="none"/>
         </w:rPr>
       </w:r>
     </w:p>
     <w:p>
       <w:pPr>
-        <w:pStyle w:val="730"/>
-        <w:numPr>
-          <w:ilvl w:val="0"/>
-          <w:numId w:val="1"/>
-        </w:numPr>
+        <w:pStyle w:val="912"/>
         <w:pBdr/>
         <w:spacing w:line="240" w:lineRule="auto"/>
-        <w:ind w:left="426"/>
-        <w:rPr>
-          <w:rFonts w:ascii="Arial" w:hAnsi="Arial" w:cs="Arial"/>
-          <w:b/>
-          <w:bCs/>
-        </w:rPr>
-      </w:pPr>
-      <w:r>
-        <w:rPr>
-          <w:rFonts w:ascii="Arial" w:hAnsi="Arial" w:cs="Arial"/>
-          <w:b/>
-          <w:bCs/>
-        </w:rPr>
-        <w:t xml:space="preserve">Masukan Dokumen dalam 1 (</w:t>
-      </w:r>
-      <w:r>
-        <w:rPr>
-          <w:rFonts w:ascii="Arial" w:hAnsi="Arial" w:cs="Arial"/>
-          <w:b/>
-          <w:bCs/>
-          <w:i/>
-          <w:iCs/>
-        </w:rPr>
-        <w:t xml:space="preserve">satu</w:t>
-      </w:r>
-      <w:r>
-        <w:rPr>
-          <w:rFonts w:ascii="Arial" w:hAnsi="Arial" w:cs="Arial"/>
-          <w:b/>
-          <w:bCs/>
-        </w:rPr>
-        <w:t xml:space="preserve">) map.</w:t>
-      </w:r>
-      <w:r>
-        <w:rPr>
-          <w:rFonts w:ascii="Arial" w:hAnsi="Arial" w:cs="Arial"/>
-          <w:b/>
-          <w:bCs/>
+        <w:ind w:left="0"/>
+        <w:rPr>
+          <w:rFonts w:ascii="Arial" w:hAnsi="Arial" w:cs="Arial"/>
+          <w:highlight w:val="none"/>
+        </w:rPr>
+      </w:pPr>
+      <w:r>
+        <w:rPr>
+          <w:rFonts w:ascii="Arial" w:hAnsi="Arial" w:cs="Arial"/>
+          <w:highlight w:val="none"/>
+        </w:rPr>
+      </w:r>
+      <w:r>
+        <w:rPr>
+          <w:rFonts w:ascii="Arial" w:hAnsi="Arial" w:cs="Arial"/>
+          <w:highlight w:val="none"/>
+        </w:rPr>
+      </w:r>
+      <w:r>
+        <w:rPr>
+          <w:rFonts w:ascii="Arial" w:hAnsi="Arial" w:cs="Arial"/>
+          <w:highlight w:val="none"/>
         </w:rPr>
       </w:r>
     </w:p>
     <w:p>
       <w:pPr>
-        <w:pStyle w:val="730"/>
+        <w:pStyle w:val="912"/>
         <w:pBdr/>
         <w:spacing w:line="240" w:lineRule="auto"/>
-        <w:ind/>
-        <w:rPr>
-          <w:rFonts w:ascii="Arial" w:hAnsi="Arial" w:cs="Arial"/>
-        </w:rPr>
-      </w:pPr>
-      <w:r>
-        <w:rPr>
-          <w:rFonts w:ascii="Arial" w:hAnsi="Arial" w:cs="Arial"/>
-        </w:rPr>
-      </w:r>
-      <w:r>
-        <w:rPr>
-          <w:rFonts w:ascii="Arial" w:hAnsi="Arial" w:cs="Arial"/>
+        <w:ind w:left="5812"/>
+        <w:rPr>
+          <w:rFonts w:ascii="Arial" w:hAnsi="Arial" w:cs="Arial"/>
+          <w:highlight w:val="none"/>
+          <w:u w:val="single"/>
+        </w:rPr>
+      </w:pPr>
+      <w:r>
+        <w:rPr>
+          <w:rFonts w:ascii="Arial" w:hAnsi="Arial" w:cs="Arial"/>
+          <w:highlight w:val="none"/>
+          <w:u w:val="single"/>
+        </w:rPr>
+      </w:r>
+      <w:r>
+        <w:t xml:space="preserve">${nama_pejabat_wasnas}</w:t>
+      </w:r>
+      <w:r>
+        <w:rPr>
+          <w:rFonts w:ascii="Arial" w:hAnsi="Arial" w:cs="Arial"/>
+          <w:highlight w:val="none"/>
+          <w:u w:val="single"/>
+        </w:rPr>
+      </w:r>
+      <w:r>
+        <w:rPr>
+          <w:rFonts w:ascii="Arial" w:hAnsi="Arial" w:cs="Arial"/>
+          <w:highlight w:val="none"/>
+          <w:u w:val="single"/>
         </w:rPr>
       </w:r>
     </w:p>
     <w:p>
       <w:pPr>
-        <w:pStyle w:val="730"/>
+        <w:pStyle w:val="912"/>
         <w:pBdr/>
         <w:spacing w:line="240" w:lineRule="auto"/>
         <w:ind w:left="5812"/>
         <w:rPr>
           <w:rFonts w:ascii="Arial" w:hAnsi="Arial" w:cs="Arial"/>
-          <w:b/>
-          <w:bCs/>
-        </w:rPr>
-      </w:pPr>
-      <w:r>
-        <w:rPr>
-          <w:rFonts w:ascii="Arial" w:hAnsi="Arial" w:cs="Arial"/>
-          <w:b/>
-          <w:bCs/>
-        </w:rPr>
-        <w:t xml:space="preserve">BIDANG WASNAS DAN PK,</w:t>
-      </w:r>
-      <w:r>
-        <w:rPr>
-          <w:rFonts w:ascii="Arial" w:hAnsi="Arial" w:cs="Arial"/>
-          <w:b/>
-          <w:bCs/>
-        </w:rPr>
-      </w:r>
-    </w:p>
-    <w:p>
-      <w:pPr>
-        <w:pStyle w:val="730"/>
-        <w:pBdr/>
-        <w:spacing w:line="240" w:lineRule="auto"/>
-        <w:ind w:left="5812"/>
-        <w:rPr>
-          <w:rFonts w:ascii="Arial" w:hAnsi="Arial" w:cs="Arial"/>
-          <w:b/>
-          <w:bCs/>
-        </w:rPr>
-      </w:pPr>
-      <w:r>
-        <w:rPr>
-          <w:rFonts w:ascii="Arial" w:hAnsi="Arial" w:cs="Arial"/>
-          <w:b/>
-          <w:bCs/>
-        </w:rPr>
-      </w:r>
-      <w:r>
-        <w:rPr>
-          <w:rFonts w:ascii="Arial" w:hAnsi="Arial" w:cs="Arial"/>
-          <w:b/>
-          <w:bCs/>
-        </w:rPr>
-      </w:r>
-    </w:p>
-    <w:p>
-      <w:pPr>
-        <w:pStyle w:val="730"/>
-        <w:pBdr/>
-        <w:spacing w:line="240" w:lineRule="auto"/>
-        <w:ind w:left="5812"/>
-        <w:rPr>
-          <w:rFonts w:ascii="Arial" w:hAnsi="Arial" w:cs="Arial"/>
-        </w:rPr>
-      </w:pPr>
-      <w:r>
-        <w:rPr>
-          <w:rFonts w:ascii="Arial" w:hAnsi="Arial" w:cs="Arial"/>
           <w:highlight w:val="none"/>
         </w:rPr>
+      </w:pPr>
+      <w:r>
+        <w:rPr>
+          <w:rFonts w:ascii="Arial" w:hAnsi="Arial" w:cs="Arial"/>
+        </w:rPr>
+        <w:t xml:space="preserve">NIP.</w:t>
+      </w:r>
+      <w:r>
+        <w:rPr>
+          <w:rFonts w:ascii="Arial" w:hAnsi="Arial" w:cs="Arial"/>
+          <w:lang w:val="en-US"/>
+        </w:rPr>
+        <w:t xml:space="preserve"> </w:t>
+      </w:r>
+      <w:r>
+        <w:rPr>
+          <w:rFonts w:ascii="Arial" w:hAnsi="Arial" w:cs="Arial"/>
+          <w:lang w:val="en-US"/>
+        </w:rPr>
+        <w:t xml:space="preserve">${nip_pejabat_wasnas}</w:t>
+      </w:r>
+      <w:r>
+        <w:rPr>
+          <w:rFonts w:ascii="Arial" w:hAnsi="Arial" w:cs="Arial"/>
+        </w:rPr>
+        <w:t xml:space="preserve"> </w:t>
+      </w:r>
+      <w:r>
+        <w:rPr>
+          <w:rFonts w:ascii="Arial" w:hAnsi="Arial" w:cs="Arial"/>
+        </w:rPr>
       </w:r>
       <w:r>
         <w:rPr>
           <w:rFonts w:ascii="Arial" w:hAnsi="Arial" w:cs="Arial"/>
           <w:highlight w:val="none"/>
-        </w:rPr>
-      </w:r>
-      <w:r>
-        <w:rPr>
-          <w:rFonts w:ascii="Arial" w:hAnsi="Arial" w:cs="Arial"/>
-          <w:highlight w:val="none"/>
-        </w:rPr>
-      </w:r>
-    </w:p>
-    <w:p>
-      <w:pPr>
-        <w:pStyle w:val="730"/>
-        <w:pBdr/>
-        <w:spacing w:line="240" w:lineRule="auto"/>
-        <w:ind w:left="5812"/>
-        <w:rPr>
-          <w:rFonts w:ascii="Arial" w:hAnsi="Arial" w:cs="Arial"/>
-          <w:highlight w:val="none"/>
-        </w:rPr>
-      </w:pPr>
-      <w:r>
-        <w:rPr>
-          <w:rFonts w:ascii="Arial" w:hAnsi="Arial" w:cs="Arial"/>
-          <w:highlight w:val="none"/>
-        </w:rPr>
-      </w:r>
-      <w:r>
-        <w:rPr>
-          <w:rFonts w:ascii="Arial" w:hAnsi="Arial" w:cs="Arial"/>
-          <w:highlight w:val="none"/>
-        </w:rPr>
-      </w:r>
-      <w:r>
-        <w:rPr>
-          <w:rFonts w:ascii="Arial" w:hAnsi="Arial" w:cs="Arial"/>
-          <w:highlight w:val="none"/>
-        </w:rPr>
-      </w:r>
-    </w:p>
-    <w:p>
-      <w:pPr>
-        <w:pStyle w:val="730"/>
-        <w:pBdr/>
-        <w:spacing w:line="240" w:lineRule="auto"/>
-        <w:ind w:left="5812"/>
-        <w:rPr>
-          <w:rFonts w:ascii="Arial" w:hAnsi="Arial" w:cs="Arial"/>
-          <w:highlight w:val="none"/>
-        </w:rPr>
-      </w:pPr>
-      <w:r>
-        <w:rPr>
-          <w:rFonts w:ascii="Arial" w:hAnsi="Arial" w:cs="Arial"/>
-          <w:highlight w:val="none"/>
-        </w:rPr>
-      </w:r>
-      <w:r>
-        <w:rPr>
-          <w:rFonts w:ascii="Arial" w:hAnsi="Arial" w:cs="Arial"/>
-          <w:highlight w:val="none"/>
-        </w:rPr>
-      </w:r>
-      <w:r>
-        <w:rPr>
-          <w:rFonts w:ascii="Arial" w:hAnsi="Arial" w:cs="Arial"/>
-          <w:highlight w:val="none"/>
-        </w:rPr>
-      </w:r>
-    </w:p>
-    <w:p>
-      <w:pPr>
-        <w:pStyle w:val="730"/>
-        <w:pBdr/>
-        <w:spacing w:line="240" w:lineRule="auto"/>
-        <w:ind w:left="5812"/>
-        <w:rPr>
-          <w:rFonts w:ascii="Arial" w:hAnsi="Arial" w:cs="Arial"/>
-          <w:highlight w:val="none"/>
-        </w:rPr>
-      </w:pPr>
-      <w:r>
-        <w:rPr>
-          <w:rFonts w:ascii="Arial" w:hAnsi="Arial" w:cs="Arial"/>
-          <w:highlight w:val="none"/>
-        </w:rPr>
-      </w:r>
-      <w:r>
-        <w:rPr>
-          <w:rFonts w:ascii="Arial" w:hAnsi="Arial" w:cs="Arial"/>
-          <w:highlight w:val="none"/>
-        </w:rPr>
-      </w:r>
-      <w:r>
-        <w:rPr>
-          <w:rFonts w:ascii="Arial" w:hAnsi="Arial" w:cs="Arial"/>
-          <w:highlight w:val="none"/>
-        </w:rPr>
-      </w:r>
-    </w:p>
-    <w:p>
-      <w:pPr>
-        <w:pStyle w:val="730"/>
-        <w:pBdr/>
-        <w:spacing w:line="240" w:lineRule="auto"/>
-        <w:ind w:left="5812"/>
-        <w:rPr>
-          <w:rFonts w:ascii="Arial" w:hAnsi="Arial" w:cs="Arial"/>
-          <w:highlight w:val="none"/>
-        </w:rPr>
-      </w:pPr>
-      <w:r>
-        <w:rPr>
-          <w:rFonts w:ascii="Arial" w:hAnsi="Arial" w:cs="Arial"/>
-          <w:highlight w:val="none"/>
-        </w:rPr>
-      </w:r>
-      <w:r>
-        <w:rPr>
-          <w:rFonts w:ascii="Arial" w:hAnsi="Arial" w:cs="Arial"/>
-          <w:highlight w:val="none"/>
-        </w:rPr>
-      </w:r>
-      <w:r>
-        <w:rPr>
-          <w:rFonts w:ascii="Arial" w:hAnsi="Arial" w:cs="Arial"/>
-          <w:highlight w:val="none"/>
-        </w:rPr>
-      </w:r>
-    </w:p>
-    <w:p>
-      <w:pPr>
-        <w:pStyle w:val="730"/>
-        <w:pBdr/>
-        <w:spacing w:line="240" w:lineRule="auto"/>
-        <w:ind w:left="5812"/>
-        <w:rPr>
-          <w:rFonts w:ascii="Arial" w:hAnsi="Arial" w:cs="Arial"/>
-          <w:highlight w:val="none"/>
-        </w:rPr>
-      </w:pPr>
-      <w:r>
-        <w:rPr>
-          <w:rFonts w:ascii="Arial" w:hAnsi="Arial" w:cs="Arial"/>
-          <w:highlight w:val="none"/>
-        </w:rPr>
-      </w:r>
-      <w:r>
-        <w:rPr>
-          <w:rFonts w:ascii="Arial" w:hAnsi="Arial" w:cs="Arial"/>
-          <w:highlight w:val="none"/>
-        </w:rPr>
-      </w:r>
-      <w:r>
-        <w:rPr>
-          <w:rFonts w:ascii="Arial" w:hAnsi="Arial" w:cs="Arial"/>
-          <w:highlight w:val="none"/>
-        </w:rPr>
-      </w:r>
-    </w:p>
-    <w:p>
-      <w:pPr>
-        <w:pStyle w:val="730"/>
-        <w:pBdr/>
-        <w:spacing w:line="240" w:lineRule="auto"/>
-        <w:ind w:left="5812"/>
-        <w:rPr>
-          <w:rFonts w:ascii="Arial" w:hAnsi="Arial" w:cs="Arial"/>
-          <w:highlight w:val="none"/>
-          <w:u w:val="single"/>
-        </w:rPr>
-      </w:pPr>
-      <w:r>
-        <w:rPr>
-          <w:rFonts w:ascii="Arial" w:hAnsi="Arial" w:cs="Arial"/>
-          <w:highlight w:val="none"/>
-          <w:u w:val="single"/>
-        </w:rPr>
-      </w:r>
-      <w:r>
-        <w:t xml:space="preserve">${nama_pejabat_wasnas}</w:t>
-      </w:r>
-      <w:r>
-        <w:rPr>
-          <w:rFonts w:ascii="Arial" w:hAnsi="Arial" w:cs="Arial"/>
-          <w:highlight w:val="none"/>
-          <w:u w:val="single"/>
-        </w:rPr>
-      </w:r>
-      <w:r>
-        <w:rPr>
-          <w:rFonts w:ascii="Arial" w:hAnsi="Arial" w:cs="Arial"/>
-          <w:highlight w:val="none"/>
-        </w:rPr>
-      </w:r>
-      <w:r>
-        <w:rPr>
-          <w:rFonts w:ascii="Arial" w:hAnsi="Arial" w:cs="Arial"/>
-          <w:highlight w:val="none"/>
-          <w:u w:val="single"/>
-        </w:rPr>
-      </w:r>
-    </w:p>
-    <w:p>
-      <w:pPr>
-        <w:pStyle w:val="730"/>
-        <w:pBdr/>
-        <w:spacing w:line="240" w:lineRule="auto"/>
-        <w:ind w:left="5812"/>
-        <w:rPr>
-          <w:rFonts w:ascii="Arial" w:hAnsi="Arial" w:cs="Arial"/>
-          <w:highlight w:val="none"/>
-        </w:rPr>
-      </w:pPr>
-      <w:r>
-        <w:rPr>
-          <w:rFonts w:ascii="Arial" w:hAnsi="Arial" w:cs="Arial"/>
-        </w:rPr>
-        <w:t xml:space="preserve">NIP.</w:t>
-      </w:r>
-      <w:r>
-        <w:rPr>
-          <w:rFonts w:ascii="Arial" w:hAnsi="Arial" w:cs="Arial"/>
-          <w:lang w:val="en-US"/>
-        </w:rPr>
-        <w:t xml:space="preserve"> </w:t>
-      </w:r>
-      <w:r>
-        <w:rPr>
-          <w:rFonts w:ascii="Arial" w:hAnsi="Arial" w:cs="Arial"/>
-          <w:lang w:val="en-US"/>
-        </w:rPr>
-        <w:t xml:space="preserve">${nip_pejabat_wasnas}</w:t>
-      </w:r>
-      <w:r>
-        <w:rPr>
-          <w:rFonts w:ascii="Arial" w:hAnsi="Arial" w:cs="Arial"/>
-          <w:lang w:val="en-US"/>
-        </w:rPr>
-      </w:r>
-      <w:r>
-        <w:rPr>
-          <w:rFonts w:ascii="Arial" w:hAnsi="Arial" w:cs="Arial"/>
-        </w:rPr>
-        <w:t xml:space="preserve"> </w:t>
-      </w:r>
-      <w:r>
-        <w:rPr>
-          <w:rFonts w:ascii="Arial" w:hAnsi="Arial" w:cs="Arial"/>
         </w:rPr>
       </w:r>
     </w:p>
@@ -3931,7 +3438,7 @@
     <w:sdtContent>
       <w:p>
         <w:pPr>
-          <w:pStyle w:val="733"/>
+          <w:pStyle w:val="915"/>
           <w:pBdr/>
           <w:spacing/>
           <w:ind/>
@@ -3984,7 +3491,7 @@
   </w:sdt>
   <w:p>
     <w:pPr>
-      <w:pStyle w:val="733"/>
+      <w:pStyle w:val="915"/>
       <w:pBdr/>
       <w:spacing/>
       <w:ind/>
@@ -4324,9 +3831,9 @@
     <w:lsdException w:name="Bibliography" w:uiPriority="37"/>
     <w:lsdException w:name="TOC Heading" w:uiPriority="39" w:qFormat="1"/>
   </w:latentStyles>
-  <w:style w:type="table" w:styleId="12">
+  <w:style w:type="table" w:styleId="727">
     <w:name w:val="Table Grid"/>
-    <w:basedOn w:val="728"/>
+    <w:basedOn w:val="910"/>
     <w:uiPriority w:val="59"/>
     <w:pPr>
       <w:pBdr/>
@@ -4523,9 +4030,9 @@
       </w:tcPr>
     </w:tblStylePr>
   </w:style>
-  <w:style w:type="table" w:styleId="13">
+  <w:style w:type="table" w:styleId="728">
     <w:name w:val="Table Grid Light"/>
-    <w:basedOn w:val="728"/>
+    <w:basedOn w:val="910"/>
     <w:uiPriority w:val="59"/>
     <w:pPr>
       <w:pBdr/>
@@ -4722,9 +4229,9 @@
       </w:tcPr>
     </w:tblStylePr>
   </w:style>
-  <w:style w:type="table" w:styleId="14">
+  <w:style w:type="table" w:styleId="729">
     <w:name w:val="Plain Table 1"/>
-    <w:basedOn w:val="728"/>
+    <w:basedOn w:val="910"/>
     <w:uiPriority w:val="59"/>
     <w:pPr>
       <w:pBdr/>
@@ -4947,9 +4454,9 @@
       </w:tcPr>
     </w:tblStylePr>
   </w:style>
-  <w:style w:type="table" w:styleId="15">
+  <w:style w:type="table" w:styleId="730">
     <w:name w:val="Plain Table 2"/>
-    <w:basedOn w:val="728"/>
+    <w:basedOn w:val="910"/>
     <w:uiPriority w:val="59"/>
     <w:pPr>
       <w:pBdr/>
@@ -5180,9 +4687,9 @@
       </w:tcPr>
     </w:tblStylePr>
   </w:style>
-  <w:style w:type="table" w:styleId="16">
+  <w:style w:type="table" w:styleId="731">
     <w:name w:val="Plain Table 3"/>
-    <w:basedOn w:val="728"/>
+    <w:basedOn w:val="910"/>
     <w:uiPriority w:val="99"/>
     <w:pPr>
       <w:pBdr/>
@@ -5410,9 +4917,9 @@
       </w:tcPr>
     </w:tblStylePr>
   </w:style>
-  <w:style w:type="table" w:styleId="17">
+  <w:style w:type="table" w:styleId="732">
     <w:name w:val="Plain Table 4"/>
-    <w:basedOn w:val="728"/>
+    <w:basedOn w:val="910"/>
     <w:uiPriority w:val="99"/>
     <w:pPr>
       <w:pBdr/>
@@ -5626,9 +5133,9 @@
       </w:tcPr>
     </w:tblStylePr>
   </w:style>
-  <w:style w:type="table" w:styleId="18">
+  <w:style w:type="table" w:styleId="733">
     <w:name w:val="Plain Table 5"/>
-    <w:basedOn w:val="728"/>
+    <w:basedOn w:val="910"/>
     <w:uiPriority w:val="99"/>
     <w:pPr>
       <w:pBdr/>
@@ -5859,9 +5366,9 @@
       </w:tcPr>
     </w:tblStylePr>
   </w:style>
-  <w:style w:type="table" w:styleId="19">
+  <w:style w:type="table" w:styleId="734">
     <w:name w:val="Grid Table 1 Light"/>
-    <w:basedOn w:val="728"/>
+    <w:basedOn w:val="910"/>
     <w:uiPriority w:val="99"/>
     <w:pPr>
       <w:pBdr/>
@@ -6082,9 +5589,9 @@
       </w:tcPr>
     </w:tblStylePr>
   </w:style>
-  <w:style w:type="table" w:styleId="20">
+  <w:style w:type="table" w:styleId="735">
     <w:name w:val="Grid Table 1 Light - Accent 1"/>
-    <w:basedOn w:val="728"/>
+    <w:basedOn w:val="910"/>
     <w:uiPriority w:val="99"/>
     <w:pPr>
       <w:pBdr/>
@@ -6305,9 +5812,9 @@
       </w:tcPr>
     </w:tblStylePr>
   </w:style>
-  <w:style w:type="table" w:styleId="21">
+  <w:style w:type="table" w:styleId="736">
     <w:name w:val="Grid Table 1 Light - Accent 2"/>
-    <w:basedOn w:val="728"/>
+    <w:basedOn w:val="910"/>
     <w:uiPriority w:val="99"/>
     <w:pPr>
       <w:pBdr/>
@@ -6528,9 +6035,9 @@
       </w:tcPr>
     </w:tblStylePr>
   </w:style>
-  <w:style w:type="table" w:styleId="22">
+  <w:style w:type="table" w:styleId="737">
     <w:name w:val="Grid Table 1 Light - Accent 3"/>
-    <w:basedOn w:val="728"/>
+    <w:basedOn w:val="910"/>
     <w:uiPriority w:val="99"/>
     <w:pPr>
       <w:pBdr/>
@@ -6751,9 +6258,9 @@
       </w:tcPr>
     </w:tblStylePr>
   </w:style>
-  <w:style w:type="table" w:styleId="23">
+  <w:style w:type="table" w:styleId="738">
     <w:name w:val="Grid Table 1 Light - Accent 4"/>
-    <w:basedOn w:val="728"/>
+    <w:basedOn w:val="910"/>
     <w:uiPriority w:val="99"/>
     <w:pPr>
       <w:pBdr/>
@@ -6974,9 +6481,9 @@
       </w:tcPr>
     </w:tblStylePr>
   </w:style>
-  <w:style w:type="table" w:styleId="24">
+  <w:style w:type="table" w:styleId="739">
     <w:name w:val="Grid Table 1 Light - Accent 5"/>
-    <w:basedOn w:val="728"/>
+    <w:basedOn w:val="910"/>
     <w:uiPriority w:val="99"/>
     <w:pPr>
       <w:pBdr/>
@@ -7197,9 +6704,9 @@
       </w:tcPr>
     </w:tblStylePr>
   </w:style>
-  <w:style w:type="table" w:styleId="25">
+  <w:style w:type="table" w:styleId="740">
     <w:name w:val="Grid Table 1 Light - Accent 6"/>
-    <w:basedOn w:val="728"/>
+    <w:basedOn w:val="910"/>
     <w:uiPriority w:val="99"/>
     <w:pPr>
       <w:pBdr/>
@@ -7420,9 +6927,9 @@
       </w:tcPr>
     </w:tblStylePr>
   </w:style>
-  <w:style w:type="table" w:styleId="26">
+  <w:style w:type="table" w:styleId="741">
     <w:name w:val="Grid Table 2"/>
-    <w:basedOn w:val="728"/>
+    <w:basedOn w:val="910"/>
     <w:uiPriority w:val="99"/>
     <w:pPr>
       <w:pBdr/>
@@ -7652,9 +7159,9 @@
       </w:tcPr>
     </w:tblStylePr>
   </w:style>
-  <w:style w:type="table" w:styleId="27">
+  <w:style w:type="table" w:styleId="742">
     <w:name w:val="Grid Table 2 - Accent 1"/>
-    <w:basedOn w:val="728"/>
+    <w:basedOn w:val="910"/>
     <w:uiPriority w:val="99"/>
     <w:pPr>
       <w:pBdr/>
@@ -7884,9 +7391,9 @@
       </w:tcPr>
     </w:tblStylePr>
   </w:style>
-  <w:style w:type="table" w:styleId="28">
+  <w:style w:type="table" w:styleId="743">
     <w:name w:val="Grid Table 2 - Accent 2"/>
-    <w:basedOn w:val="728"/>
+    <w:basedOn w:val="910"/>
     <w:uiPriority w:val="99"/>
     <w:pPr>
       <w:pBdr/>
@@ -8116,9 +7623,9 @@
       </w:tcPr>
     </w:tblStylePr>
   </w:style>
-  <w:style w:type="table" w:styleId="29">
+  <w:style w:type="table" w:styleId="744">
     <w:name w:val="Grid Table 2 - Accent 3"/>
-    <w:basedOn w:val="728"/>
+    <w:basedOn w:val="910"/>
     <w:uiPriority w:val="99"/>
     <w:pPr>
       <w:pBdr/>
@@ -8348,9 +7855,9 @@
       </w:tcPr>
     </w:tblStylePr>
   </w:style>
-  <w:style w:type="table" w:styleId="30">
+  <w:style w:type="table" w:styleId="745">
     <w:name w:val="Grid Table 2 - Accent 4"/>
-    <w:basedOn w:val="728"/>
+    <w:basedOn w:val="910"/>
     <w:uiPriority w:val="99"/>
     <w:pPr>
       <w:pBdr/>
@@ -8580,9 +8087,9 @@
       </w:tcPr>
     </w:tblStylePr>
   </w:style>
-  <w:style w:type="table" w:styleId="31">
+  <w:style w:type="table" w:styleId="746">
     <w:name w:val="Grid Table 2 - Accent 5"/>
-    <w:basedOn w:val="728"/>
+    <w:basedOn w:val="910"/>
     <w:uiPriority w:val="99"/>
     <w:pPr>
       <w:pBdr/>
@@ -8812,9 +8319,9 @@
       </w:tcPr>
     </w:tblStylePr>
   </w:style>
-  <w:style w:type="table" w:styleId="32">
+  <w:style w:type="table" w:styleId="747">
     <w:name w:val="Grid Table 2 - Accent 6"/>
-    <w:basedOn w:val="728"/>
+    <w:basedOn w:val="910"/>
     <w:uiPriority w:val="99"/>
     <w:pPr>
       <w:pBdr/>
@@ -9044,9 +8551,9 @@
       </w:tcPr>
     </w:tblStylePr>
   </w:style>
-  <w:style w:type="table" w:styleId="33">
+  <w:style w:type="table" w:styleId="748">
     <w:name w:val="Grid Table 3"/>
-    <w:basedOn w:val="728"/>
+    <w:basedOn w:val="910"/>
     <w:uiPriority w:val="99"/>
     <w:pPr>
       <w:pBdr/>
@@ -9145,29 +8652,6 @@
         <w:tblBorders/>
       </w:tblPr>
       <w:tcPr>
-        <w:shd w:color="ffffff"/>
-        <w:tcBorders>
-          <w:top w:val="none" w:color="000000" w:sz="4" w:space="0"/>
-          <w:left w:val="none" w:color="000000" w:sz="4" w:space="0"/>
-          <w:bottom w:val="none" w:color="000000" w:sz="4" w:space="0"/>
-          <w:right w:val="none" w:color="000000" w:sz="4" w:space="0"/>
-        </w:tcBorders>
-      </w:tcPr>
-    </w:tblStylePr>
-    <w:tblStylePr w:type="firstRow">
-      <w:rPr>
-        <w:b/>
-        <w:color w:val="404040"/>
-      </w:rPr>
-      <w:pPr>
-        <w:pBdr/>
-        <w:spacing/>
-        <w:ind/>
-      </w:pPr>
-      <w:tblPr>
-        <w:tblBorders/>
-      </w:tblPr>
-      <w:tcPr>
         <w:shd w:val="clear" w:color="ffffff"/>
         <w:tcBorders>
           <w:top w:val="none" w:color="000000" w:sz="4" w:space="0"/>
@@ -9177,30 +8661,7 @@
         </w:tcBorders>
       </w:tcPr>
     </w:tblStylePr>
-    <w:tblStylePr w:type="lastCol">
-      <w:rPr>
-        <w:i/>
-        <w:color w:val="404040"/>
-      </w:rPr>
-      <w:pPr>
-        <w:pBdr/>
-        <w:spacing/>
-        <w:ind/>
-      </w:pPr>
-      <w:tblPr>
-        <w:tblBorders/>
-      </w:tblPr>
-      <w:tcPr>
-        <w:shd w:color="ffffff"/>
-        <w:tcBorders>
-          <w:top w:val="none" w:color="000000" w:sz="4" w:space="0"/>
-          <w:left w:val="none" w:color="000000" w:sz="4" w:space="0"/>
-          <w:bottom w:val="none" w:color="000000" w:sz="4" w:space="0"/>
-          <w:right w:val="none" w:color="000000" w:sz="4" w:space="0"/>
-        </w:tcBorders>
-      </w:tcPr>
-    </w:tblStylePr>
-    <w:tblStylePr w:type="lastRow">
+    <w:tblStylePr w:type="firstRow">
       <w:rPr>
         <w:b/>
         <w:color w:val="404040"/>
@@ -9223,6 +8684,52 @@
         </w:tcBorders>
       </w:tcPr>
     </w:tblStylePr>
+    <w:tblStylePr w:type="lastCol">
+      <w:rPr>
+        <w:i/>
+        <w:color w:val="404040"/>
+      </w:rPr>
+      <w:pPr>
+        <w:pBdr/>
+        <w:spacing/>
+        <w:ind/>
+      </w:pPr>
+      <w:tblPr>
+        <w:tblBorders/>
+      </w:tblPr>
+      <w:tcPr>
+        <w:shd w:val="clear" w:color="ffffff"/>
+        <w:tcBorders>
+          <w:top w:val="none" w:color="000000" w:sz="4" w:space="0"/>
+          <w:left w:val="none" w:color="000000" w:sz="4" w:space="0"/>
+          <w:bottom w:val="none" w:color="000000" w:sz="4" w:space="0"/>
+          <w:right w:val="none" w:color="000000" w:sz="4" w:space="0"/>
+        </w:tcBorders>
+      </w:tcPr>
+    </w:tblStylePr>
+    <w:tblStylePr w:type="lastRow">
+      <w:rPr>
+        <w:b/>
+        <w:color w:val="404040"/>
+      </w:rPr>
+      <w:pPr>
+        <w:pBdr/>
+        <w:spacing/>
+        <w:ind/>
+      </w:pPr>
+      <w:tblPr>
+        <w:tblBorders/>
+      </w:tblPr>
+      <w:tcPr>
+        <w:shd w:val="clear" w:color="ffffff"/>
+        <w:tcBorders>
+          <w:top w:val="none" w:color="000000" w:sz="4" w:space="0"/>
+          <w:left w:val="none" w:color="000000" w:sz="4" w:space="0"/>
+          <w:bottom w:val="none" w:color="000000" w:sz="4" w:space="0"/>
+          <w:right w:val="none" w:color="000000" w:sz="4" w:space="0"/>
+        </w:tcBorders>
+      </w:tcPr>
+    </w:tblStylePr>
     <w:tblStylePr w:type="nwCell">
       <w:pPr>
         <w:pBdr/>
@@ -9289,9 +8796,9 @@
       </w:tcPr>
     </w:tblStylePr>
   </w:style>
-  <w:style w:type="table" w:styleId="34">
+  <w:style w:type="table" w:styleId="749">
     <w:name w:val="Grid Table 3 - Accent 1"/>
-    <w:basedOn w:val="728"/>
+    <w:basedOn w:val="910"/>
     <w:uiPriority w:val="99"/>
     <w:pPr>
       <w:pBdr/>
@@ -9390,29 +8897,6 @@
         <w:tblBorders/>
       </w:tblPr>
       <w:tcPr>
-        <w:shd w:color="ffffff"/>
-        <w:tcBorders>
-          <w:top w:val="none" w:color="000000" w:sz="4" w:space="0"/>
-          <w:left w:val="none" w:color="000000" w:sz="4" w:space="0"/>
-          <w:bottom w:val="none" w:color="000000" w:sz="4" w:space="0"/>
-          <w:right w:val="none" w:color="000000" w:sz="4" w:space="0"/>
-        </w:tcBorders>
-      </w:tcPr>
-    </w:tblStylePr>
-    <w:tblStylePr w:type="firstRow">
-      <w:rPr>
-        <w:b/>
-        <w:color w:val="404040"/>
-      </w:rPr>
-      <w:pPr>
-        <w:pBdr/>
-        <w:spacing/>
-        <w:ind/>
-      </w:pPr>
-      <w:tblPr>
-        <w:tblBorders/>
-      </w:tblPr>
-      <w:tcPr>
         <w:shd w:val="clear" w:color="ffffff"/>
         <w:tcBorders>
           <w:top w:val="none" w:color="000000" w:sz="4" w:space="0"/>
@@ -9422,30 +8906,7 @@
         </w:tcBorders>
       </w:tcPr>
     </w:tblStylePr>
-    <w:tblStylePr w:type="lastCol">
-      <w:rPr>
-        <w:i/>
-        <w:color w:val="404040"/>
-      </w:rPr>
-      <w:pPr>
-        <w:pBdr/>
-        <w:spacing/>
-        <w:ind/>
-      </w:pPr>
-      <w:tblPr>
-        <w:tblBorders/>
-      </w:tblPr>
-      <w:tcPr>
-        <w:shd w:color="ffffff"/>
-        <w:tcBorders>
-          <w:top w:val="none" w:color="000000" w:sz="4" w:space="0"/>
-          <w:left w:val="none" w:color="000000" w:sz="4" w:space="0"/>
-          <w:bottom w:val="none" w:color="000000" w:sz="4" w:space="0"/>
-          <w:right w:val="none" w:color="000000" w:sz="4" w:space="0"/>
-        </w:tcBorders>
-      </w:tcPr>
-    </w:tblStylePr>
-    <w:tblStylePr w:type="lastRow">
+    <w:tblStylePr w:type="firstRow">
       <w:rPr>
         <w:b/>
         <w:color w:val="404040"/>
@@ -9468,6 +8929,52 @@
         </w:tcBorders>
       </w:tcPr>
     </w:tblStylePr>
+    <w:tblStylePr w:type="lastCol">
+      <w:rPr>
+        <w:i/>
+        <w:color w:val="404040"/>
+      </w:rPr>
+      <w:pPr>
+        <w:pBdr/>
+        <w:spacing/>
+        <w:ind/>
+      </w:pPr>
+      <w:tblPr>
+        <w:tblBorders/>
+      </w:tblPr>
+      <w:tcPr>
+        <w:shd w:val="clear" w:color="ffffff"/>
+        <w:tcBorders>
+          <w:top w:val="none" w:color="000000" w:sz="4" w:space="0"/>
+          <w:left w:val="none" w:color="000000" w:sz="4" w:space="0"/>
+          <w:bottom w:val="none" w:color="000000" w:sz="4" w:space="0"/>
+          <w:right w:val="none" w:color="000000" w:sz="4" w:space="0"/>
+        </w:tcBorders>
+      </w:tcPr>
+    </w:tblStylePr>
+    <w:tblStylePr w:type="lastRow">
+      <w:rPr>
+        <w:b/>
+        <w:color w:val="404040"/>
+      </w:rPr>
+      <w:pPr>
+        <w:pBdr/>
+        <w:spacing/>
+        <w:ind/>
+      </w:pPr>
+      <w:tblPr>
+        <w:tblBorders/>
+      </w:tblPr>
+      <w:tcPr>
+        <w:shd w:val="clear" w:color="ffffff"/>
+        <w:tcBorders>
+          <w:top w:val="none" w:color="000000" w:sz="4" w:space="0"/>
+          <w:left w:val="none" w:color="000000" w:sz="4" w:space="0"/>
+          <w:bottom w:val="none" w:color="000000" w:sz="4" w:space="0"/>
+          <w:right w:val="none" w:color="000000" w:sz="4" w:space="0"/>
+        </w:tcBorders>
+      </w:tcPr>
+    </w:tblStylePr>
     <w:tblStylePr w:type="nwCell">
       <w:pPr>
         <w:pBdr/>
@@ -9534,9 +9041,9 @@
       </w:tcPr>
     </w:tblStylePr>
   </w:style>
-  <w:style w:type="table" w:styleId="35">
+  <w:style w:type="table" w:styleId="750">
     <w:name w:val="Grid Table 3 - Accent 2"/>
-    <w:basedOn w:val="728"/>
+    <w:basedOn w:val="910"/>
     <w:uiPriority w:val="99"/>
     <w:pPr>
       <w:pBdr/>
@@ -9635,29 +9142,6 @@
         <w:tblBorders/>
       </w:tblPr>
       <w:tcPr>
-        <w:shd w:color="ffffff"/>
-        <w:tcBorders>
-          <w:top w:val="none" w:color="000000" w:sz="4" w:space="0"/>
-          <w:left w:val="none" w:color="000000" w:sz="4" w:space="0"/>
-          <w:bottom w:val="none" w:color="000000" w:sz="4" w:space="0"/>
-          <w:right w:val="none" w:color="000000" w:sz="4" w:space="0"/>
-        </w:tcBorders>
-      </w:tcPr>
-    </w:tblStylePr>
-    <w:tblStylePr w:type="firstRow">
-      <w:rPr>
-        <w:b/>
-        <w:color w:val="404040"/>
-      </w:rPr>
-      <w:pPr>
-        <w:pBdr/>
-        <w:spacing/>
-        <w:ind/>
-      </w:pPr>
-      <w:tblPr>
-        <w:tblBorders/>
-      </w:tblPr>
-      <w:tcPr>
         <w:shd w:val="clear" w:color="ffffff"/>
         <w:tcBorders>
           <w:top w:val="none" w:color="000000" w:sz="4" w:space="0"/>
@@ -9667,30 +9151,7 @@
         </w:tcBorders>
       </w:tcPr>
     </w:tblStylePr>
-    <w:tblStylePr w:type="lastCol">
-      <w:rPr>
-        <w:i/>
-        <w:color w:val="404040"/>
-      </w:rPr>
-      <w:pPr>
-        <w:pBdr/>
-        <w:spacing/>
-        <w:ind/>
-      </w:pPr>
-      <w:tblPr>
-        <w:tblBorders/>
-      </w:tblPr>
-      <w:tcPr>
-        <w:shd w:color="ffffff"/>
-        <w:tcBorders>
-          <w:top w:val="none" w:color="000000" w:sz="4" w:space="0"/>
-          <w:left w:val="none" w:color="000000" w:sz="4" w:space="0"/>
-          <w:bottom w:val="none" w:color="000000" w:sz="4" w:space="0"/>
-          <w:right w:val="none" w:color="000000" w:sz="4" w:space="0"/>
-        </w:tcBorders>
-      </w:tcPr>
-    </w:tblStylePr>
-    <w:tblStylePr w:type="lastRow">
+    <w:tblStylePr w:type="firstRow">
       <w:rPr>
         <w:b/>
         <w:color w:val="404040"/>
@@ -9713,6 +9174,52 @@
         </w:tcBorders>
       </w:tcPr>
     </w:tblStylePr>
+    <w:tblStylePr w:type="lastCol">
+      <w:rPr>
+        <w:i/>
+        <w:color w:val="404040"/>
+      </w:rPr>
+      <w:pPr>
+        <w:pBdr/>
+        <w:spacing/>
+        <w:ind/>
+      </w:pPr>
+      <w:tblPr>
+        <w:tblBorders/>
+      </w:tblPr>
+      <w:tcPr>
+        <w:shd w:val="clear" w:color="ffffff"/>
+        <w:tcBorders>
+          <w:top w:val="none" w:color="000000" w:sz="4" w:space="0"/>
+          <w:left w:val="none" w:color="000000" w:sz="4" w:space="0"/>
+          <w:bottom w:val="none" w:color="000000" w:sz="4" w:space="0"/>
+          <w:right w:val="none" w:color="000000" w:sz="4" w:space="0"/>
+        </w:tcBorders>
+      </w:tcPr>
+    </w:tblStylePr>
+    <w:tblStylePr w:type="lastRow">
+      <w:rPr>
+        <w:b/>
+        <w:color w:val="404040"/>
+      </w:rPr>
+      <w:pPr>
+        <w:pBdr/>
+        <w:spacing/>
+        <w:ind/>
+      </w:pPr>
+      <w:tblPr>
+        <w:tblBorders/>
+      </w:tblPr>
+      <w:tcPr>
+        <w:shd w:val="clear" w:color="ffffff"/>
+        <w:tcBorders>
+          <w:top w:val="none" w:color="000000" w:sz="4" w:space="0"/>
+          <w:left w:val="none" w:color="000000" w:sz="4" w:space="0"/>
+          <w:bottom w:val="none" w:color="000000" w:sz="4" w:space="0"/>
+          <w:right w:val="none" w:color="000000" w:sz="4" w:space="0"/>
+        </w:tcBorders>
+      </w:tcPr>
+    </w:tblStylePr>
     <w:tblStylePr w:type="nwCell">
       <w:pPr>
         <w:pBdr/>
@@ -9779,9 +9286,9 @@
       </w:tcPr>
     </w:tblStylePr>
   </w:style>
-  <w:style w:type="table" w:styleId="36">
+  <w:style w:type="table" w:styleId="751">
     <w:name w:val="Grid Table 3 - Accent 3"/>
-    <w:basedOn w:val="728"/>
+    <w:basedOn w:val="910"/>
     <w:uiPriority w:val="99"/>
     <w:pPr>
       <w:pBdr/>
@@ -9880,29 +9387,6 @@
         <w:tblBorders/>
       </w:tblPr>
       <w:tcPr>
-        <w:shd w:color="ffffff"/>
-        <w:tcBorders>
-          <w:top w:val="none" w:color="000000" w:sz="4" w:space="0"/>
-          <w:left w:val="none" w:color="000000" w:sz="4" w:space="0"/>
-          <w:bottom w:val="none" w:color="000000" w:sz="4" w:space="0"/>
-          <w:right w:val="none" w:color="000000" w:sz="4" w:space="0"/>
-        </w:tcBorders>
-      </w:tcPr>
-    </w:tblStylePr>
-    <w:tblStylePr w:type="firstRow">
-      <w:rPr>
-        <w:b/>
-        <w:color w:val="404040"/>
-      </w:rPr>
-      <w:pPr>
-        <w:pBdr/>
-        <w:spacing/>
-        <w:ind/>
-      </w:pPr>
-      <w:tblPr>
-        <w:tblBorders/>
-      </w:tblPr>
-      <w:tcPr>
         <w:shd w:val="clear" w:color="ffffff"/>
         <w:tcBorders>
           <w:top w:val="none" w:color="000000" w:sz="4" w:space="0"/>
@@ -9912,30 +9396,7 @@
         </w:tcBorders>
       </w:tcPr>
     </w:tblStylePr>
-    <w:tblStylePr w:type="lastCol">
-      <w:rPr>
-        <w:i/>
-        <w:color w:val="404040"/>
-      </w:rPr>
-      <w:pPr>
-        <w:pBdr/>
-        <w:spacing/>
-        <w:ind/>
-      </w:pPr>
-      <w:tblPr>
-        <w:tblBorders/>
-      </w:tblPr>
-      <w:tcPr>
-        <w:shd w:color="ffffff"/>
-        <w:tcBorders>
-          <w:top w:val="none" w:color="000000" w:sz="4" w:space="0"/>
-          <w:left w:val="none" w:color="000000" w:sz="4" w:space="0"/>
-          <w:bottom w:val="none" w:color="000000" w:sz="4" w:space="0"/>
-          <w:right w:val="none" w:color="000000" w:sz="4" w:space="0"/>
-        </w:tcBorders>
-      </w:tcPr>
-    </w:tblStylePr>
-    <w:tblStylePr w:type="lastRow">
+    <w:tblStylePr w:type="firstRow">
       <w:rPr>
         <w:b/>
         <w:color w:val="404040"/>
@@ -9958,6 +9419,52 @@
         </w:tcBorders>
       </w:tcPr>
     </w:tblStylePr>
+    <w:tblStylePr w:type="lastCol">
+      <w:rPr>
+        <w:i/>
+        <w:color w:val="404040"/>
+      </w:rPr>
+      <w:pPr>
+        <w:pBdr/>
+        <w:spacing/>
+        <w:ind/>
+      </w:pPr>
+      <w:tblPr>
+        <w:tblBorders/>
+      </w:tblPr>
+      <w:tcPr>
+        <w:shd w:val="clear" w:color="ffffff"/>
+        <w:tcBorders>
+          <w:top w:val="none" w:color="000000" w:sz="4" w:space="0"/>
+          <w:left w:val="none" w:color="000000" w:sz="4" w:space="0"/>
+          <w:bottom w:val="none" w:color="000000" w:sz="4" w:space="0"/>
+          <w:right w:val="none" w:color="000000" w:sz="4" w:space="0"/>
+        </w:tcBorders>
+      </w:tcPr>
+    </w:tblStylePr>
+    <w:tblStylePr w:type="lastRow">
+      <w:rPr>
+        <w:b/>
+        <w:color w:val="404040"/>
+      </w:rPr>
+      <w:pPr>
+        <w:pBdr/>
+        <w:spacing/>
+        <w:ind/>
+      </w:pPr>
+      <w:tblPr>
+        <w:tblBorders/>
+      </w:tblPr>
+      <w:tcPr>
+        <w:shd w:val="clear" w:color="ffffff"/>
+        <w:tcBorders>
+          <w:top w:val="none" w:color="000000" w:sz="4" w:space="0"/>
+          <w:left w:val="none" w:color="000000" w:sz="4" w:space="0"/>
+          <w:bottom w:val="none" w:color="000000" w:sz="4" w:space="0"/>
+          <w:right w:val="none" w:color="000000" w:sz="4" w:space="0"/>
+        </w:tcBorders>
+      </w:tcPr>
+    </w:tblStylePr>
     <w:tblStylePr w:type="nwCell">
       <w:pPr>
         <w:pBdr/>
@@ -10024,9 +9531,9 @@
       </w:tcPr>
     </w:tblStylePr>
   </w:style>
-  <w:style w:type="table" w:styleId="37">
+  <w:style w:type="table" w:styleId="752">
     <w:name w:val="Grid Table 3 - Accent 4"/>
-    <w:basedOn w:val="728"/>
+    <w:basedOn w:val="910"/>
     <w:uiPriority w:val="99"/>
     <w:pPr>
       <w:pBdr/>
@@ -10125,29 +9632,6 @@
         <w:tblBorders/>
       </w:tblPr>
       <w:tcPr>
-        <w:shd w:color="ffffff"/>
-        <w:tcBorders>
-          <w:top w:val="none" w:color="000000" w:sz="4" w:space="0"/>
-          <w:left w:val="none" w:color="000000" w:sz="4" w:space="0"/>
-          <w:bottom w:val="none" w:color="000000" w:sz="4" w:space="0"/>
-          <w:right w:val="none" w:color="000000" w:sz="4" w:space="0"/>
-        </w:tcBorders>
-      </w:tcPr>
-    </w:tblStylePr>
-    <w:tblStylePr w:type="firstRow">
-      <w:rPr>
-        <w:b/>
-        <w:color w:val="404040"/>
-      </w:rPr>
-      <w:pPr>
-        <w:pBdr/>
-        <w:spacing/>
-        <w:ind/>
-      </w:pPr>
-      <w:tblPr>
-        <w:tblBorders/>
-      </w:tblPr>
-      <w:tcPr>
         <w:shd w:val="clear" w:color="ffffff"/>
         <w:tcBorders>
           <w:top w:val="none" w:color="000000" w:sz="4" w:space="0"/>
@@ -10157,30 +9641,7 @@
         </w:tcBorders>
       </w:tcPr>
     </w:tblStylePr>
-    <w:tblStylePr w:type="lastCol">
-      <w:rPr>
-        <w:i/>
-        <w:color w:val="404040"/>
-      </w:rPr>
-      <w:pPr>
-        <w:pBdr/>
-        <w:spacing/>
-        <w:ind/>
-      </w:pPr>
-      <w:tblPr>
-        <w:tblBorders/>
-      </w:tblPr>
-      <w:tcPr>
-        <w:shd w:color="ffffff"/>
-        <w:tcBorders>
-          <w:top w:val="none" w:color="000000" w:sz="4" w:space="0"/>
-          <w:left w:val="none" w:color="000000" w:sz="4" w:space="0"/>
-          <w:bottom w:val="none" w:color="000000" w:sz="4" w:space="0"/>
-          <w:right w:val="none" w:color="000000" w:sz="4" w:space="0"/>
-        </w:tcBorders>
-      </w:tcPr>
-    </w:tblStylePr>
-    <w:tblStylePr w:type="lastRow">
+    <w:tblStylePr w:type="firstRow">
       <w:rPr>
         <w:b/>
         <w:color w:val="404040"/>
@@ -10203,6 +9664,52 @@
         </w:tcBorders>
       </w:tcPr>
     </w:tblStylePr>
+    <w:tblStylePr w:type="lastCol">
+      <w:rPr>
+        <w:i/>
+        <w:color w:val="404040"/>
+      </w:rPr>
+      <w:pPr>
+        <w:pBdr/>
+        <w:spacing/>
+        <w:ind/>
+      </w:pPr>
+      <w:tblPr>
+        <w:tblBorders/>
+      </w:tblPr>
+      <w:tcPr>
+        <w:shd w:val="clear" w:color="ffffff"/>
+        <w:tcBorders>
+          <w:top w:val="none" w:color="000000" w:sz="4" w:space="0"/>
+          <w:left w:val="none" w:color="000000" w:sz="4" w:space="0"/>
+          <w:bottom w:val="none" w:color="000000" w:sz="4" w:space="0"/>
+          <w:right w:val="none" w:color="000000" w:sz="4" w:space="0"/>
+        </w:tcBorders>
+      </w:tcPr>
+    </w:tblStylePr>
+    <w:tblStylePr w:type="lastRow">
+      <w:rPr>
+        <w:b/>
+        <w:color w:val="404040"/>
+      </w:rPr>
+      <w:pPr>
+        <w:pBdr/>
+        <w:spacing/>
+        <w:ind/>
+      </w:pPr>
+      <w:tblPr>
+        <w:tblBorders/>
+      </w:tblPr>
+      <w:tcPr>
+        <w:shd w:val="clear" w:color="ffffff"/>
+        <w:tcBorders>
+          <w:top w:val="none" w:color="000000" w:sz="4" w:space="0"/>
+          <w:left w:val="none" w:color="000000" w:sz="4" w:space="0"/>
+          <w:bottom w:val="none" w:color="000000" w:sz="4" w:space="0"/>
+          <w:right w:val="none" w:color="000000" w:sz="4" w:space="0"/>
+        </w:tcBorders>
+      </w:tcPr>
+    </w:tblStylePr>
     <w:tblStylePr w:type="nwCell">
       <w:pPr>
         <w:pBdr/>
@@ -10269,9 +9776,9 @@
       </w:tcPr>
     </w:tblStylePr>
   </w:style>
-  <w:style w:type="table" w:styleId="38">
+  <w:style w:type="table" w:styleId="753">
     <w:name w:val="Grid Table 3 - Accent 5"/>
-    <w:basedOn w:val="728"/>
+    <w:basedOn w:val="910"/>
     <w:uiPriority w:val="99"/>
     <w:pPr>
       <w:pBdr/>
@@ -10370,29 +9877,6 @@
         <w:tblBorders/>
       </w:tblPr>
       <w:tcPr>
-        <w:shd w:color="ffffff"/>
-        <w:tcBorders>
-          <w:top w:val="none" w:color="000000" w:sz="4" w:space="0"/>
-          <w:left w:val="none" w:color="000000" w:sz="4" w:space="0"/>
-          <w:bottom w:val="none" w:color="000000" w:sz="4" w:space="0"/>
-          <w:right w:val="none" w:color="000000" w:sz="4" w:space="0"/>
-        </w:tcBorders>
-      </w:tcPr>
-    </w:tblStylePr>
-    <w:tblStylePr w:type="firstRow">
-      <w:rPr>
-        <w:b/>
-        <w:color w:val="404040"/>
-      </w:rPr>
-      <w:pPr>
-        <w:pBdr/>
-        <w:spacing/>
-        <w:ind/>
-      </w:pPr>
-      <w:tblPr>
-        <w:tblBorders/>
-      </w:tblPr>
-      <w:tcPr>
         <w:shd w:val="clear" w:color="ffffff"/>
         <w:tcBorders>
           <w:top w:val="none" w:color="000000" w:sz="4" w:space="0"/>
@@ -10402,30 +9886,7 @@
         </w:tcBorders>
       </w:tcPr>
     </w:tblStylePr>
-    <w:tblStylePr w:type="lastCol">
-      <w:rPr>
-        <w:i/>
-        <w:color w:val="404040"/>
-      </w:rPr>
-      <w:pPr>
-        <w:pBdr/>
-        <w:spacing/>
-        <w:ind/>
-      </w:pPr>
-      <w:tblPr>
-        <w:tblBorders/>
-      </w:tblPr>
-      <w:tcPr>
-        <w:shd w:color="ffffff"/>
-        <w:tcBorders>
-          <w:top w:val="none" w:color="000000" w:sz="4" w:space="0"/>
-          <w:left w:val="none" w:color="000000" w:sz="4" w:space="0"/>
-          <w:bottom w:val="none" w:color="000000" w:sz="4" w:space="0"/>
-          <w:right w:val="none" w:color="000000" w:sz="4" w:space="0"/>
-        </w:tcBorders>
-      </w:tcPr>
-    </w:tblStylePr>
-    <w:tblStylePr w:type="lastRow">
+    <w:tblStylePr w:type="firstRow">
       <w:rPr>
         <w:b/>
         <w:color w:val="404040"/>
@@ -10448,6 +9909,52 @@
         </w:tcBorders>
       </w:tcPr>
     </w:tblStylePr>
+    <w:tblStylePr w:type="lastCol">
+      <w:rPr>
+        <w:i/>
+        <w:color w:val="404040"/>
+      </w:rPr>
+      <w:pPr>
+        <w:pBdr/>
+        <w:spacing/>
+        <w:ind/>
+      </w:pPr>
+      <w:tblPr>
+        <w:tblBorders/>
+      </w:tblPr>
+      <w:tcPr>
+        <w:shd w:val="clear" w:color="ffffff"/>
+        <w:tcBorders>
+          <w:top w:val="none" w:color="000000" w:sz="4" w:space="0"/>
+          <w:left w:val="none" w:color="000000" w:sz="4" w:space="0"/>
+          <w:bottom w:val="none" w:color="000000" w:sz="4" w:space="0"/>
+          <w:right w:val="none" w:color="000000" w:sz="4" w:space="0"/>
+        </w:tcBorders>
+      </w:tcPr>
+    </w:tblStylePr>
+    <w:tblStylePr w:type="lastRow">
+      <w:rPr>
+        <w:b/>
+        <w:color w:val="404040"/>
+      </w:rPr>
+      <w:pPr>
+        <w:pBdr/>
+        <w:spacing/>
+        <w:ind/>
+      </w:pPr>
+      <w:tblPr>
+        <w:tblBorders/>
+      </w:tblPr>
+      <w:tcPr>
+        <w:shd w:val="clear" w:color="ffffff"/>
+        <w:tcBorders>
+          <w:top w:val="none" w:color="000000" w:sz="4" w:space="0"/>
+          <w:left w:val="none" w:color="000000" w:sz="4" w:space="0"/>
+          <w:bottom w:val="none" w:color="000000" w:sz="4" w:space="0"/>
+          <w:right w:val="none" w:color="000000" w:sz="4" w:space="0"/>
+        </w:tcBorders>
+      </w:tcPr>
+    </w:tblStylePr>
     <w:tblStylePr w:type="nwCell">
       <w:pPr>
         <w:pBdr/>
@@ -10514,9 +10021,9 @@
       </w:tcPr>
     </w:tblStylePr>
   </w:style>
-  <w:style w:type="table" w:styleId="39">
+  <w:style w:type="table" w:styleId="754">
     <w:name w:val="Grid Table 3 - Accent 6"/>
-    <w:basedOn w:val="728"/>
+    <w:basedOn w:val="910"/>
     <w:uiPriority w:val="99"/>
     <w:pPr>
       <w:pBdr/>
@@ -10615,29 +10122,6 @@
         <w:tblBorders/>
       </w:tblPr>
       <w:tcPr>
-        <w:shd w:color="ffffff"/>
-        <w:tcBorders>
-          <w:top w:val="none" w:color="000000" w:sz="4" w:space="0"/>
-          <w:left w:val="none" w:color="000000" w:sz="4" w:space="0"/>
-          <w:bottom w:val="none" w:color="000000" w:sz="4" w:space="0"/>
-          <w:right w:val="none" w:color="000000" w:sz="4" w:space="0"/>
-        </w:tcBorders>
-      </w:tcPr>
-    </w:tblStylePr>
-    <w:tblStylePr w:type="firstRow">
-      <w:rPr>
-        <w:b/>
-        <w:color w:val="404040"/>
-      </w:rPr>
-      <w:pPr>
-        <w:pBdr/>
-        <w:spacing/>
-        <w:ind/>
-      </w:pPr>
-      <w:tblPr>
-        <w:tblBorders/>
-      </w:tblPr>
-      <w:tcPr>
         <w:shd w:val="clear" w:color="ffffff"/>
         <w:tcBorders>
           <w:top w:val="none" w:color="000000" w:sz="4" w:space="0"/>
@@ -10647,30 +10131,7 @@
         </w:tcBorders>
       </w:tcPr>
     </w:tblStylePr>
-    <w:tblStylePr w:type="lastCol">
-      <w:rPr>
-        <w:i/>
-        <w:color w:val="404040"/>
-      </w:rPr>
-      <w:pPr>
-        <w:pBdr/>
-        <w:spacing/>
-        <w:ind/>
-      </w:pPr>
-      <w:tblPr>
-        <w:tblBorders/>
-      </w:tblPr>
-      <w:tcPr>
-        <w:shd w:color="ffffff"/>
-        <w:tcBorders>
-          <w:top w:val="none" w:color="000000" w:sz="4" w:space="0"/>
-          <w:left w:val="none" w:color="000000" w:sz="4" w:space="0"/>
-          <w:bottom w:val="none" w:color="000000" w:sz="4" w:space="0"/>
-          <w:right w:val="none" w:color="000000" w:sz="4" w:space="0"/>
-        </w:tcBorders>
-      </w:tcPr>
-    </w:tblStylePr>
-    <w:tblStylePr w:type="lastRow">
+    <w:tblStylePr w:type="firstRow">
       <w:rPr>
         <w:b/>
         <w:color w:val="404040"/>
@@ -10693,6 +10154,52 @@
         </w:tcBorders>
       </w:tcPr>
     </w:tblStylePr>
+    <w:tblStylePr w:type="lastCol">
+      <w:rPr>
+        <w:i/>
+        <w:color w:val="404040"/>
+      </w:rPr>
+      <w:pPr>
+        <w:pBdr/>
+        <w:spacing/>
+        <w:ind/>
+      </w:pPr>
+      <w:tblPr>
+        <w:tblBorders/>
+      </w:tblPr>
+      <w:tcPr>
+        <w:shd w:val="clear" w:color="ffffff"/>
+        <w:tcBorders>
+          <w:top w:val="none" w:color="000000" w:sz="4" w:space="0"/>
+          <w:left w:val="none" w:color="000000" w:sz="4" w:space="0"/>
+          <w:bottom w:val="none" w:color="000000" w:sz="4" w:space="0"/>
+          <w:right w:val="none" w:color="000000" w:sz="4" w:space="0"/>
+        </w:tcBorders>
+      </w:tcPr>
+    </w:tblStylePr>
+    <w:tblStylePr w:type="lastRow">
+      <w:rPr>
+        <w:b/>
+        <w:color w:val="404040"/>
+      </w:rPr>
+      <w:pPr>
+        <w:pBdr/>
+        <w:spacing/>
+        <w:ind/>
+      </w:pPr>
+      <w:tblPr>
+        <w:tblBorders/>
+      </w:tblPr>
+      <w:tcPr>
+        <w:shd w:val="clear" w:color="ffffff"/>
+        <w:tcBorders>
+          <w:top w:val="none" w:color="000000" w:sz="4" w:space="0"/>
+          <w:left w:val="none" w:color="000000" w:sz="4" w:space="0"/>
+          <w:bottom w:val="none" w:color="000000" w:sz="4" w:space="0"/>
+          <w:right w:val="none" w:color="000000" w:sz="4" w:space="0"/>
+        </w:tcBorders>
+      </w:tcPr>
+    </w:tblStylePr>
     <w:tblStylePr w:type="nwCell">
       <w:pPr>
         <w:pBdr/>
@@ -10759,9 +10266,9 @@
       </w:tcPr>
     </w:tblStylePr>
   </w:style>
-  <w:style w:type="table" w:styleId="40">
+  <w:style w:type="table" w:styleId="755">
     <w:name w:val="Grid Table 4"/>
-    <w:basedOn w:val="728"/>
+    <w:basedOn w:val="910"/>
     <w:uiPriority w:val="59"/>
     <w:pPr>
       <w:pBdr/>
@@ -10992,9 +10499,9 @@
       </w:tcPr>
     </w:tblStylePr>
   </w:style>
-  <w:style w:type="table" w:styleId="41">
+  <w:style w:type="table" w:styleId="756">
     <w:name w:val="Grid Table 4 - Accent 1"/>
-    <w:basedOn w:val="728"/>
+    <w:basedOn w:val="910"/>
     <w:uiPriority w:val="59"/>
     <w:pPr>
       <w:pBdr/>
@@ -11225,9 +10732,9 @@
       </w:tcPr>
     </w:tblStylePr>
   </w:style>
-  <w:style w:type="table" w:styleId="42">
+  <w:style w:type="table" w:styleId="757">
     <w:name w:val="Grid Table 4 - Accent 2"/>
-    <w:basedOn w:val="728"/>
+    <w:basedOn w:val="910"/>
     <w:uiPriority w:val="59"/>
     <w:pPr>
       <w:pBdr/>
@@ -11458,9 +10965,9 @@
       </w:tcPr>
     </w:tblStylePr>
   </w:style>
-  <w:style w:type="table" w:styleId="43">
+  <w:style w:type="table" w:styleId="758">
     <w:name w:val="Grid Table 4 - Accent 3"/>
-    <w:basedOn w:val="728"/>
+    <w:basedOn w:val="910"/>
     <w:uiPriority w:val="59"/>
     <w:pPr>
       <w:pBdr/>
@@ -11691,9 +11198,9 @@
       </w:tcPr>
     </w:tblStylePr>
   </w:style>
-  <w:style w:type="table" w:styleId="44">
+  <w:style w:type="table" w:styleId="759">
     <w:name w:val="Grid Table 4 - Accent 4"/>
-    <w:basedOn w:val="728"/>
+    <w:basedOn w:val="910"/>
     <w:uiPriority w:val="59"/>
     <w:pPr>
       <w:pBdr/>
@@ -11924,9 +11431,9 @@
       </w:tcPr>
     </w:tblStylePr>
   </w:style>
-  <w:style w:type="table" w:styleId="45">
+  <w:style w:type="table" w:styleId="760">
     <w:name w:val="Grid Table 4 - Accent 5"/>
-    <w:basedOn w:val="728"/>
+    <w:basedOn w:val="910"/>
     <w:uiPriority w:val="59"/>
     <w:pPr>
       <w:pBdr/>
@@ -12157,9 +11664,9 @@
       </w:tcPr>
     </w:tblStylePr>
   </w:style>
-  <w:style w:type="table" w:styleId="46">
+  <w:style w:type="table" w:styleId="761">
     <w:name w:val="Grid Table 4 - Accent 6"/>
-    <w:basedOn w:val="728"/>
+    <w:basedOn w:val="910"/>
     <w:uiPriority w:val="59"/>
     <w:pPr>
       <w:pBdr/>
@@ -12390,9 +11897,9 @@
       </w:tcPr>
     </w:tblStylePr>
   </w:style>
-  <w:style w:type="table" w:styleId="47">
+  <w:style w:type="table" w:styleId="762">
     <w:name w:val="Grid Table 5 Dark"/>
-    <w:basedOn w:val="728"/>
+    <w:basedOn w:val="910"/>
     <w:uiPriority w:val="99"/>
     <w:pPr>
       <w:pBdr/>
@@ -12618,9 +12125,9 @@
       </w:tcPr>
     </w:tblStylePr>
   </w:style>
-  <w:style w:type="table" w:styleId="48">
+  <w:style w:type="table" w:styleId="763">
     <w:name w:val="Grid Table 5 Dark- Accent 1"/>
-    <w:basedOn w:val="728"/>
+    <w:basedOn w:val="910"/>
     <w:uiPriority w:val="99"/>
     <w:pPr>
       <w:pBdr/>
@@ -12846,9 +12353,9 @@
       </w:tcPr>
     </w:tblStylePr>
   </w:style>
-  <w:style w:type="table" w:styleId="49">
+  <w:style w:type="table" w:styleId="764">
     <w:name w:val="Grid Table 5 Dark - Accent 2"/>
-    <w:basedOn w:val="728"/>
+    <w:basedOn w:val="910"/>
     <w:uiPriority w:val="99"/>
     <w:pPr>
       <w:pBdr/>
@@ -13074,9 +12581,9 @@
       </w:tcPr>
     </w:tblStylePr>
   </w:style>
-  <w:style w:type="table" w:styleId="50">
+  <w:style w:type="table" w:styleId="765">
     <w:name w:val="Grid Table 5 Dark - Accent 3"/>
-    <w:basedOn w:val="728"/>
+    <w:basedOn w:val="910"/>
     <w:uiPriority w:val="99"/>
     <w:pPr>
       <w:pBdr/>
@@ -13302,9 +12809,9 @@
       </w:tcPr>
     </w:tblStylePr>
   </w:style>
-  <w:style w:type="table" w:styleId="51">
+  <w:style w:type="table" w:styleId="766">
     <w:name w:val="Grid Table 5 Dark- Accent 4"/>
-    <w:basedOn w:val="728"/>
+    <w:basedOn w:val="910"/>
     <w:uiPriority w:val="99"/>
     <w:pPr>
       <w:pBdr/>
@@ -13530,9 +13037,9 @@
       </w:tcPr>
     </w:tblStylePr>
   </w:style>
-  <w:style w:type="table" w:styleId="52">
+  <w:style w:type="table" w:styleId="767">
     <w:name w:val="Grid Table 5 Dark - Accent 5"/>
-    <w:basedOn w:val="728"/>
+    <w:basedOn w:val="910"/>
     <w:uiPriority w:val="99"/>
     <w:pPr>
       <w:pBdr/>
@@ -13758,9 +13265,9 @@
       </w:tcPr>
     </w:tblStylePr>
   </w:style>
-  <w:style w:type="table" w:styleId="53">
+  <w:style w:type="table" w:styleId="768">
     <w:name w:val="Grid Table 5 Dark - Accent 6"/>
-    <w:basedOn w:val="728"/>
+    <w:basedOn w:val="910"/>
     <w:uiPriority w:val="99"/>
     <w:pPr>
       <w:pBdr/>
@@ -13986,9 +13493,9 @@
       </w:tcPr>
     </w:tblStylePr>
   </w:style>
-  <w:style w:type="table" w:styleId="54">
+  <w:style w:type="table" w:styleId="769">
     <w:name w:val="Grid Table 6 Colorful"/>
-    <w:basedOn w:val="728"/>
+    <w:basedOn w:val="910"/>
     <w:uiPriority w:val="99"/>
     <w:pPr>
       <w:pBdr/>
@@ -14216,9 +13723,9 @@
       </w:tcPr>
     </w:tblStylePr>
   </w:style>
-  <w:style w:type="table" w:styleId="55">
+  <w:style w:type="table" w:styleId="770">
     <w:name w:val="Grid Table 6 Colorful - Accent 1"/>
-    <w:basedOn w:val="728"/>
+    <w:basedOn w:val="910"/>
     <w:uiPriority w:val="99"/>
     <w:pPr>
       <w:pBdr/>
@@ -14446,9 +13953,9 @@
       </w:tcPr>
     </w:tblStylePr>
   </w:style>
-  <w:style w:type="table" w:styleId="56">
+  <w:style w:type="table" w:styleId="771">
     <w:name w:val="Grid Table 6 Colorful - Accent 2"/>
-    <w:basedOn w:val="728"/>
+    <w:basedOn w:val="910"/>
     <w:uiPriority w:val="99"/>
     <w:pPr>
       <w:pBdr/>
@@ -14676,9 +14183,9 @@
       </w:tcPr>
     </w:tblStylePr>
   </w:style>
-  <w:style w:type="table" w:styleId="57">
+  <w:style w:type="table" w:styleId="772">
     <w:name w:val="Grid Table 6 Colorful - Accent 3"/>
-    <w:basedOn w:val="728"/>
+    <w:basedOn w:val="910"/>
     <w:uiPriority w:val="99"/>
     <w:pPr>
       <w:pBdr/>
@@ -14906,9 +14413,9 @@
       </w:tcPr>
     </w:tblStylePr>
   </w:style>
-  <w:style w:type="table" w:styleId="58">
+  <w:style w:type="table" w:styleId="773">
     <w:name w:val="Grid Table 6 Colorful - Accent 4"/>
-    <w:basedOn w:val="728"/>
+    <w:basedOn w:val="910"/>
     <w:uiPriority w:val="99"/>
     <w:pPr>
       <w:pBdr/>
@@ -15136,9 +14643,9 @@
       </w:tcPr>
     </w:tblStylePr>
   </w:style>
-  <w:style w:type="table" w:styleId="59">
+  <w:style w:type="table" w:styleId="774">
     <w:name w:val="Grid Table 6 Colorful - Accent 5"/>
-    <w:basedOn w:val="728"/>
+    <w:basedOn w:val="910"/>
     <w:uiPriority w:val="99"/>
     <w:pPr>
       <w:pBdr/>
@@ -15366,9 +14873,9 @@
       </w:tcPr>
     </w:tblStylePr>
   </w:style>
-  <w:style w:type="table" w:styleId="60">
+  <w:style w:type="table" w:styleId="775">
     <w:name w:val="Grid Table 6 Colorful - Accent 6"/>
-    <w:basedOn w:val="728"/>
+    <w:basedOn w:val="910"/>
     <w:uiPriority w:val="99"/>
     <w:pPr>
       <w:pBdr/>
@@ -15596,9 +15103,9 @@
       </w:tcPr>
     </w:tblStylePr>
   </w:style>
-  <w:style w:type="table" w:styleId="61">
+  <w:style w:type="table" w:styleId="776">
     <w:name w:val="Grid Table 7 Colorful"/>
-    <w:basedOn w:val="728"/>
+    <w:basedOn w:val="910"/>
     <w:uiPriority w:val="99"/>
     <w:pPr>
       <w:pBdr/>
@@ -15700,11 +15207,11 @@
         <w:tblBorders/>
       </w:tblPr>
       <w:tcPr>
-        <w:shd w:color="ffffff"/>
+        <w:shd w:val="clear" w:color="ffffff"/>
         <w:tcBorders>
-          <w:top w:val="none"/>
-          <w:left w:val="none"/>
-          <w:bottom w:val="none"/>
+          <w:top w:val="none" w:color="000000" w:sz="4" w:space="0"/>
+          <w:left w:val="none" w:color="000000" w:sz="4" w:space="0"/>
+          <w:bottom w:val="none" w:color="000000" w:sz="4" w:space="0"/>
           <w:right w:val="single" w:color="000000" w:themeColor="text1" w:themeTint="80" w:sz="4" w:space="0"/>
         </w:tcBorders>
       </w:tcPr>
@@ -15727,10 +15234,10 @@
       <w:tcPr>
         <w:shd w:val="clear" w:color="ffffff" w:themeColor="light1" w:fill="ffffff" w:themeFill="light1"/>
         <w:tcBorders>
-          <w:top w:val="none"/>
-          <w:left w:val="none"/>
+          <w:top w:val="none" w:color="000000" w:sz="4" w:space="0"/>
+          <w:left w:val="none" w:color="000000" w:sz="4" w:space="0"/>
           <w:bottom w:val="single" w:color="000000" w:themeColor="text1" w:themeTint="80" w:sz="4" w:space="0"/>
-          <w:right w:val="none"/>
+          <w:right w:val="none" w:color="000000" w:sz="4" w:space="0"/>
         </w:tcBorders>
       </w:tcPr>
     </w:tblStylePr>
@@ -15750,12 +15257,12 @@
         <w:tblBorders/>
       </w:tblPr>
       <w:tcPr>
-        <w:shd w:color="ffffff"/>
+        <w:shd w:val="clear" w:color="ffffff"/>
         <w:tcBorders>
-          <w:top w:val="none"/>
+          <w:top w:val="none" w:color="000000" w:sz="4" w:space="0"/>
           <w:left w:val="single" w:color="000000" w:themeColor="text1" w:themeTint="80" w:sz="4" w:space="0"/>
-          <w:bottom w:val="none"/>
-          <w:right w:val="none"/>
+          <w:bottom w:val="none" w:color="000000" w:sz="4" w:space="0"/>
+          <w:right w:val="none" w:color="000000" w:sz="4" w:space="0"/>
         </w:tcBorders>
       </w:tcPr>
     </w:tblStylePr>
@@ -15778,9 +15285,9 @@
         <w:shd w:val="clear" w:color="ffffff" w:themeColor="light1" w:fill="ffffff" w:themeFill="light1"/>
         <w:tcBorders>
           <w:top w:val="single" w:color="000000" w:themeColor="text1" w:themeTint="80" w:sz="4" w:space="0"/>
-          <w:left w:val="none"/>
-          <w:bottom w:val="none"/>
-          <w:right w:val="none"/>
+          <w:left w:val="none" w:color="000000" w:sz="4" w:space="0"/>
+          <w:bottom w:val="none" w:color="000000" w:sz="4" w:space="0"/>
+          <w:right w:val="none" w:color="000000" w:sz="4" w:space="0"/>
         </w:tcBorders>
       </w:tcPr>
     </w:tblStylePr>
@@ -15850,9 +15357,9 @@
       </w:tcPr>
     </w:tblStylePr>
   </w:style>
-  <w:style w:type="table" w:styleId="62">
+  <w:style w:type="table" w:styleId="777">
     <w:name w:val="Grid Table 7 Colorful - Accent 1"/>
-    <w:basedOn w:val="728"/>
+    <w:basedOn w:val="910"/>
     <w:uiPriority w:val="99"/>
     <w:pPr>
       <w:pBdr/>
@@ -15954,11 +15461,11 @@
         <w:tblBorders/>
       </w:tblPr>
       <w:tcPr>
-        <w:shd w:color="ffffff"/>
+        <w:shd w:val="clear" w:color="ffffff"/>
         <w:tcBorders>
-          <w:top w:val="none"/>
-          <w:left w:val="none"/>
-          <w:bottom w:val="none"/>
+          <w:top w:val="none" w:color="000000" w:sz="4" w:space="0"/>
+          <w:left w:val="none" w:color="000000" w:sz="4" w:space="0"/>
+          <w:bottom w:val="none" w:color="000000" w:sz="4" w:space="0"/>
           <w:right w:val="single" w:color="000000" w:themeColor="accent1" w:themeTint="80" w:sz="4" w:space="0"/>
         </w:tcBorders>
       </w:tcPr>
@@ -15981,10 +15488,10 @@
       <w:tcPr>
         <w:shd w:val="clear" w:color="ffffff" w:themeColor="light1" w:fill="ffffff" w:themeFill="light1"/>
         <w:tcBorders>
-          <w:top w:val="none"/>
-          <w:left w:val="none"/>
+          <w:top w:val="none" w:color="000000" w:sz="4" w:space="0"/>
+          <w:left w:val="none" w:color="000000" w:sz="4" w:space="0"/>
           <w:bottom w:val="single" w:color="000000" w:themeColor="accent1" w:themeTint="80" w:sz="4" w:space="0"/>
-          <w:right w:val="none"/>
+          <w:right w:val="none" w:color="000000" w:sz="4" w:space="0"/>
         </w:tcBorders>
       </w:tcPr>
     </w:tblStylePr>
@@ -16004,12 +15511,12 @@
         <w:tblBorders/>
       </w:tblPr>
       <w:tcPr>
-        <w:shd w:color="ffffff"/>
+        <w:shd w:val="clear" w:color="ffffff"/>
         <w:tcBorders>
-          <w:top w:val="none"/>
+          <w:top w:val="none" w:color="000000" w:sz="4" w:space="0"/>
           <w:left w:val="single" w:color="000000" w:themeColor="accent1" w:themeTint="80" w:sz="4" w:space="0"/>
-          <w:bottom w:val="none"/>
-          <w:right w:val="none"/>
+          <w:bottom w:val="none" w:color="000000" w:sz="4" w:space="0"/>
+          <w:right w:val="none" w:color="000000" w:sz="4" w:space="0"/>
         </w:tcBorders>
       </w:tcPr>
     </w:tblStylePr>
@@ -16032,9 +15539,9 @@
         <w:shd w:val="clear" w:color="ffffff" w:themeColor="light1" w:fill="ffffff" w:themeFill="light1"/>
         <w:tcBorders>
           <w:top w:val="single" w:color="000000" w:themeColor="accent1" w:themeTint="80" w:sz="4" w:space="0"/>
-          <w:left w:val="none"/>
-          <w:bottom w:val="none"/>
-          <w:right w:val="none"/>
+          <w:left w:val="none" w:color="000000" w:sz="4" w:space="0"/>
+          <w:bottom w:val="none" w:color="000000" w:sz="4" w:space="0"/>
+          <w:right w:val="none" w:color="000000" w:sz="4" w:space="0"/>
         </w:tcBorders>
       </w:tcPr>
     </w:tblStylePr>
@@ -16104,9 +15611,9 @@
       </w:tcPr>
     </w:tblStylePr>
   </w:style>
-  <w:style w:type="table" w:styleId="63">
+  <w:style w:type="table" w:styleId="778">
     <w:name w:val="Grid Table 7 Colorful - Accent 2"/>
-    <w:basedOn w:val="728"/>
+    <w:basedOn w:val="910"/>
     <w:uiPriority w:val="99"/>
     <w:pPr>
       <w:pBdr/>
@@ -16208,11 +15715,11 @@
         <w:tblBorders/>
       </w:tblPr>
       <w:tcPr>
-        <w:shd w:color="ffffff"/>
+        <w:shd w:val="clear" w:color="ffffff"/>
         <w:tcBorders>
-          <w:top w:val="none"/>
-          <w:left w:val="none"/>
-          <w:bottom w:val="none"/>
+          <w:top w:val="none" w:color="000000" w:sz="4" w:space="0"/>
+          <w:left w:val="none" w:color="000000" w:sz="4" w:space="0"/>
+          <w:bottom w:val="none" w:color="000000" w:sz="4" w:space="0"/>
           <w:right w:val="single" w:color="000000" w:themeColor="accent2" w:themeTint="97" w:sz="4" w:space="0"/>
         </w:tcBorders>
       </w:tcPr>
@@ -16235,10 +15742,10 @@
       <w:tcPr>
         <w:shd w:val="clear" w:color="ffffff" w:themeColor="light1" w:fill="ffffff" w:themeFill="light1"/>
         <w:tcBorders>
-          <w:top w:val="none"/>
-          <w:left w:val="none"/>
+          <w:top w:val="none" w:color="000000" w:sz="4" w:space="0"/>
+          <w:left w:val="none" w:color="000000" w:sz="4" w:space="0"/>
           <w:bottom w:val="single" w:color="000000" w:themeColor="accent2" w:themeTint="97" w:sz="4" w:space="0"/>
-          <w:right w:val="none"/>
+          <w:right w:val="none" w:color="000000" w:sz="4" w:space="0"/>
         </w:tcBorders>
       </w:tcPr>
     </w:tblStylePr>
@@ -16258,12 +15765,12 @@
         <w:tblBorders/>
       </w:tblPr>
       <w:tcPr>
-        <w:shd w:color="ffffff"/>
+        <w:shd w:val="clear" w:color="ffffff"/>
         <w:tcBorders>
-          <w:top w:val="none"/>
+          <w:top w:val="none" w:color="000000" w:sz="4" w:space="0"/>
           <w:left w:val="single" w:color="000000" w:themeColor="accent2" w:themeTint="97" w:sz="4" w:space="0"/>
-          <w:bottom w:val="none"/>
-          <w:right w:val="none"/>
+          <w:bottom w:val="none" w:color="000000" w:sz="4" w:space="0"/>
+          <w:right w:val="none" w:color="000000" w:sz="4" w:space="0"/>
         </w:tcBorders>
       </w:tcPr>
     </w:tblStylePr>
@@ -16286,9 +15793,9 @@
         <w:shd w:val="clear" w:color="ffffff" w:themeColor="light1" w:fill="ffffff" w:themeFill="light1"/>
         <w:tcBorders>
           <w:top w:val="single" w:color="000000" w:themeColor="accent2" w:themeTint="97" w:sz="4" w:space="0"/>
-          <w:left w:val="none"/>
-          <w:bottom w:val="none"/>
-          <w:right w:val="none"/>
+          <w:left w:val="none" w:color="000000" w:sz="4" w:space="0"/>
+          <w:bottom w:val="none" w:color="000000" w:sz="4" w:space="0"/>
+          <w:right w:val="none" w:color="000000" w:sz="4" w:space="0"/>
         </w:tcBorders>
       </w:tcPr>
     </w:tblStylePr>
@@ -16358,9 +15865,9 @@
       </w:tcPr>
     </w:tblStylePr>
   </w:style>
-  <w:style w:type="table" w:styleId="64">
+  <w:style w:type="table" w:styleId="779">
     <w:name w:val="Grid Table 7 Colorful - Accent 3"/>
-    <w:basedOn w:val="728"/>
+    <w:basedOn w:val="910"/>
     <w:uiPriority w:val="99"/>
     <w:pPr>
       <w:pBdr/>
@@ -16462,11 +15969,11 @@
         <w:tblBorders/>
       </w:tblPr>
       <w:tcPr>
-        <w:shd w:color="ffffff"/>
+        <w:shd w:val="clear" w:color="ffffff"/>
         <w:tcBorders>
-          <w:top w:val="none"/>
-          <w:left w:val="none"/>
-          <w:bottom w:val="none"/>
+          <w:top w:val="none" w:color="000000" w:sz="4" w:space="0"/>
+          <w:left w:val="none" w:color="000000" w:sz="4" w:space="0"/>
+          <w:bottom w:val="none" w:color="000000" w:sz="4" w:space="0"/>
           <w:right w:val="single" w:color="000000" w:themeColor="accent3" w:themeTint="FE" w:sz="4" w:space="0"/>
         </w:tcBorders>
       </w:tcPr>
@@ -16489,10 +15996,10 @@
       <w:tcPr>
         <w:shd w:val="clear" w:color="ffffff" w:themeColor="light1" w:fill="ffffff" w:themeFill="light1"/>
         <w:tcBorders>
-          <w:top w:val="none"/>
-          <w:left w:val="none"/>
+          <w:top w:val="none" w:color="000000" w:sz="4" w:space="0"/>
+          <w:left w:val="none" w:color="000000" w:sz="4" w:space="0"/>
           <w:bottom w:val="single" w:color="000000" w:themeColor="accent3" w:themeTint="FE" w:sz="4" w:space="0"/>
-          <w:right w:val="none"/>
+          <w:right w:val="none" w:color="000000" w:sz="4" w:space="0"/>
         </w:tcBorders>
       </w:tcPr>
     </w:tblStylePr>
@@ -16512,12 +16019,12 @@
         <w:tblBorders/>
       </w:tblPr>
       <w:tcPr>
-        <w:shd w:color="ffffff"/>
+        <w:shd w:val="clear" w:color="ffffff"/>
         <w:tcBorders>
-          <w:top w:val="none"/>
+          <w:top w:val="none" w:color="000000" w:sz="4" w:space="0"/>
           <w:left w:val="single" w:color="000000" w:themeColor="accent3" w:themeTint="FE" w:sz="4" w:space="0"/>
-          <w:bottom w:val="none"/>
-          <w:right w:val="none"/>
+          <w:bottom w:val="none" w:color="000000" w:sz="4" w:space="0"/>
+          <w:right w:val="none" w:color="000000" w:sz="4" w:space="0"/>
         </w:tcBorders>
       </w:tcPr>
     </w:tblStylePr>
@@ -16540,9 +16047,9 @@
         <w:shd w:val="clear" w:color="ffffff" w:themeColor="light1" w:fill="ffffff" w:themeFill="light1"/>
         <w:tcBorders>
           <w:top w:val="single" w:color="000000" w:themeColor="accent3" w:themeTint="FE" w:sz="4" w:space="0"/>
-          <w:left w:val="none"/>
-          <w:bottom w:val="none"/>
-          <w:right w:val="none"/>
+          <w:left w:val="none" w:color="000000" w:sz="4" w:space="0"/>
+          <w:bottom w:val="none" w:color="000000" w:sz="4" w:space="0"/>
+          <w:right w:val="none" w:color="000000" w:sz="4" w:space="0"/>
         </w:tcBorders>
       </w:tcPr>
     </w:tblStylePr>
@@ -16612,9 +16119,9 @@
       </w:tcPr>
     </w:tblStylePr>
   </w:style>
-  <w:style w:type="table" w:styleId="65">
+  <w:style w:type="table" w:styleId="780">
     <w:name w:val="Grid Table 7 Colorful - Accent 4"/>
-    <w:basedOn w:val="728"/>
+    <w:basedOn w:val="910"/>
     <w:uiPriority w:val="99"/>
     <w:pPr>
       <w:pBdr/>
@@ -16716,11 +16223,11 @@
         <w:tblBorders/>
       </w:tblPr>
       <w:tcPr>
-        <w:shd w:color="ffffff"/>
+        <w:shd w:val="clear" w:color="ffffff"/>
         <w:tcBorders>
-          <w:top w:val="none"/>
-          <w:left w:val="none"/>
-          <w:bottom w:val="none"/>
+          <w:top w:val="none" w:color="000000" w:sz="4" w:space="0"/>
+          <w:left w:val="none" w:color="000000" w:sz="4" w:space="0"/>
+          <w:bottom w:val="none" w:color="000000" w:sz="4" w:space="0"/>
           <w:right w:val="single" w:color="000000" w:themeColor="accent4" w:themeTint="9A" w:sz="4" w:space="0"/>
         </w:tcBorders>
       </w:tcPr>
@@ -16743,10 +16250,10 @@
       <w:tcPr>
         <w:shd w:val="clear" w:color="ffffff" w:themeColor="light1" w:fill="ffffff" w:themeFill="light1"/>
         <w:tcBorders>
-          <w:top w:val="none"/>
-          <w:left w:val="none"/>
+          <w:top w:val="none" w:color="000000" w:sz="4" w:space="0"/>
+          <w:left w:val="none" w:color="000000" w:sz="4" w:space="0"/>
           <w:bottom w:val="single" w:color="000000" w:themeColor="accent4" w:themeTint="9A" w:sz="4" w:space="0"/>
-          <w:right w:val="none"/>
+          <w:right w:val="none" w:color="000000" w:sz="4" w:space="0"/>
         </w:tcBorders>
       </w:tcPr>
     </w:tblStylePr>
@@ -16766,12 +16273,12 @@
         <w:tblBorders/>
       </w:tblPr>
       <w:tcPr>
-        <w:shd w:color="ffffff"/>
+        <w:shd w:val="clear" w:color="ffffff"/>
         <w:tcBorders>
-          <w:top w:val="none"/>
+          <w:top w:val="none" w:color="000000" w:sz="4" w:space="0"/>
           <w:left w:val="single" w:color="000000" w:themeColor="accent4" w:themeTint="9A" w:sz="4" w:space="0"/>
-          <w:bottom w:val="none"/>
-          <w:right w:val="none"/>
+          <w:bottom w:val="none" w:color="000000" w:sz="4" w:space="0"/>
+          <w:right w:val="none" w:color="000000" w:sz="4" w:space="0"/>
         </w:tcBorders>
       </w:tcPr>
     </w:tblStylePr>
@@ -16794,9 +16301,9 @@
         <w:shd w:val="clear" w:color="ffffff" w:themeColor="light1" w:fill="ffffff" w:themeFill="light1"/>
         <w:tcBorders>
           <w:top w:val="single" w:color="000000" w:themeColor="accent4" w:themeTint="9A" w:sz="4" w:space="0"/>
-          <w:left w:val="none"/>
-          <w:bottom w:val="none"/>
-          <w:right w:val="none"/>
+          <w:left w:val="none" w:color="000000" w:sz="4" w:space="0"/>
+          <w:bottom w:val="none" w:color="000000" w:sz="4" w:space="0"/>
+          <w:right w:val="none" w:color="000000" w:sz="4" w:space="0"/>
         </w:tcBorders>
       </w:tcPr>
     </w:tblStylePr>
@@ -16866,9 +16373,9 @@
       </w:tcPr>
     </w:tblStylePr>
   </w:style>
-  <w:style w:type="table" w:styleId="66">
+  <w:style w:type="table" w:styleId="781">
     <w:name w:val="Grid Table 7 Colorful - Accent 5"/>
-    <w:basedOn w:val="728"/>
+    <w:basedOn w:val="910"/>
     <w:uiPriority w:val="99"/>
     <w:pPr>
       <w:pBdr/>
@@ -16970,11 +16477,11 @@
         <w:tblBorders/>
       </w:tblPr>
       <w:tcPr>
-        <w:shd w:color="ffffff"/>
+        <w:shd w:val="clear" w:color="ffffff"/>
         <w:tcBorders>
-          <w:top w:val="none"/>
-          <w:left w:val="none"/>
-          <w:bottom w:val="none"/>
+          <w:top w:val="none" w:color="000000" w:sz="4" w:space="0"/>
+          <w:left w:val="none" w:color="000000" w:sz="4" w:space="0"/>
+          <w:bottom w:val="none" w:color="000000" w:sz="4" w:space="0"/>
           <w:right w:val="single" w:color="000000" w:themeColor="accent5" w:themeTint="90" w:sz="4" w:space="0"/>
         </w:tcBorders>
       </w:tcPr>
@@ -16997,10 +16504,10 @@
       <w:tcPr>
         <w:shd w:val="clear" w:color="ffffff" w:themeColor="light1" w:fill="ffffff" w:themeFill="light1"/>
         <w:tcBorders>
-          <w:top w:val="none"/>
-          <w:left w:val="none"/>
+          <w:top w:val="none" w:color="000000" w:sz="4" w:space="0"/>
+          <w:left w:val="none" w:color="000000" w:sz="4" w:space="0"/>
           <w:bottom w:val="single" w:color="000000" w:themeColor="accent5" w:themeTint="90" w:sz="4" w:space="0"/>
-          <w:right w:val="none"/>
+          <w:right w:val="none" w:color="000000" w:sz="4" w:space="0"/>
         </w:tcBorders>
       </w:tcPr>
     </w:tblStylePr>
@@ -17020,12 +16527,12 @@
         <w:tblBorders/>
       </w:tblPr>
       <w:tcPr>
-        <w:shd w:color="ffffff"/>
+        <w:shd w:val="clear" w:color="ffffff"/>
         <w:tcBorders>
-          <w:top w:val="none"/>
+          <w:top w:val="none" w:color="000000" w:sz="4" w:space="0"/>
           <w:left w:val="single" w:color="000000" w:themeColor="accent5" w:themeTint="90" w:sz="4" w:space="0"/>
-          <w:bottom w:val="none"/>
-          <w:right w:val="none"/>
+          <w:bottom w:val="none" w:color="000000" w:sz="4" w:space="0"/>
+          <w:right w:val="none" w:color="000000" w:sz="4" w:space="0"/>
         </w:tcBorders>
       </w:tcPr>
     </w:tblStylePr>
@@ -17048,9 +16555,9 @@
         <w:shd w:val="clear" w:color="ffffff" w:themeColor="light1" w:fill="ffffff" w:themeFill="light1"/>
         <w:tcBorders>
           <w:top w:val="single" w:color="000000" w:themeColor="accent5" w:themeTint="90" w:sz="4" w:space="0"/>
-          <w:left w:val="none"/>
-          <w:bottom w:val="none"/>
-          <w:right w:val="none"/>
+          <w:left w:val="none" w:color="000000" w:sz="4" w:space="0"/>
+          <w:bottom w:val="none" w:color="000000" w:sz="4" w:space="0"/>
+          <w:right w:val="none" w:color="000000" w:sz="4" w:space="0"/>
         </w:tcBorders>
       </w:tcPr>
     </w:tblStylePr>
@@ -17120,9 +16627,9 @@
       </w:tcPr>
     </w:tblStylePr>
   </w:style>
-  <w:style w:type="table" w:styleId="67">
+  <w:style w:type="table" w:styleId="782">
     <w:name w:val="Grid Table 7 Colorful - Accent 6"/>
-    <w:basedOn w:val="728"/>
+    <w:basedOn w:val="910"/>
     <w:uiPriority w:val="99"/>
     <w:pPr>
       <w:pBdr/>
@@ -17224,11 +16731,11 @@
         <w:tblBorders/>
       </w:tblPr>
       <w:tcPr>
-        <w:shd w:color="ffffff"/>
+        <w:shd w:val="clear" w:color="ffffff"/>
         <w:tcBorders>
-          <w:top w:val="none"/>
-          <w:left w:val="none"/>
-          <w:bottom w:val="none"/>
+          <w:top w:val="none" w:color="000000" w:sz="4" w:space="0"/>
+          <w:left w:val="none" w:color="000000" w:sz="4" w:space="0"/>
+          <w:bottom w:val="none" w:color="000000" w:sz="4" w:space="0"/>
           <w:right w:val="single" w:color="000000" w:themeColor="accent6" w:themeTint="90" w:sz="4" w:space="0"/>
         </w:tcBorders>
       </w:tcPr>
@@ -17251,10 +16758,10 @@
       <w:tcPr>
         <w:shd w:val="clear" w:color="ffffff" w:themeColor="light1" w:fill="ffffff" w:themeFill="light1"/>
         <w:tcBorders>
-          <w:top w:val="none"/>
-          <w:left w:val="none"/>
+          <w:top w:val="none" w:color="000000" w:sz="4" w:space="0"/>
+          <w:left w:val="none" w:color="000000" w:sz="4" w:space="0"/>
           <w:bottom w:val="single" w:color="000000" w:themeColor="accent6" w:themeTint="90" w:sz="4" w:space="0"/>
-          <w:right w:val="none"/>
+          <w:right w:val="none" w:color="000000" w:sz="4" w:space="0"/>
         </w:tcBorders>
       </w:tcPr>
     </w:tblStylePr>
@@ -17274,12 +16781,12 @@
         <w:tblBorders/>
       </w:tblPr>
       <w:tcPr>
-        <w:shd w:color="ffffff"/>
+        <w:shd w:val="clear" w:color="ffffff"/>
         <w:tcBorders>
-          <w:top w:val="none"/>
+          <w:top w:val="none" w:color="000000" w:sz="4" w:space="0"/>
           <w:left w:val="single" w:color="000000" w:themeColor="accent6" w:themeTint="90" w:sz="4" w:space="0"/>
-          <w:bottom w:val="none"/>
-          <w:right w:val="none"/>
+          <w:bottom w:val="none" w:color="000000" w:sz="4" w:space="0"/>
+          <w:right w:val="none" w:color="000000" w:sz="4" w:space="0"/>
         </w:tcBorders>
       </w:tcPr>
     </w:tblStylePr>
@@ -17302,9 +16809,9 @@
         <w:shd w:val="clear" w:color="ffffff" w:themeColor="light1" w:fill="ffffff" w:themeFill="light1"/>
         <w:tcBorders>
           <w:top w:val="single" w:color="000000" w:themeColor="accent6" w:themeTint="90" w:sz="4" w:space="0"/>
-          <w:left w:val="none"/>
-          <w:bottom w:val="none"/>
-          <w:right w:val="none"/>
+          <w:left w:val="none" w:color="000000" w:sz="4" w:space="0"/>
+          <w:bottom w:val="none" w:color="000000" w:sz="4" w:space="0"/>
+          <w:right w:val="none" w:color="000000" w:sz="4" w:space="0"/>
         </w:tcBorders>
       </w:tcPr>
     </w:tblStylePr>
@@ -17374,9 +16881,9 @@
       </w:tcPr>
     </w:tblStylePr>
   </w:style>
-  <w:style w:type="table" w:styleId="68">
+  <w:style w:type="table" w:styleId="783">
     <w:name w:val="List Table 1 Light"/>
-    <w:basedOn w:val="728"/>
+    <w:basedOn w:val="910"/>
     <w:uiPriority w:val="99"/>
     <w:pPr>
       <w:pBdr/>
@@ -17590,9 +17097,9 @@
       </w:tcPr>
     </w:tblStylePr>
   </w:style>
-  <w:style w:type="table" w:styleId="69">
+  <w:style w:type="table" w:styleId="784">
     <w:name w:val="List Table 1 Light - Accent 1"/>
-    <w:basedOn w:val="728"/>
+    <w:basedOn w:val="910"/>
     <w:uiPriority w:val="99"/>
     <w:pPr>
       <w:pBdr/>
@@ -17806,9 +17313,9 @@
       </w:tcPr>
     </w:tblStylePr>
   </w:style>
-  <w:style w:type="table" w:styleId="70">
+  <w:style w:type="table" w:styleId="785">
     <w:name w:val="List Table 1 Light - Accent 2"/>
-    <w:basedOn w:val="728"/>
+    <w:basedOn w:val="910"/>
     <w:uiPriority w:val="99"/>
     <w:pPr>
       <w:pBdr/>
@@ -18022,9 +17529,9 @@
       </w:tcPr>
     </w:tblStylePr>
   </w:style>
-  <w:style w:type="table" w:styleId="71">
+  <w:style w:type="table" w:styleId="786">
     <w:name w:val="List Table 1 Light - Accent 3"/>
-    <w:basedOn w:val="728"/>
+    <w:basedOn w:val="910"/>
     <w:uiPriority w:val="99"/>
     <w:pPr>
       <w:pBdr/>
@@ -18238,9 +17745,9 @@
       </w:tcPr>
     </w:tblStylePr>
   </w:style>
-  <w:style w:type="table" w:styleId="72">
+  <w:style w:type="table" w:styleId="787">
     <w:name w:val="List Table 1 Light - Accent 4"/>
-    <w:basedOn w:val="728"/>
+    <w:basedOn w:val="910"/>
     <w:uiPriority w:val="99"/>
     <w:pPr>
       <w:pBdr/>
@@ -18454,9 +17961,9 @@
       </w:tcPr>
     </w:tblStylePr>
   </w:style>
-  <w:style w:type="table" w:styleId="73">
+  <w:style w:type="table" w:styleId="788">
     <w:name w:val="List Table 1 Light - Accent 5"/>
-    <w:basedOn w:val="728"/>
+    <w:basedOn w:val="910"/>
     <w:uiPriority w:val="99"/>
     <w:pPr>
       <w:pBdr/>
@@ -18670,9 +18177,9 @@
       </w:tcPr>
     </w:tblStylePr>
   </w:style>
-  <w:style w:type="table" w:styleId="74">
+  <w:style w:type="table" w:styleId="789">
     <w:name w:val="List Table 1 Light - Accent 6"/>
-    <w:basedOn w:val="728"/>
+    <w:basedOn w:val="910"/>
     <w:uiPriority w:val="99"/>
     <w:pPr>
       <w:pBdr/>
@@ -18886,9 +18393,9 @@
       </w:tcPr>
     </w:tblStylePr>
   </w:style>
-  <w:style w:type="table" w:styleId="75">
+  <w:style w:type="table" w:styleId="790">
     <w:name w:val="List Table 2"/>
-    <w:basedOn w:val="728"/>
+    <w:basedOn w:val="910"/>
     <w:uiPriority w:val="99"/>
     <w:pPr>
       <w:pBdr/>
@@ -19124,9 +18631,9 @@
       </w:tcPr>
     </w:tblStylePr>
   </w:style>
-  <w:style w:type="table" w:styleId="76">
+  <w:style w:type="table" w:styleId="791">
     <w:name w:val="List Table 2 - Accent 1"/>
-    <w:basedOn w:val="728"/>
+    <w:basedOn w:val="910"/>
     <w:uiPriority w:val="99"/>
     <w:pPr>
       <w:pBdr/>
@@ -19362,9 +18869,9 @@
       </w:tcPr>
     </w:tblStylePr>
   </w:style>
-  <w:style w:type="table" w:styleId="77">
+  <w:style w:type="table" w:styleId="792">
     <w:name w:val="List Table 2 - Accent 2"/>
-    <w:basedOn w:val="728"/>
+    <w:basedOn w:val="910"/>
     <w:uiPriority w:val="99"/>
     <w:pPr>
       <w:pBdr/>
@@ -19600,9 +19107,9 @@
       </w:tcPr>
     </w:tblStylePr>
   </w:style>
-  <w:style w:type="table" w:styleId="78">
+  <w:style w:type="table" w:styleId="793">
     <w:name w:val="List Table 2 - Accent 3"/>
-    <w:basedOn w:val="728"/>
+    <w:basedOn w:val="910"/>
     <w:uiPriority w:val="99"/>
     <w:pPr>
       <w:pBdr/>
@@ -19838,9 +19345,9 @@
       </w:tcPr>
     </w:tblStylePr>
   </w:style>
-  <w:style w:type="table" w:styleId="79">
+  <w:style w:type="table" w:styleId="794">
     <w:name w:val="List Table 2 - Accent 4"/>
-    <w:basedOn w:val="728"/>
+    <w:basedOn w:val="910"/>
     <w:uiPriority w:val="99"/>
     <w:pPr>
       <w:pBdr/>
@@ -20076,9 +19583,9 @@
       </w:tcPr>
     </w:tblStylePr>
   </w:style>
-  <w:style w:type="table" w:styleId="80">
+  <w:style w:type="table" w:styleId="795">
     <w:name w:val="List Table 2 - Accent 5"/>
-    <w:basedOn w:val="728"/>
+    <w:basedOn w:val="910"/>
     <w:uiPriority w:val="99"/>
     <w:pPr>
       <w:pBdr/>
@@ -20314,9 +19821,9 @@
       </w:tcPr>
     </w:tblStylePr>
   </w:style>
-  <w:style w:type="table" w:styleId="81">
+  <w:style w:type="table" w:styleId="796">
     <w:name w:val="List Table 2 - Accent 6"/>
-    <w:basedOn w:val="728"/>
+    <w:basedOn w:val="910"/>
     <w:uiPriority w:val="99"/>
     <w:pPr>
       <w:pBdr/>
@@ -20552,9 +20059,9 @@
       </w:tcPr>
     </w:tblStylePr>
   </w:style>
-  <w:style w:type="table" w:styleId="82">
+  <w:style w:type="table" w:styleId="797">
     <w:name w:val="List Table 3"/>
-    <w:basedOn w:val="728"/>
+    <w:basedOn w:val="910"/>
     <w:uiPriority w:val="99"/>
     <w:pPr>
       <w:pBdr/>
@@ -20780,9 +20287,9 @@
       </w:tcPr>
     </w:tblStylePr>
   </w:style>
-  <w:style w:type="table" w:styleId="83">
+  <w:style w:type="table" w:styleId="798">
     <w:name w:val="List Table 3 - Accent 1"/>
-    <w:basedOn w:val="728"/>
+    <w:basedOn w:val="910"/>
     <w:uiPriority w:val="99"/>
     <w:pPr>
       <w:pBdr/>
@@ -21008,9 +20515,9 @@
       </w:tcPr>
     </w:tblStylePr>
   </w:style>
-  <w:style w:type="table" w:styleId="84">
+  <w:style w:type="table" w:styleId="799">
     <w:name w:val="List Table 3 - Accent 2"/>
-    <w:basedOn w:val="728"/>
+    <w:basedOn w:val="910"/>
     <w:uiPriority w:val="99"/>
     <w:pPr>
       <w:pBdr/>
@@ -21236,9 +20743,9 @@
       </w:tcPr>
     </w:tblStylePr>
   </w:style>
-  <w:style w:type="table" w:styleId="85">
+  <w:style w:type="table" w:styleId="800">
     <w:name w:val="List Table 3 - Accent 3"/>
-    <w:basedOn w:val="728"/>
+    <w:basedOn w:val="910"/>
     <w:uiPriority w:val="99"/>
     <w:pPr>
       <w:pBdr/>
@@ -21464,9 +20971,9 @@
       </w:tcPr>
     </w:tblStylePr>
   </w:style>
-  <w:style w:type="table" w:styleId="86">
+  <w:style w:type="table" w:styleId="801">
     <w:name w:val="List Table 3 - Accent 4"/>
-    <w:basedOn w:val="728"/>
+    <w:basedOn w:val="910"/>
     <w:uiPriority w:val="99"/>
     <w:pPr>
       <w:pBdr/>
@@ -21692,9 +21199,9 @@
       </w:tcPr>
     </w:tblStylePr>
   </w:style>
-  <w:style w:type="table" w:styleId="87">
+  <w:style w:type="table" w:styleId="802">
     <w:name w:val="List Table 3 - Accent 5"/>
-    <w:basedOn w:val="728"/>
+    <w:basedOn w:val="910"/>
     <w:uiPriority w:val="99"/>
     <w:pPr>
       <w:pBdr/>
@@ -21920,9 +21427,9 @@
       </w:tcPr>
     </w:tblStylePr>
   </w:style>
-  <w:style w:type="table" w:styleId="88">
+  <w:style w:type="table" w:styleId="803">
     <w:name w:val="List Table 3 - Accent 6"/>
-    <w:basedOn w:val="728"/>
+    <w:basedOn w:val="910"/>
     <w:uiPriority w:val="99"/>
     <w:pPr>
       <w:pBdr/>
@@ -22148,9 +21655,9 @@
       </w:tcPr>
     </w:tblStylePr>
   </w:style>
-  <w:style w:type="table" w:styleId="89">
+  <w:style w:type="table" w:styleId="804">
     <w:name w:val="List Table 4"/>
-    <w:basedOn w:val="728"/>
+    <w:basedOn w:val="910"/>
     <w:uiPriority w:val="99"/>
     <w:pPr>
       <w:pBdr/>
@@ -22373,9 +21880,9 @@
       </w:tcPr>
     </w:tblStylePr>
   </w:style>
-  <w:style w:type="table" w:styleId="90">
+  <w:style w:type="table" w:styleId="805">
     <w:name w:val="List Table 4 - Accent 1"/>
-    <w:basedOn w:val="728"/>
+    <w:basedOn w:val="910"/>
     <w:uiPriority w:val="99"/>
     <w:pPr>
       <w:pBdr/>
@@ -22598,9 +22105,9 @@
       </w:tcPr>
     </w:tblStylePr>
   </w:style>
-  <w:style w:type="table" w:styleId="91">
+  <w:style w:type="table" w:styleId="806">
     <w:name w:val="List Table 4 - Accent 2"/>
-    <w:basedOn w:val="728"/>
+    <w:basedOn w:val="910"/>
     <w:uiPriority w:val="99"/>
     <w:pPr>
       <w:pBdr/>
@@ -22823,9 +22330,9 @@
       </w:tcPr>
     </w:tblStylePr>
   </w:style>
-  <w:style w:type="table" w:styleId="92">
+  <w:style w:type="table" w:styleId="807">
     <w:name w:val="List Table 4 - Accent 3"/>
-    <w:basedOn w:val="728"/>
+    <w:basedOn w:val="910"/>
     <w:uiPriority w:val="99"/>
     <w:pPr>
       <w:pBdr/>
@@ -23048,9 +22555,9 @@
       </w:tcPr>
     </w:tblStylePr>
   </w:style>
-  <w:style w:type="table" w:styleId="93">
+  <w:style w:type="table" w:styleId="808">
     <w:name w:val="List Table 4 - Accent 4"/>
-    <w:basedOn w:val="728"/>
+    <w:basedOn w:val="910"/>
     <w:uiPriority w:val="99"/>
     <w:pPr>
       <w:pBdr/>
@@ -23273,9 +22780,9 @@
       </w:tcPr>
     </w:tblStylePr>
   </w:style>
-  <w:style w:type="table" w:styleId="94">
+  <w:style w:type="table" w:styleId="809">
     <w:name w:val="List Table 4 - Accent 5"/>
-    <w:basedOn w:val="728"/>
+    <w:basedOn w:val="910"/>
     <w:uiPriority w:val="99"/>
     <w:pPr>
       <w:pBdr/>
@@ -23498,9 +23005,9 @@
       </w:tcPr>
     </w:tblStylePr>
   </w:style>
-  <w:style w:type="table" w:styleId="95">
+  <w:style w:type="table" w:styleId="810">
     <w:name w:val="List Table 4 - Accent 6"/>
-    <w:basedOn w:val="728"/>
+    <w:basedOn w:val="910"/>
     <w:uiPriority w:val="99"/>
     <w:pPr>
       <w:pBdr/>
@@ -23723,9 +23230,9 @@
       </w:tcPr>
     </w:tblStylePr>
   </w:style>
-  <w:style w:type="table" w:styleId="96">
+  <w:style w:type="table" w:styleId="811">
     <w:name w:val="List Table 5 Dark"/>
-    <w:basedOn w:val="728"/>
+    <w:basedOn w:val="910"/>
     <w:uiPriority w:val="99"/>
     <w:pPr>
       <w:pBdr/>
@@ -23965,9 +23472,9 @@
       </w:tcPr>
     </w:tblStylePr>
   </w:style>
-  <w:style w:type="table" w:styleId="97">
+  <w:style w:type="table" w:styleId="812">
     <w:name w:val="List Table 5 Dark - Accent 1"/>
-    <w:basedOn w:val="728"/>
+    <w:basedOn w:val="910"/>
     <w:uiPriority w:val="99"/>
     <w:pPr>
       <w:pBdr/>
@@ -24207,9 +23714,9 @@
       </w:tcPr>
     </w:tblStylePr>
   </w:style>
-  <w:style w:type="table" w:styleId="98">
+  <w:style w:type="table" w:styleId="813">
     <w:name w:val="List Table 5 Dark - Accent 2"/>
-    <w:basedOn w:val="728"/>
+    <w:basedOn w:val="910"/>
     <w:uiPriority w:val="99"/>
     <w:pPr>
       <w:pBdr/>
@@ -24449,9 +23956,9 @@
       </w:tcPr>
     </w:tblStylePr>
   </w:style>
-  <w:style w:type="table" w:styleId="99">
+  <w:style w:type="table" w:styleId="814">
     <w:name w:val="List Table 5 Dark - Accent 3"/>
-    <w:basedOn w:val="728"/>
+    <w:basedOn w:val="910"/>
     <w:uiPriority w:val="99"/>
     <w:pPr>
       <w:pBdr/>
@@ -24691,9 +24198,9 @@
       </w:tcPr>
     </w:tblStylePr>
   </w:style>
-  <w:style w:type="table" w:styleId="100">
+  <w:style w:type="table" w:styleId="815">
     <w:name w:val="List Table 5 Dark - Accent 4"/>
-    <w:basedOn w:val="728"/>
+    <w:basedOn w:val="910"/>
     <w:uiPriority w:val="99"/>
     <w:pPr>
       <w:pBdr/>
@@ -24933,9 +24440,9 @@
       </w:tcPr>
     </w:tblStylePr>
   </w:style>
-  <w:style w:type="table" w:styleId="101">
+  <w:style w:type="table" w:styleId="816">
     <w:name w:val="List Table 5 Dark - Accent 5"/>
-    <w:basedOn w:val="728"/>
+    <w:basedOn w:val="910"/>
     <w:uiPriority w:val="99"/>
     <w:pPr>
       <w:pBdr/>
@@ -25175,9 +24682,9 @@
       </w:tcPr>
     </w:tblStylePr>
   </w:style>
-  <w:style w:type="table" w:styleId="102">
+  <w:style w:type="table" w:styleId="817">
     <w:name w:val="List Table 5 Dark - Accent 6"/>
-    <w:basedOn w:val="728"/>
+    <w:basedOn w:val="910"/>
     <w:uiPriority w:val="99"/>
     <w:pPr>
       <w:pBdr/>
@@ -25417,9 +24924,9 @@
       </w:tcPr>
     </w:tblStylePr>
   </w:style>
-  <w:style w:type="table" w:styleId="103">
+  <w:style w:type="table" w:styleId="818">
     <w:name w:val="List Table 6 Colorful"/>
-    <w:basedOn w:val="728"/>
+    <w:basedOn w:val="910"/>
     <w:uiPriority w:val="99"/>
     <w:pPr>
       <w:pBdr/>
@@ -25640,9 +25147,9 @@
       </w:tcPr>
     </w:tblStylePr>
   </w:style>
-  <w:style w:type="table" w:styleId="104">
+  <w:style w:type="table" w:styleId="819">
     <w:name w:val="List Table 6 Colorful - Accent 1"/>
-    <w:basedOn w:val="728"/>
+    <w:basedOn w:val="910"/>
     <w:uiPriority w:val="99"/>
     <w:pPr>
       <w:pBdr/>
@@ -25863,9 +25370,9 @@
       </w:tcPr>
     </w:tblStylePr>
   </w:style>
-  <w:style w:type="table" w:styleId="105">
+  <w:style w:type="table" w:styleId="820">
     <w:name w:val="List Table 6 Colorful - Accent 2"/>
-    <w:basedOn w:val="728"/>
+    <w:basedOn w:val="910"/>
     <w:uiPriority w:val="99"/>
     <w:pPr>
       <w:pBdr/>
@@ -26086,9 +25593,9 @@
       </w:tcPr>
     </w:tblStylePr>
   </w:style>
-  <w:style w:type="table" w:styleId="106">
+  <w:style w:type="table" w:styleId="821">
     <w:name w:val="List Table 6 Colorful - Accent 3"/>
-    <w:basedOn w:val="728"/>
+    <w:basedOn w:val="910"/>
     <w:uiPriority w:val="99"/>
     <w:pPr>
       <w:pBdr/>
@@ -26309,9 +25816,9 @@
       </w:tcPr>
     </w:tblStylePr>
   </w:style>
-  <w:style w:type="table" w:styleId="107">
+  <w:style w:type="table" w:styleId="822">
     <w:name w:val="List Table 6 Colorful - Accent 4"/>
-    <w:basedOn w:val="728"/>
+    <w:basedOn w:val="910"/>
     <w:uiPriority w:val="99"/>
     <w:pPr>
       <w:pBdr/>
@@ -26532,9 +26039,9 @@
       </w:tcPr>
     </w:tblStylePr>
   </w:style>
-  <w:style w:type="table" w:styleId="108">
+  <w:style w:type="table" w:styleId="823">
     <w:name w:val="List Table 6 Colorful - Accent 5"/>
-    <w:basedOn w:val="728"/>
+    <w:basedOn w:val="910"/>
     <w:uiPriority w:val="99"/>
     <w:pPr>
       <w:pBdr/>
@@ -26755,9 +26262,9 @@
       </w:tcPr>
     </w:tblStylePr>
   </w:style>
-  <w:style w:type="table" w:styleId="109">
+  <w:style w:type="table" w:styleId="824">
     <w:name w:val="List Table 6 Colorful - Accent 6"/>
-    <w:basedOn w:val="728"/>
+    <w:basedOn w:val="910"/>
     <w:uiPriority w:val="99"/>
     <w:pPr>
       <w:pBdr/>
@@ -26978,9 +26485,9 @@
       </w:tcPr>
     </w:tblStylePr>
   </w:style>
-  <w:style w:type="table" w:styleId="110">
+  <w:style w:type="table" w:styleId="825">
     <w:name w:val="List Table 7 Colorful"/>
-    <w:basedOn w:val="728"/>
+    <w:basedOn w:val="910"/>
     <w:uiPriority w:val="99"/>
     <w:pPr>
       <w:pBdr/>
@@ -27079,11 +26586,11 @@
         <w:tblBorders/>
       </w:tblPr>
       <w:tcPr>
-        <w:shd w:color="ffffff"/>
+        <w:shd w:val="clear" w:color="ffffff"/>
         <w:tcBorders>
-          <w:top w:val="none"/>
-          <w:left w:val="none"/>
-          <w:bottom w:val="none"/>
+          <w:top w:val="none" w:color="000000" w:sz="4" w:space="0"/>
+          <w:left w:val="none" w:color="000000" w:sz="4" w:space="0"/>
+          <w:bottom w:val="none" w:color="000000" w:sz="4" w:space="0"/>
           <w:right w:val="single" w:color="000000" w:themeColor="text1" w:themeTint="80" w:sz="4" w:space="0"/>
         </w:tcBorders>
       </w:tcPr>
@@ -27106,10 +26613,10 @@
       <w:tcPr>
         <w:shd w:val="clear" w:color="ffffff" w:themeColor="light1" w:fill="ffffff" w:themeFill="light1"/>
         <w:tcBorders>
-          <w:top w:val="none"/>
-          <w:left w:val="none"/>
+          <w:top w:val="none" w:color="000000" w:sz="4" w:space="0"/>
+          <w:left w:val="none" w:color="000000" w:sz="4" w:space="0"/>
           <w:bottom w:val="single" w:color="000000" w:themeColor="text1" w:themeTint="80" w:sz="4" w:space="0"/>
-          <w:right w:val="none"/>
+          <w:right w:val="none" w:color="000000" w:sz="4" w:space="0"/>
         </w:tcBorders>
       </w:tcPr>
     </w:tblStylePr>
@@ -27129,12 +26636,12 @@
         <w:tblBorders/>
       </w:tblPr>
       <w:tcPr>
-        <w:shd w:color="ffffff"/>
+        <w:shd w:val="clear" w:color="ffffff"/>
         <w:tcBorders>
-          <w:top w:val="none"/>
+          <w:top w:val="none" w:color="000000" w:sz="4" w:space="0"/>
           <w:left w:val="single" w:color="000000" w:themeColor="text1" w:themeTint="80" w:sz="4" w:space="0"/>
-          <w:bottom w:val="none"/>
-          <w:right w:val="none"/>
+          <w:bottom w:val="none" w:color="000000" w:sz="4" w:space="0"/>
+          <w:right w:val="none" w:color="000000" w:sz="4" w:space="0"/>
         </w:tcBorders>
       </w:tcPr>
     </w:tblStylePr>
@@ -27157,9 +26664,9 @@
         <w:shd w:val="clear" w:color="ffffff" w:themeColor="light1" w:fill="ffffff" w:themeFill="light1"/>
         <w:tcBorders>
           <w:top w:val="single" w:color="000000" w:themeColor="text1" w:themeTint="80" w:sz="4" w:space="0"/>
-          <w:left w:val="none"/>
-          <w:bottom w:val="none"/>
-          <w:right w:val="none"/>
+          <w:left w:val="none" w:color="000000" w:sz="4" w:space="0"/>
+          <w:bottom w:val="none" w:color="000000" w:sz="4" w:space="0"/>
+          <w:right w:val="none" w:color="000000" w:sz="4" w:space="0"/>
         </w:tcBorders>
       </w:tcPr>
     </w:tblStylePr>
@@ -27234,9 +26741,9 @@
       </w:tcPr>
     </w:tblStylePr>
   </w:style>
-  <w:style w:type="table" w:styleId="111">
+  <w:style w:type="table" w:styleId="826">
     <w:name w:val="List Table 7 Colorful - Accent 1"/>
-    <w:basedOn w:val="728"/>
+    <w:basedOn w:val="910"/>
     <w:uiPriority w:val="99"/>
     <w:pPr>
       <w:pBdr/>
@@ -27335,11 +26842,11 @@
         <w:tblBorders/>
       </w:tblPr>
       <w:tcPr>
-        <w:shd w:color="ffffff"/>
+        <w:shd w:val="clear" w:color="ffffff"/>
         <w:tcBorders>
-          <w:top w:val="none"/>
-          <w:left w:val="none"/>
-          <w:bottom w:val="none"/>
+          <w:top w:val="none" w:color="000000" w:sz="4" w:space="0"/>
+          <w:left w:val="none" w:color="000000" w:sz="4" w:space="0"/>
+          <w:bottom w:val="none" w:color="000000" w:sz="4" w:space="0"/>
           <w:right w:val="single" w:color="000000" w:themeColor="accent1" w:sz="4" w:space="0"/>
         </w:tcBorders>
       </w:tcPr>
@@ -27362,10 +26869,10 @@
       <w:tcPr>
         <w:shd w:val="clear" w:color="ffffff" w:themeColor="light1" w:fill="ffffff" w:themeFill="light1"/>
         <w:tcBorders>
-          <w:top w:val="none"/>
-          <w:left w:val="none"/>
+          <w:top w:val="none" w:color="000000" w:sz="4" w:space="0"/>
+          <w:left w:val="none" w:color="000000" w:sz="4" w:space="0"/>
           <w:bottom w:val="single" w:color="000000" w:themeColor="accent1" w:sz="4" w:space="0"/>
-          <w:right w:val="none"/>
+          <w:right w:val="none" w:color="000000" w:sz="4" w:space="0"/>
         </w:tcBorders>
       </w:tcPr>
     </w:tblStylePr>
@@ -27385,12 +26892,12 @@
         <w:tblBorders/>
       </w:tblPr>
       <w:tcPr>
-        <w:shd w:color="ffffff"/>
+        <w:shd w:val="clear" w:color="ffffff"/>
         <w:tcBorders>
-          <w:top w:val="none"/>
+          <w:top w:val="none" w:color="000000" w:sz="4" w:space="0"/>
           <w:left w:val="single" w:color="000000" w:themeColor="accent1" w:sz="4" w:space="0"/>
-          <w:bottom w:val="none"/>
-          <w:right w:val="none"/>
+          <w:bottom w:val="none" w:color="000000" w:sz="4" w:space="0"/>
+          <w:right w:val="none" w:color="000000" w:sz="4" w:space="0"/>
         </w:tcBorders>
       </w:tcPr>
     </w:tblStylePr>
@@ -27413,9 +26920,9 @@
         <w:shd w:val="clear" w:color="ffffff" w:themeColor="light1" w:fill="ffffff" w:themeFill="light1"/>
         <w:tcBorders>
           <w:top w:val="single" w:color="000000" w:themeColor="accent1" w:sz="4" w:space="0"/>
-          <w:left w:val="none"/>
-          <w:bottom w:val="none"/>
-          <w:right w:val="none"/>
+          <w:left w:val="none" w:color="000000" w:sz="4" w:space="0"/>
+          <w:bottom w:val="none" w:color="000000" w:sz="4" w:space="0"/>
+          <w:right w:val="none" w:color="000000" w:sz="4" w:space="0"/>
         </w:tcBorders>
       </w:tcPr>
     </w:tblStylePr>
@@ -27490,9 +26997,9 @@
       </w:tcPr>
     </w:tblStylePr>
   </w:style>
-  <w:style w:type="table" w:styleId="112">
+  <w:style w:type="table" w:styleId="827">
     <w:name w:val="List Table 7 Colorful - Accent 2"/>
-    <w:basedOn w:val="728"/>
+    <w:basedOn w:val="910"/>
     <w:uiPriority w:val="99"/>
     <w:pPr>
       <w:pBdr/>
@@ -27591,11 +27098,11 @@
         <w:tblBorders/>
       </w:tblPr>
       <w:tcPr>
-        <w:shd w:color="ffffff"/>
+        <w:shd w:val="clear" w:color="ffffff"/>
         <w:tcBorders>
-          <w:top w:val="none"/>
-          <w:left w:val="none"/>
-          <w:bottom w:val="none"/>
+          <w:top w:val="none" w:color="000000" w:sz="4" w:space="0"/>
+          <w:left w:val="none" w:color="000000" w:sz="4" w:space="0"/>
+          <w:bottom w:val="none" w:color="000000" w:sz="4" w:space="0"/>
           <w:right w:val="single" w:color="000000" w:themeColor="accent2" w:themeTint="97" w:sz="4" w:space="0"/>
         </w:tcBorders>
       </w:tcPr>
@@ -27618,10 +27125,10 @@
       <w:tcPr>
         <w:shd w:val="clear" w:color="ffffff" w:themeColor="light1" w:fill="ffffff" w:themeFill="light1"/>
         <w:tcBorders>
-          <w:top w:val="none"/>
-          <w:left w:val="none"/>
+          <w:top w:val="none" w:color="000000" w:sz="4" w:space="0"/>
+          <w:left w:val="none" w:color="000000" w:sz="4" w:space="0"/>
           <w:bottom w:val="single" w:color="000000" w:themeColor="accent2" w:themeTint="97" w:sz="4" w:space="0"/>
-          <w:right w:val="none"/>
+          <w:right w:val="none" w:color="000000" w:sz="4" w:space="0"/>
         </w:tcBorders>
       </w:tcPr>
     </w:tblStylePr>
@@ -27641,12 +27148,12 @@
         <w:tblBorders/>
       </w:tblPr>
       <w:tcPr>
-        <w:shd w:color="ffffff"/>
+        <w:shd w:val="clear" w:color="ffffff"/>
         <w:tcBorders>
-          <w:top w:val="none"/>
+          <w:top w:val="none" w:color="000000" w:sz="4" w:space="0"/>
           <w:left w:val="single" w:color="000000" w:themeColor="accent2" w:themeTint="97" w:sz="4" w:space="0"/>
-          <w:bottom w:val="none"/>
-          <w:right w:val="none"/>
+          <w:bottom w:val="none" w:color="000000" w:sz="4" w:space="0"/>
+          <w:right w:val="none" w:color="000000" w:sz="4" w:space="0"/>
         </w:tcBorders>
       </w:tcPr>
     </w:tblStylePr>
@@ -27669,9 +27176,9 @@
         <w:shd w:val="clear" w:color="ffffff" w:themeColor="light1" w:fill="ffffff" w:themeFill="light1"/>
         <w:tcBorders>
           <w:top w:val="single" w:color="000000" w:themeColor="accent2" w:themeTint="97" w:sz="4" w:space="0"/>
-          <w:left w:val="none"/>
-          <w:bottom w:val="none"/>
-          <w:right w:val="none"/>
+          <w:left w:val="none" w:color="000000" w:sz="4" w:space="0"/>
+          <w:bottom w:val="none" w:color="000000" w:sz="4" w:space="0"/>
+          <w:right w:val="none" w:color="000000" w:sz="4" w:space="0"/>
         </w:tcBorders>
       </w:tcPr>
     </w:tblStylePr>
@@ -27746,9 +27253,9 @@
       </w:tcPr>
     </w:tblStylePr>
   </w:style>
-  <w:style w:type="table" w:styleId="113">
+  <w:style w:type="table" w:styleId="828">
     <w:name w:val="List Table 7 Colorful - Accent 3"/>
-    <w:basedOn w:val="728"/>
+    <w:basedOn w:val="910"/>
     <w:uiPriority w:val="99"/>
     <w:pPr>
       <w:pBdr/>
@@ -27847,11 +27354,11 @@
         <w:tblBorders/>
       </w:tblPr>
       <w:tcPr>
-        <w:shd w:color="ffffff"/>
+        <w:shd w:val="clear" w:color="ffffff"/>
         <w:tcBorders>
-          <w:top w:val="none"/>
-          <w:left w:val="none"/>
-          <w:bottom w:val="none"/>
+          <w:top w:val="none" w:color="000000" w:sz="4" w:space="0"/>
+          <w:left w:val="none" w:color="000000" w:sz="4" w:space="0"/>
+          <w:bottom w:val="none" w:color="000000" w:sz="4" w:space="0"/>
           <w:right w:val="single" w:color="000000" w:themeColor="accent3" w:themeTint="98" w:sz="4" w:space="0"/>
         </w:tcBorders>
       </w:tcPr>
@@ -27874,10 +27381,10 @@
       <w:tcPr>
         <w:shd w:val="clear" w:color="ffffff" w:themeColor="light1" w:fill="ffffff" w:themeFill="light1"/>
         <w:tcBorders>
-          <w:top w:val="none"/>
-          <w:left w:val="none"/>
+          <w:top w:val="none" w:color="000000" w:sz="4" w:space="0"/>
+          <w:left w:val="none" w:color="000000" w:sz="4" w:space="0"/>
           <w:bottom w:val="single" w:color="000000" w:themeColor="accent3" w:themeTint="98" w:sz="4" w:space="0"/>
-          <w:right w:val="none"/>
+          <w:right w:val="none" w:color="000000" w:sz="4" w:space="0"/>
         </w:tcBorders>
       </w:tcPr>
     </w:tblStylePr>
@@ -27897,12 +27404,12 @@
         <w:tblBorders/>
       </w:tblPr>
       <w:tcPr>
-        <w:shd w:color="ffffff"/>
+        <w:shd w:val="clear" w:color="ffffff"/>
         <w:tcBorders>
-          <w:top w:val="none"/>
+          <w:top w:val="none" w:color="000000" w:sz="4" w:space="0"/>
           <w:left w:val="single" w:color="000000" w:themeColor="accent3" w:themeTint="98" w:sz="4" w:space="0"/>
-          <w:bottom w:val="none"/>
-          <w:right w:val="none"/>
+          <w:bottom w:val="none" w:color="000000" w:sz="4" w:space="0"/>
+          <w:right w:val="none" w:color="000000" w:sz="4" w:space="0"/>
         </w:tcBorders>
       </w:tcPr>
     </w:tblStylePr>
@@ -27925,9 +27432,9 @@
         <w:shd w:val="clear" w:color="ffffff" w:themeColor="light1" w:fill="ffffff" w:themeFill="light1"/>
         <w:tcBorders>
           <w:top w:val="single" w:color="000000" w:themeColor="accent3" w:themeTint="98" w:sz="4" w:space="0"/>
-          <w:left w:val="none"/>
-          <w:bottom w:val="none"/>
-          <w:right w:val="none"/>
+          <w:left w:val="none" w:color="000000" w:sz="4" w:space="0"/>
+          <w:bottom w:val="none" w:color="000000" w:sz="4" w:space="0"/>
+          <w:right w:val="none" w:color="000000" w:sz="4" w:space="0"/>
         </w:tcBorders>
       </w:tcPr>
     </w:tblStylePr>
@@ -28002,9 +27509,9 @@
       </w:tcPr>
     </w:tblStylePr>
   </w:style>
-  <w:style w:type="table" w:styleId="114">
+  <w:style w:type="table" w:styleId="829">
     <w:name w:val="List Table 7 Colorful - Accent 4"/>
-    <w:basedOn w:val="728"/>
+    <w:basedOn w:val="910"/>
     <w:uiPriority w:val="99"/>
     <w:pPr>
       <w:pBdr/>
@@ -28103,11 +27610,11 @@
         <w:tblBorders/>
       </w:tblPr>
       <w:tcPr>
-        <w:shd w:color="ffffff"/>
+        <w:shd w:val="clear" w:color="ffffff"/>
         <w:tcBorders>
-          <w:top w:val="none"/>
-          <w:left w:val="none"/>
-          <w:bottom w:val="none"/>
+          <w:top w:val="none" w:color="000000" w:sz="4" w:space="0"/>
+          <w:left w:val="none" w:color="000000" w:sz="4" w:space="0"/>
+          <w:bottom w:val="none" w:color="000000" w:sz="4" w:space="0"/>
           <w:right w:val="single" w:color="000000" w:themeColor="accent4" w:themeTint="9A" w:sz="4" w:space="0"/>
         </w:tcBorders>
       </w:tcPr>
@@ -28130,10 +27637,10 @@
       <w:tcPr>
         <w:shd w:val="clear" w:color="ffffff" w:themeColor="light1" w:fill="ffffff" w:themeFill="light1"/>
         <w:tcBorders>
-          <w:top w:val="none"/>
-          <w:left w:val="none"/>
+          <w:top w:val="none" w:color="000000" w:sz="4" w:space="0"/>
+          <w:left w:val="none" w:color="000000" w:sz="4" w:space="0"/>
           <w:bottom w:val="single" w:color="000000" w:themeColor="accent4" w:themeTint="9A" w:sz="4" w:space="0"/>
-          <w:right w:val="none"/>
+          <w:right w:val="none" w:color="000000" w:sz="4" w:space="0"/>
         </w:tcBorders>
       </w:tcPr>
     </w:tblStylePr>
@@ -28153,12 +27660,12 @@
         <w:tblBorders/>
       </w:tblPr>
       <w:tcPr>
-        <w:shd w:color="ffffff"/>
+        <w:shd w:val="clear" w:color="ffffff"/>
         <w:tcBorders>
-          <w:top w:val="none"/>
+          <w:top w:val="none" w:color="000000" w:sz="4" w:space="0"/>
           <w:left w:val="single" w:color="000000" w:themeColor="accent4" w:themeTint="9A" w:sz="4" w:space="0"/>
-          <w:bottom w:val="none"/>
-          <w:right w:val="none"/>
+          <w:bottom w:val="none" w:color="000000" w:sz="4" w:space="0"/>
+          <w:right w:val="none" w:color="000000" w:sz="4" w:space="0"/>
         </w:tcBorders>
       </w:tcPr>
     </w:tblStylePr>
@@ -28181,9 +27688,9 @@
         <w:shd w:val="clear" w:color="ffffff" w:themeColor="light1" w:fill="ffffff" w:themeFill="light1"/>
         <w:tcBorders>
           <w:top w:val="single" w:color="000000" w:themeColor="accent4" w:themeTint="9A" w:sz="4" w:space="0"/>
-          <w:left w:val="none"/>
-          <w:bottom w:val="none"/>
-          <w:right w:val="none"/>
+          <w:left w:val="none" w:color="000000" w:sz="4" w:space="0"/>
+          <w:bottom w:val="none" w:color="000000" w:sz="4" w:space="0"/>
+          <w:right w:val="none" w:color="000000" w:sz="4" w:space="0"/>
         </w:tcBorders>
       </w:tcPr>
     </w:tblStylePr>
@@ -28258,9 +27765,9 @@
       </w:tcPr>
     </w:tblStylePr>
   </w:style>
-  <w:style w:type="table" w:styleId="115">
+  <w:style w:type="table" w:styleId="830">
     <w:name w:val="List Table 7 Colorful - Accent 5"/>
-    <w:basedOn w:val="728"/>
+    <w:basedOn w:val="910"/>
     <w:uiPriority w:val="99"/>
     <w:pPr>
       <w:pBdr/>
@@ -28359,11 +27866,11 @@
         <w:tblBorders/>
       </w:tblPr>
       <w:tcPr>
-        <w:shd w:color="ffffff"/>
+        <w:shd w:val="clear" w:color="ffffff"/>
         <w:tcBorders>
-          <w:top w:val="none"/>
-          <w:left w:val="none"/>
-          <w:bottom w:val="none"/>
+          <w:top w:val="none" w:color="000000" w:sz="4" w:space="0"/>
+          <w:left w:val="none" w:color="000000" w:sz="4" w:space="0"/>
+          <w:bottom w:val="none" w:color="000000" w:sz="4" w:space="0"/>
           <w:right w:val="single" w:color="000000" w:themeColor="accent5" w:themeTint="9A" w:sz="4" w:space="0"/>
         </w:tcBorders>
       </w:tcPr>
@@ -28386,10 +27893,10 @@
       <w:tcPr>
         <w:shd w:val="clear" w:color="ffffff" w:themeColor="light1" w:fill="ffffff" w:themeFill="light1"/>
         <w:tcBorders>
-          <w:top w:val="none"/>
-          <w:left w:val="none"/>
+          <w:top w:val="none" w:color="000000" w:sz="4" w:space="0"/>
+          <w:left w:val="none" w:color="000000" w:sz="4" w:space="0"/>
           <w:bottom w:val="single" w:color="000000" w:themeColor="accent5" w:themeTint="9A" w:sz="4" w:space="0"/>
-          <w:right w:val="none"/>
+          <w:right w:val="none" w:color="000000" w:sz="4" w:space="0"/>
         </w:tcBorders>
       </w:tcPr>
     </w:tblStylePr>
@@ -28409,12 +27916,12 @@
         <w:tblBorders/>
       </w:tblPr>
       <w:tcPr>
-        <w:shd w:color="ffffff"/>
+        <w:shd w:val="clear" w:color="ffffff"/>
         <w:tcBorders>
-          <w:top w:val="none"/>
+          <w:top w:val="none" w:color="000000" w:sz="4" w:space="0"/>
           <w:left w:val="single" w:color="000000" w:themeColor="accent5" w:themeTint="9A" w:sz="4" w:space="0"/>
-          <w:bottom w:val="none"/>
-          <w:right w:val="none"/>
+          <w:bottom w:val="none" w:color="000000" w:sz="4" w:space="0"/>
+          <w:right w:val="none" w:color="000000" w:sz="4" w:space="0"/>
         </w:tcBorders>
       </w:tcPr>
     </w:tblStylePr>
@@ -28437,9 +27944,9 @@
         <w:shd w:val="clear" w:color="ffffff" w:themeColor="light1" w:fill="ffffff" w:themeFill="light1"/>
         <w:tcBorders>
           <w:top w:val="single" w:color="000000" w:themeColor="accent5" w:themeTint="9A" w:sz="4" w:space="0"/>
-          <w:left w:val="none"/>
-          <w:bottom w:val="none"/>
-          <w:right w:val="none"/>
+          <w:left w:val="none" w:color="000000" w:sz="4" w:space="0"/>
+          <w:bottom w:val="none" w:color="000000" w:sz="4" w:space="0"/>
+          <w:right w:val="none" w:color="000000" w:sz="4" w:space="0"/>
         </w:tcBorders>
       </w:tcPr>
     </w:tblStylePr>
@@ -28514,9 +28021,9 @@
       </w:tcPr>
     </w:tblStylePr>
   </w:style>
-  <w:style w:type="table" w:styleId="116">
+  <w:style w:type="table" w:styleId="831">
     <w:name w:val="List Table 7 Colorful - Accent 6"/>
-    <w:basedOn w:val="728"/>
+    <w:basedOn w:val="910"/>
     <w:uiPriority w:val="99"/>
     <w:pPr>
       <w:pBdr/>
@@ -28615,11 +28122,11 @@
         <w:tblBorders/>
       </w:tblPr>
       <w:tcPr>
-        <w:shd w:color="ffffff"/>
+        <w:shd w:val="clear" w:color="ffffff"/>
         <w:tcBorders>
-          <w:top w:val="none"/>
-          <w:left w:val="none"/>
-          <w:bottom w:val="none"/>
+          <w:top w:val="none" w:color="000000" w:sz="4" w:space="0"/>
+          <w:left w:val="none" w:color="000000" w:sz="4" w:space="0"/>
+          <w:bottom w:val="none" w:color="000000" w:sz="4" w:space="0"/>
           <w:right w:val="single" w:color="000000" w:themeColor="accent6" w:themeTint="98" w:sz="4" w:space="0"/>
         </w:tcBorders>
       </w:tcPr>
@@ -28642,10 +28149,10 @@
       <w:tcPr>
         <w:shd w:val="clear" w:color="ffffff" w:themeColor="light1" w:fill="ffffff" w:themeFill="light1"/>
         <w:tcBorders>
-          <w:top w:val="none"/>
-          <w:left w:val="none"/>
+          <w:top w:val="none" w:color="000000" w:sz="4" w:space="0"/>
+          <w:left w:val="none" w:color="000000" w:sz="4" w:space="0"/>
           <w:bottom w:val="single" w:color="000000" w:themeColor="accent6" w:themeTint="98" w:sz="4" w:space="0"/>
-          <w:right w:val="none"/>
+          <w:right w:val="none" w:color="000000" w:sz="4" w:space="0"/>
         </w:tcBorders>
       </w:tcPr>
     </w:tblStylePr>
@@ -28665,12 +28172,12 @@
         <w:tblBorders/>
       </w:tblPr>
       <w:tcPr>
-        <w:shd w:color="ffffff"/>
+        <w:shd w:val="clear" w:color="ffffff"/>
         <w:tcBorders>
-          <w:top w:val="none"/>
+          <w:top w:val="none" w:color="000000" w:sz="4" w:space="0"/>
           <w:left w:val="single" w:color="000000" w:themeColor="accent6" w:themeTint="98" w:sz="4" w:space="0"/>
-          <w:bottom w:val="none"/>
-          <w:right w:val="none"/>
+          <w:bottom w:val="none" w:color="000000" w:sz="4" w:space="0"/>
+          <w:right w:val="none" w:color="000000" w:sz="4" w:space="0"/>
         </w:tcBorders>
       </w:tcPr>
     </w:tblStylePr>
@@ -28693,9 +28200,9 @@
         <w:shd w:val="clear" w:color="ffffff" w:themeColor="light1" w:fill="ffffff" w:themeFill="light1"/>
         <w:tcBorders>
           <w:top w:val="single" w:color="000000" w:themeColor="accent6" w:themeTint="98" w:sz="4" w:space="0"/>
-          <w:left w:val="none"/>
-          <w:bottom w:val="none"/>
-          <w:right w:val="none"/>
+          <w:left w:val="none" w:color="000000" w:sz="4" w:space="0"/>
+          <w:bottom w:val="none" w:color="000000" w:sz="4" w:space="0"/>
+          <w:right w:val="none" w:color="000000" w:sz="4" w:space="0"/>
         </w:tcBorders>
       </w:tcPr>
     </w:tblStylePr>
@@ -28770,9 +28277,9 @@
       </w:tcPr>
     </w:tblStylePr>
   </w:style>
-  <w:style w:type="table" w:styleId="117">
+  <w:style w:type="table" w:styleId="832">
     <w:name w:val="Lined - Accent"/>
-    <w:basedOn w:val="728"/>
+    <w:basedOn w:val="910"/>
     <w:uiPriority w:val="99"/>
     <w:pPr>
       <w:pBdr/>
@@ -29007,9 +28514,9 @@
       </w:tcPr>
     </w:tblStylePr>
   </w:style>
-  <w:style w:type="table" w:styleId="118">
+  <w:style w:type="table" w:styleId="833">
     <w:name w:val="Lined - Accent 1"/>
-    <w:basedOn w:val="728"/>
+    <w:basedOn w:val="910"/>
     <w:uiPriority w:val="99"/>
     <w:pPr>
       <w:pBdr/>
@@ -29244,9 +28751,9 @@
       </w:tcPr>
     </w:tblStylePr>
   </w:style>
-  <w:style w:type="table" w:styleId="119">
+  <w:style w:type="table" w:styleId="834">
     <w:name w:val="Lined - Accent 2"/>
-    <w:basedOn w:val="728"/>
+    <w:basedOn w:val="910"/>
     <w:uiPriority w:val="99"/>
     <w:pPr>
       <w:pBdr/>
@@ -29481,9 +28988,9 @@
       </w:tcPr>
     </w:tblStylePr>
   </w:style>
-  <w:style w:type="table" w:styleId="120">
+  <w:style w:type="table" w:styleId="835">
     <w:name w:val="Lined - Accent 3"/>
-    <w:basedOn w:val="728"/>
+    <w:basedOn w:val="910"/>
     <w:uiPriority w:val="99"/>
     <w:pPr>
       <w:pBdr/>
@@ -29718,9 +29225,9 @@
       </w:tcPr>
     </w:tblStylePr>
   </w:style>
-  <w:style w:type="table" w:styleId="121">
+  <w:style w:type="table" w:styleId="836">
     <w:name w:val="Lined - Accent 4"/>
-    <w:basedOn w:val="728"/>
+    <w:basedOn w:val="910"/>
     <w:uiPriority w:val="99"/>
     <w:pPr>
       <w:pBdr/>
@@ -29955,9 +29462,9 @@
       </w:tcPr>
     </w:tblStylePr>
   </w:style>
-  <w:style w:type="table" w:styleId="122">
+  <w:style w:type="table" w:styleId="837">
     <w:name w:val="Lined - Accent 5"/>
-    <w:basedOn w:val="728"/>
+    <w:basedOn w:val="910"/>
     <w:uiPriority w:val="99"/>
     <w:pPr>
       <w:pBdr/>
@@ -30192,9 +29699,9 @@
       </w:tcPr>
     </w:tblStylePr>
   </w:style>
-  <w:style w:type="table" w:styleId="123">
+  <w:style w:type="table" w:styleId="838">
     <w:name w:val="Lined - Accent 6"/>
-    <w:basedOn w:val="728"/>
+    <w:basedOn w:val="910"/>
     <w:uiPriority w:val="99"/>
     <w:pPr>
       <w:pBdr/>
@@ -30429,9 +29936,9 @@
       </w:tcPr>
     </w:tblStylePr>
   </w:style>
-  <w:style w:type="table" w:styleId="124">
+  <w:style w:type="table" w:styleId="839">
     <w:name w:val="Bordered &amp; Lined - Accent"/>
-    <w:basedOn w:val="728"/>
+    <w:basedOn w:val="910"/>
     <w:uiPriority w:val="99"/>
     <w:pPr>
       <w:pBdr/>
@@ -30673,9 +30180,9 @@
       </w:tcPr>
     </w:tblStylePr>
   </w:style>
-  <w:style w:type="table" w:styleId="125">
+  <w:style w:type="table" w:styleId="840">
     <w:name w:val="Bordered &amp; Lined - Accent 1"/>
-    <w:basedOn w:val="728"/>
+    <w:basedOn w:val="910"/>
     <w:uiPriority w:val="99"/>
     <w:pPr>
       <w:pBdr/>
@@ -30917,9 +30424,9 @@
       </w:tcPr>
     </w:tblStylePr>
   </w:style>
-  <w:style w:type="table" w:styleId="126">
+  <w:style w:type="table" w:styleId="841">
     <w:name w:val="Bordered &amp; Lined - Accent 2"/>
-    <w:basedOn w:val="728"/>
+    <w:basedOn w:val="910"/>
     <w:uiPriority w:val="99"/>
     <w:pPr>
       <w:pBdr/>
@@ -31161,9 +30668,9 @@
       </w:tcPr>
     </w:tblStylePr>
   </w:style>
-  <w:style w:type="table" w:styleId="127">
+  <w:style w:type="table" w:styleId="842">
     <w:name w:val="Bordered &amp; Lined - Accent 3"/>
-    <w:basedOn w:val="728"/>
+    <w:basedOn w:val="910"/>
     <w:uiPriority w:val="99"/>
     <w:pPr>
       <w:pBdr/>
@@ -31405,9 +30912,9 @@
       </w:tcPr>
     </w:tblStylePr>
   </w:style>
-  <w:style w:type="table" w:styleId="128">
+  <w:style w:type="table" w:styleId="843">
     <w:name w:val="Bordered &amp; Lined - Accent 4"/>
-    <w:basedOn w:val="728"/>
+    <w:basedOn w:val="910"/>
     <w:uiPriority w:val="99"/>
     <w:pPr>
       <w:pBdr/>
@@ -31649,9 +31156,9 @@
       </w:tcPr>
     </w:tblStylePr>
   </w:style>
-  <w:style w:type="table" w:styleId="129">
+  <w:style w:type="table" w:styleId="844">
     <w:name w:val="Bordered &amp; Lined - Accent 5"/>
-    <w:basedOn w:val="728"/>
+    <w:basedOn w:val="910"/>
     <w:uiPriority w:val="99"/>
     <w:pPr>
       <w:pBdr/>
@@ -31893,9 +31400,9 @@
       </w:tcPr>
     </w:tblStylePr>
   </w:style>
-  <w:style w:type="table" w:styleId="130">
+  <w:style w:type="table" w:styleId="845">
     <w:name w:val="Bordered &amp; Lined - Accent 6"/>
-    <w:basedOn w:val="728"/>
+    <w:basedOn w:val="910"/>
     <w:uiPriority w:val="99"/>
     <w:pPr>
       <w:pBdr/>
@@ -32137,9 +31644,9 @@
       </w:tcPr>
     </w:tblStylePr>
   </w:style>
-  <w:style w:type="table" w:styleId="131">
+  <w:style w:type="table" w:styleId="846">
     <w:name w:val="Bordered"/>
-    <w:basedOn w:val="728"/>
+    <w:basedOn w:val="910"/>
     <w:uiPriority w:val="99"/>
     <w:pPr>
       <w:pBdr/>
@@ -32368,9 +31875,9 @@
       </w:tcPr>
     </w:tblStylePr>
   </w:style>
-  <w:style w:type="table" w:styleId="132">
+  <w:style w:type="table" w:styleId="847">
     <w:name w:val="Bordered - Accent 1"/>
-    <w:basedOn w:val="728"/>
+    <w:basedOn w:val="910"/>
     <w:uiPriority w:val="99"/>
     <w:pPr>
       <w:pBdr/>
@@ -32599,9 +32106,9 @@
       </w:tcPr>
     </w:tblStylePr>
   </w:style>
-  <w:style w:type="table" w:styleId="133">
+  <w:style w:type="table" w:styleId="848">
     <w:name w:val="Bordered - Accent 2"/>
-    <w:basedOn w:val="728"/>
+    <w:basedOn w:val="910"/>
     <w:uiPriority w:val="99"/>
     <w:pPr>
       <w:pBdr/>
@@ -32830,9 +32337,9 @@
       </w:tcPr>
     </w:tblStylePr>
   </w:style>
-  <w:style w:type="table" w:styleId="134">
+  <w:style w:type="table" w:styleId="849">
     <w:name w:val="Bordered - Accent 3"/>
-    <w:basedOn w:val="728"/>
+    <w:basedOn w:val="910"/>
     <w:uiPriority w:val="99"/>
     <w:pPr>
       <w:pBdr/>
@@ -33061,9 +32568,9 @@
       </w:tcPr>
     </w:tblStylePr>
   </w:style>
-  <w:style w:type="table" w:styleId="135">
+  <w:style w:type="table" w:styleId="850">
     <w:name w:val="Bordered - Accent 4"/>
-    <w:basedOn w:val="728"/>
+    <w:basedOn w:val="910"/>
     <w:uiPriority w:val="99"/>
     <w:pPr>
       <w:pBdr/>
@@ -33292,9 +32799,9 @@
       </w:tcPr>
     </w:tblStylePr>
   </w:style>
-  <w:style w:type="table" w:styleId="136">
+  <w:style w:type="table" w:styleId="851">
     <w:name w:val="Bordered - Accent 5"/>
-    <w:basedOn w:val="728"/>
+    <w:basedOn w:val="910"/>
     <w:uiPriority w:val="99"/>
     <w:pPr>
       <w:pBdr/>
@@ -33523,9 +33030,9 @@
       </w:tcPr>
     </w:tblStylePr>
   </w:style>
-  <w:style w:type="table" w:styleId="137">
+  <w:style w:type="table" w:styleId="852">
     <w:name w:val="Bordered - Accent 6"/>
-    <w:basedOn w:val="728"/>
+    <w:basedOn w:val="910"/>
     <w:uiPriority w:val="99"/>
     <w:pPr>
       <w:pBdr/>
@@ -33754,11 +33261,11 @@
       </w:tcPr>
     </w:tblStylePr>
   </w:style>
-  <w:style w:type="paragraph" w:styleId="139">
+  <w:style w:type="paragraph" w:styleId="853">
     <w:name w:val="Heading 1"/>
-    <w:basedOn w:val="726"/>
-    <w:next w:val="726"/>
-    <w:link w:val="150"/>
+    <w:basedOn w:val="908"/>
+    <w:next w:val="908"/>
+    <w:link w:val="862"/>
     <w:uiPriority w:val="9"/>
     <w:qFormat/>
     <w:pPr>
@@ -33776,11 +33283,11 @@
       <w:szCs w:val="40"/>
     </w:rPr>
   </w:style>
-  <w:style w:type="paragraph" w:styleId="140">
+  <w:style w:type="paragraph" w:styleId="854">
     <w:name w:val="Heading 2"/>
-    <w:basedOn w:val="726"/>
-    <w:next w:val="726"/>
-    <w:link w:val="151"/>
+    <w:basedOn w:val="908"/>
+    <w:next w:val="908"/>
+    <w:link w:val="863"/>
     <w:uiPriority w:val="9"/>
     <w:unhideWhenUsed/>
     <w:qFormat/>
@@ -33799,11 +33306,11 @@
       <w:szCs w:val="32"/>
     </w:rPr>
   </w:style>
-  <w:style w:type="paragraph" w:styleId="141">
+  <w:style w:type="paragraph" w:styleId="855">
     <w:name w:val="Heading 3"/>
-    <w:basedOn w:val="726"/>
-    <w:next w:val="726"/>
-    <w:link w:val="152"/>
+    <w:basedOn w:val="908"/>
+    <w:next w:val="908"/>
+    <w:link w:val="864"/>
     <w:uiPriority w:val="9"/>
     <w:unhideWhenUsed/>
     <w:qFormat/>
@@ -33822,11 +33329,11 @@
       <w:szCs w:val="28"/>
     </w:rPr>
   </w:style>
-  <w:style w:type="paragraph" w:styleId="142">
+  <w:style w:type="paragraph" w:styleId="856">
     <w:name w:val="Heading 4"/>
-    <w:basedOn w:val="726"/>
-    <w:next w:val="726"/>
-    <w:link w:val="153"/>
+    <w:basedOn w:val="908"/>
+    <w:next w:val="908"/>
+    <w:link w:val="865"/>
     <w:uiPriority w:val="9"/>
     <w:unhideWhenUsed/>
     <w:qFormat/>
@@ -33845,11 +33352,11 @@
       <w:color w:val="0f4761" w:themeColor="accent1" w:themeShade="BF"/>
     </w:rPr>
   </w:style>
-  <w:style w:type="paragraph" w:styleId="143">
+  <w:style w:type="paragraph" w:styleId="857">
     <w:name w:val="Heading 5"/>
-    <w:basedOn w:val="726"/>
-    <w:next w:val="726"/>
-    <w:link w:val="154"/>
+    <w:basedOn w:val="908"/>
+    <w:next w:val="908"/>
+    <w:link w:val="866"/>
     <w:uiPriority w:val="9"/>
     <w:unhideWhenUsed/>
     <w:qFormat/>
@@ -33866,11 +33373,11 @@
       <w:color w:val="0f4761" w:themeColor="accent1" w:themeShade="BF"/>
     </w:rPr>
   </w:style>
-  <w:style w:type="paragraph" w:styleId="144">
+  <w:style w:type="paragraph" w:styleId="858">
     <w:name w:val="Heading 6"/>
-    <w:basedOn w:val="726"/>
-    <w:next w:val="726"/>
-    <w:link w:val="155"/>
+    <w:basedOn w:val="908"/>
+    <w:next w:val="908"/>
+    <w:link w:val="867"/>
     <w:uiPriority w:val="9"/>
     <w:unhideWhenUsed/>
     <w:qFormat/>
@@ -33889,11 +33396,11 @@
       <w:color w:val="595959" w:themeColor="text1" w:themeTint="A6"/>
     </w:rPr>
   </w:style>
-  <w:style w:type="paragraph" w:styleId="145">
+  <w:style w:type="paragraph" w:styleId="859">
     <w:name w:val="Heading 7"/>
-    <w:basedOn w:val="726"/>
-    <w:next w:val="726"/>
-    <w:link w:val="156"/>
+    <w:basedOn w:val="908"/>
+    <w:next w:val="908"/>
+    <w:link w:val="868"/>
     <w:uiPriority w:val="9"/>
     <w:unhideWhenUsed/>
     <w:qFormat/>
@@ -33910,11 +33417,11 @@
       <w:color w:val="595959" w:themeColor="text1" w:themeTint="A6"/>
     </w:rPr>
   </w:style>
-  <w:style w:type="paragraph" w:styleId="146">
+  <w:style w:type="paragraph" w:styleId="860">
     <w:name w:val="Heading 8"/>
-    <w:basedOn w:val="726"/>
-    <w:next w:val="726"/>
-    <w:link w:val="157"/>
+    <w:basedOn w:val="908"/>
+    <w:next w:val="908"/>
+    <w:link w:val="869"/>
     <w:uiPriority w:val="9"/>
     <w:unhideWhenUsed/>
     <w:qFormat/>
@@ -33933,11 +33440,11 @@
       <w:color w:val="272727" w:themeColor="text1" w:themeTint="D8"/>
     </w:rPr>
   </w:style>
-  <w:style w:type="paragraph" w:styleId="147">
+  <w:style w:type="paragraph" w:styleId="861">
     <w:name w:val="Heading 9"/>
-    <w:basedOn w:val="726"/>
-    <w:next w:val="726"/>
-    <w:link w:val="158"/>
+    <w:basedOn w:val="908"/>
+    <w:next w:val="908"/>
+    <w:link w:val="870"/>
     <w:uiPriority w:val="9"/>
     <w:unhideWhenUsed/>
     <w:qFormat/>
@@ -33956,10 +33463,10 @@
       <w:color w:val="272727" w:themeColor="text1" w:themeTint="D8"/>
     </w:rPr>
   </w:style>
-  <w:style w:type="character" w:styleId="150">
+  <w:style w:type="character" w:styleId="862">
     <w:name w:val="Heading 1 Char"/>
-    <w:basedOn w:val="727"/>
-    <w:link w:val="139"/>
+    <w:basedOn w:val="909"/>
+    <w:link w:val="853"/>
     <w:uiPriority w:val="9"/>
     <w:pPr>
       <w:pBdr/>
@@ -33973,10 +33480,10 @@
       <w:szCs w:val="40"/>
     </w:rPr>
   </w:style>
-  <w:style w:type="character" w:styleId="151">
+  <w:style w:type="character" w:styleId="863">
     <w:name w:val="Heading 2 Char"/>
-    <w:basedOn w:val="727"/>
-    <w:link w:val="140"/>
+    <w:basedOn w:val="909"/>
+    <w:link w:val="854"/>
     <w:uiPriority w:val="9"/>
     <w:pPr>
       <w:pBdr/>
@@ -33990,10 +33497,10 @@
       <w:szCs w:val="32"/>
     </w:rPr>
   </w:style>
-  <w:style w:type="character" w:styleId="152">
+  <w:style w:type="character" w:styleId="864">
     <w:name w:val="Heading 3 Char"/>
-    <w:basedOn w:val="727"/>
-    <w:link w:val="141"/>
+    <w:basedOn w:val="909"/>
+    <w:link w:val="855"/>
     <w:uiPriority w:val="9"/>
     <w:pPr>
       <w:pBdr/>
@@ -34007,10 +33514,10 @@
       <w:szCs w:val="28"/>
     </w:rPr>
   </w:style>
-  <w:style w:type="character" w:styleId="153">
+  <w:style w:type="character" w:styleId="865">
     <w:name w:val="Heading 4 Char"/>
-    <w:basedOn w:val="727"/>
-    <w:link w:val="142"/>
+    <w:basedOn w:val="909"/>
+    <w:link w:val="856"/>
     <w:uiPriority w:val="9"/>
     <w:pPr>
       <w:pBdr/>
@@ -34024,10 +33531,10 @@
       <w:color w:val="0f4761" w:themeColor="accent1" w:themeShade="BF"/>
     </w:rPr>
   </w:style>
-  <w:style w:type="character" w:styleId="154">
+  <w:style w:type="character" w:styleId="866">
     <w:name w:val="Heading 5 Char"/>
-    <w:basedOn w:val="727"/>
-    <w:link w:val="143"/>
+    <w:basedOn w:val="909"/>
+    <w:link w:val="857"/>
     <w:uiPriority w:val="9"/>
     <w:pPr>
       <w:pBdr/>
@@ -34039,10 +33546,10 @@
       <w:color w:val="0f4761" w:themeColor="accent1" w:themeShade="BF"/>
     </w:rPr>
   </w:style>
-  <w:style w:type="character" w:styleId="155">
+  <w:style w:type="character" w:styleId="867">
     <w:name w:val="Heading 6 Char"/>
-    <w:basedOn w:val="727"/>
-    <w:link w:val="144"/>
+    <w:basedOn w:val="909"/>
+    <w:link w:val="858"/>
     <w:uiPriority w:val="9"/>
     <w:pPr>
       <w:pBdr/>
@@ -34056,10 +33563,10 @@
       <w:color w:val="595959" w:themeColor="text1" w:themeTint="A6"/>
     </w:rPr>
   </w:style>
-  <w:style w:type="character" w:styleId="156">
+  <w:style w:type="character" w:styleId="868">
     <w:name w:val="Heading 7 Char"/>
-    <w:basedOn w:val="727"/>
-    <w:link w:val="145"/>
+    <w:basedOn w:val="909"/>
+    <w:link w:val="859"/>
     <w:uiPriority w:val="9"/>
     <w:pPr>
       <w:pBdr/>
@@ -34071,10 +33578,10 @@
       <w:color w:val="595959" w:themeColor="text1" w:themeTint="A6"/>
     </w:rPr>
   </w:style>
-  <w:style w:type="character" w:styleId="157">
+  <w:style w:type="character" w:styleId="869">
     <w:name w:val="Heading 8 Char"/>
-    <w:basedOn w:val="727"/>
-    <w:link w:val="146"/>
+    <w:basedOn w:val="909"/>
+    <w:link w:val="860"/>
     <w:uiPriority w:val="9"/>
     <w:pPr>
       <w:pBdr/>
@@ -34088,10 +33595,10 @@
       <w:color w:val="272727" w:themeColor="text1" w:themeTint="D8"/>
     </w:rPr>
   </w:style>
-  <w:style w:type="character" w:styleId="158">
+  <w:style w:type="character" w:styleId="870">
     <w:name w:val="Heading 9 Char"/>
-    <w:basedOn w:val="727"/>
-    <w:link w:val="147"/>
+    <w:basedOn w:val="909"/>
+    <w:link w:val="861"/>
     <w:uiPriority w:val="9"/>
     <w:pPr>
       <w:pBdr/>
@@ -34105,11 +33612,11 @@
       <w:color w:val="272727" w:themeColor="text1" w:themeTint="D8"/>
     </w:rPr>
   </w:style>
-  <w:style w:type="paragraph" w:styleId="159">
+  <w:style w:type="paragraph" w:styleId="871">
     <w:name w:val="Title"/>
-    <w:basedOn w:val="726"/>
-    <w:next w:val="726"/>
-    <w:link w:val="160"/>
+    <w:basedOn w:val="908"/>
+    <w:next w:val="908"/>
+    <w:link w:val="872"/>
     <w:uiPriority w:val="10"/>
     <w:qFormat/>
     <w:pPr>
@@ -34125,10 +33632,10 @@
       <w:szCs w:val="56"/>
     </w:rPr>
   </w:style>
-  <w:style w:type="character" w:styleId="160">
+  <w:style w:type="character" w:styleId="872">
     <w:name w:val="Title Char"/>
-    <w:basedOn w:val="727"/>
-    <w:link w:val="159"/>
+    <w:basedOn w:val="909"/>
+    <w:link w:val="871"/>
     <w:uiPriority w:val="10"/>
     <w:pPr>
       <w:pBdr/>
@@ -34142,11 +33649,11 @@
       <w:szCs w:val="56"/>
     </w:rPr>
   </w:style>
-  <w:style w:type="paragraph" w:styleId="161">
+  <w:style w:type="paragraph" w:styleId="873">
     <w:name w:val="Subtitle"/>
-    <w:basedOn w:val="726"/>
-    <w:next w:val="726"/>
-    <w:link w:val="162"/>
+    <w:basedOn w:val="908"/>
+    <w:next w:val="908"/>
+    <w:link w:val="874"/>
     <w:uiPriority w:val="11"/>
     <w:qFormat/>
     <w:pPr>
@@ -34164,10 +33671,10 @@
       <w:szCs w:val="28"/>
     </w:rPr>
   </w:style>
-  <w:style w:type="character" w:styleId="162">
+  <w:style w:type="character" w:styleId="874">
     <w:name w:val="Subtitle Char"/>
-    <w:basedOn w:val="727"/>
-    <w:link w:val="161"/>
+    <w:basedOn w:val="909"/>
+    <w:link w:val="873"/>
     <w:uiPriority w:val="11"/>
     <w:pPr>
       <w:pBdr/>
@@ -34181,11 +33688,11 @@
       <w:szCs w:val="28"/>
     </w:rPr>
   </w:style>
-  <w:style w:type="paragraph" w:styleId="163">
+  <w:style w:type="paragraph" w:styleId="875">
     <w:name w:val="Quote"/>
-    <w:basedOn w:val="726"/>
-    <w:next w:val="726"/>
-    <w:link w:val="164"/>
+    <w:basedOn w:val="908"/>
+    <w:next w:val="908"/>
+    <w:link w:val="876"/>
     <w:uiPriority w:val="29"/>
     <w:qFormat/>
     <w:pPr>
@@ -34200,10 +33707,10 @@
       <w:color w:val="404040" w:themeColor="text1" w:themeTint="BF"/>
     </w:rPr>
   </w:style>
-  <w:style w:type="character" w:styleId="164">
+  <w:style w:type="character" w:styleId="876">
     <w:name w:val="Quote Char"/>
-    <w:basedOn w:val="727"/>
-    <w:link w:val="163"/>
+    <w:basedOn w:val="909"/>
+    <w:link w:val="875"/>
     <w:uiPriority w:val="29"/>
     <w:pPr>
       <w:pBdr/>
@@ -34216,9 +33723,9 @@
       <w:color w:val="404040" w:themeColor="text1" w:themeTint="BF"/>
     </w:rPr>
   </w:style>
-  <w:style w:type="character" w:styleId="166">
+  <w:style w:type="character" w:styleId="877">
     <w:name w:val="Intense Emphasis"/>
-    <w:basedOn w:val="727"/>
+    <w:basedOn w:val="909"/>
     <w:uiPriority w:val="21"/>
     <w:qFormat/>
     <w:pPr>
@@ -34232,11 +33739,11 @@
       <w:color w:val="0f4761" w:themeColor="accent1" w:themeShade="BF"/>
     </w:rPr>
   </w:style>
-  <w:style w:type="paragraph" w:styleId="167">
+  <w:style w:type="paragraph" w:styleId="878">
     <w:name w:val="Intense Quote"/>
-    <w:basedOn w:val="726"/>
-    <w:next w:val="726"/>
-    <w:link w:val="168"/>
+    <w:basedOn w:val="908"/>
+    <w:next w:val="908"/>
+    <w:link w:val="879"/>
     <w:uiPriority w:val="30"/>
     <w:qFormat/>
     <w:pPr>
@@ -34254,10 +33761,10 @@
       <w:color w:val="0f4761" w:themeColor="accent1" w:themeShade="BF"/>
     </w:rPr>
   </w:style>
-  <w:style w:type="character" w:styleId="168">
+  <w:style w:type="character" w:styleId="879">
     <w:name w:val="Intense Quote Char"/>
-    <w:basedOn w:val="727"/>
-    <w:link w:val="167"/>
+    <w:basedOn w:val="909"/>
+    <w:link w:val="878"/>
     <w:uiPriority w:val="30"/>
     <w:pPr>
       <w:pBdr/>
@@ -34270,9 +33777,9 @@
       <w:color w:val="0f4761" w:themeColor="accent1" w:themeShade="BF"/>
     </w:rPr>
   </w:style>
-  <w:style w:type="character" w:styleId="169">
+  <w:style w:type="character" w:styleId="880">
     <w:name w:val="Intense Reference"/>
-    <w:basedOn w:val="727"/>
+    <w:basedOn w:val="909"/>
     <w:uiPriority w:val="32"/>
     <w:qFormat/>
     <w:pPr>
@@ -34288,9 +33795,9 @@
       <w:spacing w:val="5"/>
     </w:rPr>
   </w:style>
-  <w:style w:type="paragraph" w:styleId="170">
+  <w:style w:type="paragraph" w:styleId="881">
     <w:name w:val="No Spacing"/>
-    <w:basedOn w:val="726"/>
+    <w:basedOn w:val="908"/>
     <w:uiPriority w:val="1"/>
     <w:qFormat/>
     <w:pPr>
@@ -34299,9 +33806,9 @@
       <w:ind/>
     </w:pPr>
   </w:style>
-  <w:style w:type="character" w:styleId="171">
+  <w:style w:type="character" w:styleId="882">
     <w:name w:val="Subtle Emphasis"/>
-    <w:basedOn w:val="727"/>
+    <w:basedOn w:val="909"/>
     <w:uiPriority w:val="19"/>
     <w:qFormat/>
     <w:pPr>
@@ -34315,9 +33822,9 @@
       <w:color w:val="404040" w:themeColor="text1" w:themeTint="BF"/>
     </w:rPr>
   </w:style>
-  <w:style w:type="character" w:styleId="172">
+  <w:style w:type="character" w:styleId="883">
     <w:name w:val="Emphasis"/>
-    <w:basedOn w:val="727"/>
+    <w:basedOn w:val="909"/>
     <w:uiPriority w:val="20"/>
     <w:qFormat/>
     <w:pPr>
@@ -34330,9 +33837,9 @@
       <w:iCs/>
     </w:rPr>
   </w:style>
-  <w:style w:type="character" w:styleId="173">
+  <w:style w:type="character" w:styleId="884">
     <w:name w:val="Strong"/>
-    <w:basedOn w:val="727"/>
+    <w:basedOn w:val="909"/>
     <w:uiPriority w:val="22"/>
     <w:qFormat/>
     <w:pPr>
@@ -34345,9 +33852,9 @@
       <w:bCs/>
     </w:rPr>
   </w:style>
-  <w:style w:type="character" w:styleId="174">
+  <w:style w:type="character" w:styleId="885">
     <w:name w:val="Subtle Reference"/>
-    <w:basedOn w:val="727"/>
+    <w:basedOn w:val="909"/>
     <w:uiPriority w:val="31"/>
     <w:qFormat/>
     <w:pPr>
@@ -34360,9 +33867,9 @@
       <w:color w:val="5a5a5a" w:themeColor="text1" w:themeTint="A5"/>
     </w:rPr>
   </w:style>
-  <w:style w:type="character" w:styleId="175">
+  <w:style w:type="character" w:styleId="886">
     <w:name w:val="Book Title"/>
-    <w:basedOn w:val="727"/>
+    <w:basedOn w:val="909"/>
     <w:uiPriority w:val="33"/>
     <w:qFormat/>
     <w:pPr>
@@ -34378,10 +33885,10 @@
       <w:spacing w:val="5"/>
     </w:rPr>
   </w:style>
-  <w:style w:type="paragraph" w:styleId="180">
+  <w:style w:type="paragraph" w:styleId="887">
     <w:name w:val="Caption"/>
-    <w:basedOn w:val="726"/>
-    <w:next w:val="726"/>
+    <w:basedOn w:val="908"/>
+    <w:next w:val="908"/>
     <w:uiPriority w:val="35"/>
     <w:unhideWhenUsed/>
     <w:qFormat/>
@@ -34398,10 +33905,10 @@
       <w:szCs w:val="18"/>
     </w:rPr>
   </w:style>
-  <w:style w:type="paragraph" w:styleId="181">
+  <w:style w:type="paragraph" w:styleId="888">
     <w:name w:val="footnote text"/>
-    <w:basedOn w:val="726"/>
-    <w:link w:val="182"/>
+    <w:basedOn w:val="908"/>
+    <w:link w:val="889"/>
     <w:uiPriority w:val="99"/>
     <w:semiHidden/>
     <w:unhideWhenUsed/>
@@ -34415,10 +33922,10 @@
       <w:szCs w:val="20"/>
     </w:rPr>
   </w:style>
-  <w:style w:type="character" w:styleId="182">
+  <w:style w:type="character" w:styleId="889">
     <w:name w:val="Footnote Text Char"/>
-    <w:basedOn w:val="727"/>
-    <w:link w:val="181"/>
+    <w:basedOn w:val="909"/>
+    <w:link w:val="888"/>
     <w:uiPriority w:val="99"/>
     <w:semiHidden/>
     <w:pPr>
@@ -34431,9 +33938,9 @@
       <w:szCs w:val="20"/>
     </w:rPr>
   </w:style>
-  <w:style w:type="character" w:styleId="183">
+  <w:style w:type="character" w:styleId="890">
     <w:name w:val="footnote reference"/>
-    <w:basedOn w:val="727"/>
+    <w:basedOn w:val="909"/>
     <w:uiPriority w:val="99"/>
     <w:semiHidden/>
     <w:unhideWhenUsed/>
@@ -34446,10 +33953,10 @@
       <w:vertAlign w:val="superscript"/>
     </w:rPr>
   </w:style>
-  <w:style w:type="paragraph" w:styleId="184">
+  <w:style w:type="paragraph" w:styleId="891">
     <w:name w:val="endnote text"/>
-    <w:basedOn w:val="726"/>
-    <w:link w:val="185"/>
+    <w:basedOn w:val="908"/>
+    <w:link w:val="892"/>
     <w:uiPriority w:val="99"/>
     <w:semiHidden/>
     <w:unhideWhenUsed/>
@@ -34463,10 +33970,10 @@
       <w:szCs w:val="20"/>
     </w:rPr>
   </w:style>
-  <w:style w:type="character" w:styleId="185">
+  <w:style w:type="character" w:styleId="892">
     <w:name w:val="Endnote Text Char"/>
-    <w:basedOn w:val="727"/>
-    <w:link w:val="184"/>
+    <w:basedOn w:val="909"/>
+    <w:link w:val="891"/>
     <w:uiPriority w:val="99"/>
     <w:semiHidden/>
     <w:pPr>
@@ -34479,9 +33986,9 @@
       <w:szCs w:val="20"/>
     </w:rPr>
   </w:style>
-  <w:style w:type="character" w:styleId="186">
+  <w:style w:type="character" w:styleId="893">
     <w:name w:val="endnote reference"/>
-    <w:basedOn w:val="727"/>
+    <w:basedOn w:val="909"/>
     <w:uiPriority w:val="99"/>
     <w:semiHidden/>
     <w:unhideWhenUsed/>
@@ -34494,9 +34001,9 @@
       <w:vertAlign w:val="superscript"/>
     </w:rPr>
   </w:style>
-  <w:style w:type="character" w:styleId="187">
+  <w:style w:type="character" w:styleId="894">
     <w:name w:val="Hyperlink"/>
-    <w:basedOn w:val="727"/>
+    <w:basedOn w:val="909"/>
     <w:uiPriority w:val="99"/>
     <w:unhideWhenUsed/>
     <w:pPr>
@@ -34509,9 +34016,9 @@
       <w:u w:val="single"/>
     </w:rPr>
   </w:style>
-  <w:style w:type="character" w:styleId="188">
+  <w:style w:type="character" w:styleId="895">
     <w:name w:val="FollowedHyperlink"/>
-    <w:basedOn w:val="727"/>
+    <w:basedOn w:val="909"/>
     <w:uiPriority w:val="99"/>
     <w:semiHidden/>
     <w:unhideWhenUsed/>
@@ -34525,10 +34032,10 @@
       <w:u w:val="single"/>
     </w:rPr>
   </w:style>
-  <w:style w:type="paragraph" w:styleId="189">
+  <w:style w:type="paragraph" w:styleId="896">
     <w:name w:val="toc 1"/>
-    <w:basedOn w:val="726"/>
-    <w:next w:val="726"/>
+    <w:basedOn w:val="908"/>
+    <w:next w:val="908"/>
     <w:uiPriority w:val="39"/>
     <w:unhideWhenUsed/>
     <w:pPr>
@@ -34537,10 +34044,10 @@
       <w:ind/>
     </w:pPr>
   </w:style>
-  <w:style w:type="paragraph" w:styleId="190">
+  <w:style w:type="paragraph" w:styleId="897">
     <w:name w:val="toc 2"/>
-    <w:basedOn w:val="726"/>
-    <w:next w:val="726"/>
+    <w:basedOn w:val="908"/>
+    <w:next w:val="908"/>
     <w:uiPriority w:val="39"/>
     <w:unhideWhenUsed/>
     <w:pPr>
@@ -34549,10 +34056,10 @@
       <w:ind w:left="220"/>
     </w:pPr>
   </w:style>
-  <w:style w:type="paragraph" w:styleId="191">
+  <w:style w:type="paragraph" w:styleId="898">
     <w:name w:val="toc 3"/>
-    <w:basedOn w:val="726"/>
-    <w:next w:val="726"/>
+    <w:basedOn w:val="908"/>
+    <w:next w:val="908"/>
     <w:uiPriority w:val="39"/>
     <w:unhideWhenUsed/>
     <w:pPr>
@@ -34561,10 +34068,10 @@
       <w:ind w:left="440"/>
     </w:pPr>
   </w:style>
-  <w:style w:type="paragraph" w:styleId="192">
+  <w:style w:type="paragraph" w:styleId="899">
     <w:name w:val="toc 4"/>
-    <w:basedOn w:val="726"/>
-    <w:next w:val="726"/>
+    <w:basedOn w:val="908"/>
+    <w:next w:val="908"/>
     <w:uiPriority w:val="39"/>
     <w:unhideWhenUsed/>
     <w:pPr>
@@ -34573,10 +34080,10 @@
       <w:ind w:left="660"/>
     </w:pPr>
   </w:style>
-  <w:style w:type="paragraph" w:styleId="193">
+  <w:style w:type="paragraph" w:styleId="900">
     <w:name w:val="toc 5"/>
-    <w:basedOn w:val="726"/>
-    <w:next w:val="726"/>
+    <w:basedOn w:val="908"/>
+    <w:next w:val="908"/>
     <w:uiPriority w:val="39"/>
     <w:unhideWhenUsed/>
     <w:pPr>
@@ -34585,10 +34092,10 @@
       <w:ind w:left="880"/>
     </w:pPr>
   </w:style>
-  <w:style w:type="paragraph" w:styleId="194">
+  <w:style w:type="paragraph" w:styleId="901">
     <w:name w:val="toc 6"/>
-    <w:basedOn w:val="726"/>
-    <w:next w:val="726"/>
+    <w:basedOn w:val="908"/>
+    <w:next w:val="908"/>
     <w:uiPriority w:val="39"/>
     <w:unhideWhenUsed/>
     <w:pPr>
@@ -34597,10 +34104,10 @@
       <w:ind w:left="1100"/>
     </w:pPr>
   </w:style>
-  <w:style w:type="paragraph" w:styleId="195">
+  <w:style w:type="paragraph" w:styleId="902">
     <w:name w:val="toc 7"/>
-    <w:basedOn w:val="726"/>
-    <w:next w:val="726"/>
+    <w:basedOn w:val="908"/>
+    <w:next w:val="908"/>
     <w:uiPriority w:val="39"/>
     <w:unhideWhenUsed/>
     <w:pPr>
@@ -34609,10 +34116,10 @@
       <w:ind w:left="1320"/>
     </w:pPr>
   </w:style>
-  <w:style w:type="paragraph" w:styleId="196">
+  <w:style w:type="paragraph" w:styleId="903">
     <w:name w:val="toc 8"/>
-    <w:basedOn w:val="726"/>
-    <w:next w:val="726"/>
+    <w:basedOn w:val="908"/>
+    <w:next w:val="908"/>
     <w:uiPriority w:val="39"/>
     <w:unhideWhenUsed/>
     <w:pPr>
@@ -34621,10 +34128,10 @@
       <w:ind w:left="1540"/>
     </w:pPr>
   </w:style>
-  <w:style w:type="paragraph" w:styleId="197">
+  <w:style w:type="paragraph" w:styleId="904">
     <w:name w:val="toc 9"/>
-    <w:basedOn w:val="726"/>
-    <w:next w:val="726"/>
+    <w:basedOn w:val="908"/>
+    <w:next w:val="908"/>
     <w:uiPriority w:val="39"/>
     <w:unhideWhenUsed/>
     <w:pPr>
@@ -34633,9 +34140,9 @@
       <w:ind w:left="1760"/>
     </w:pPr>
   </w:style>
-  <w:style w:type="character" w:styleId="198">
+  <w:style w:type="character" w:styleId="905">
     <w:name w:val="Placeholder Text"/>
-    <w:basedOn w:val="727"/>
+    <w:basedOn w:val="909"/>
     <w:uiPriority w:val="99"/>
     <w:semiHidden/>
     <w:pPr>
@@ -34647,7 +34154,7 @@
       <w:color w:val="666666"/>
     </w:rPr>
   </w:style>
-  <w:style w:type="paragraph" w:styleId="208">
+  <w:style w:type="paragraph" w:styleId="906">
     <w:name w:val="TOC Heading"/>
     <w:uiPriority w:val="39"/>
     <w:unhideWhenUsed/>
@@ -34657,10 +34164,10 @@
       <w:ind/>
     </w:pPr>
   </w:style>
-  <w:style w:type="paragraph" w:styleId="209">
+  <w:style w:type="paragraph" w:styleId="907">
     <w:name w:val="table of figures"/>
-    <w:basedOn w:val="726"/>
-    <w:next w:val="726"/>
+    <w:basedOn w:val="908"/>
+    <w:next w:val="908"/>
     <w:uiPriority w:val="99"/>
     <w:unhideWhenUsed/>
     <w:pPr>
@@ -34669,7 +34176,7 @@
       <w:ind/>
     </w:pPr>
   </w:style>
-  <w:style w:type="paragraph" w:styleId="726" w:default="1">
+  <w:style w:type="paragraph" w:styleId="908" w:default="1">
     <w:name w:val="Normal"/>
     <w:qFormat/>
     <w:pPr>
@@ -34678,7 +34185,7 @@
       <w:ind/>
     </w:pPr>
   </w:style>
-  <w:style w:type="character" w:styleId="727" w:default="1">
+  <w:style w:type="character" w:styleId="909" w:default="1">
     <w:name w:val="Default Paragraph Font"/>
     <w:uiPriority w:val="1"/>
     <w:semiHidden/>
@@ -34689,7 +34196,7 @@
       <w:ind/>
     </w:pPr>
   </w:style>
-  <w:style w:type="table" w:styleId="728" w:default="1">
+  <w:style w:type="table" w:styleId="910" w:default="1">
     <w:name w:val="Normal Table"/>
     <w:uiPriority w:val="99"/>
     <w:semiHidden/>
@@ -34882,7 +34389,7 @@
       </w:tcPr>
     </w:tblStylePr>
   </w:style>
-  <w:style w:type="numbering" w:styleId="729" w:default="1">
+  <w:style w:type="numbering" w:styleId="911" w:default="1">
     <w:name w:val="No List"/>
     <w:uiPriority w:val="99"/>
     <w:semiHidden/>
@@ -34893,9 +34400,9 @@
       <w:ind/>
     </w:pPr>
   </w:style>
-  <w:style w:type="paragraph" w:styleId="730">
+  <w:style w:type="paragraph" w:styleId="912">
     <w:name w:val="List Paragraph"/>
-    <w:basedOn w:val="726"/>
+    <w:basedOn w:val="908"/>
     <w:uiPriority w:val="34"/>
     <w:qFormat/>
     <w:pPr>
@@ -34905,10 +34412,10 @@
       <w:contextualSpacing w:val="true"/>
     </w:pPr>
   </w:style>
-  <w:style w:type="paragraph" w:styleId="731">
+  <w:style w:type="paragraph" w:styleId="913">
     <w:name w:val="Header"/>
-    <w:basedOn w:val="726"/>
-    <w:link w:val="732"/>
+    <w:basedOn w:val="908"/>
+    <w:link w:val="914"/>
     <w:uiPriority w:val="99"/>
     <w:unhideWhenUsed/>
     <w:pPr>
@@ -34921,10 +34428,10 @@
       <w:ind/>
     </w:pPr>
   </w:style>
-  <w:style w:type="character" w:styleId="732" w:customStyle="1">
+  <w:style w:type="character" w:styleId="914" w:customStyle="1">
     <w:name w:val="Header Char"/>
-    <w:basedOn w:val="727"/>
-    <w:link w:val="731"/>
+    <w:basedOn w:val="909"/>
+    <w:link w:val="913"/>
     <w:uiPriority w:val="99"/>
     <w:pPr>
       <w:pBdr/>
@@ -34932,10 +34439,10 @@
       <w:ind/>
     </w:pPr>
   </w:style>
-  <w:style w:type="paragraph" w:styleId="733">
+  <w:style w:type="paragraph" w:styleId="915">
     <w:name w:val="Footer"/>
-    <w:basedOn w:val="726"/>
-    <w:link w:val="734"/>
+    <w:basedOn w:val="908"/>
+    <w:link w:val="916"/>
     <w:uiPriority w:val="99"/>
     <w:unhideWhenUsed/>
     <w:pPr>
@@ -34948,10 +34455,10 @@
       <w:ind/>
     </w:pPr>
   </w:style>
-  <w:style w:type="character" w:styleId="734" w:customStyle="1">
+  <w:style w:type="character" w:styleId="916" w:customStyle="1">
     <w:name w:val="Footer Char"/>
-    <w:basedOn w:val="727"/>
-    <w:link w:val="733"/>
+    <w:basedOn w:val="909"/>
+    <w:link w:val="915"/>
     <w:uiPriority w:val="99"/>
     <w:pPr>
       <w:pBdr/>
